--- a/output/עבודה_היבטים_משפטיים_סופי.docx
+++ b/output/עבודה_היבטים_משפטיים_סופי.docx
@@ -1379,7 +1379,7 @@
           <w:rtl/>
           <w:szCs w:val="24"/>
         </w:rPr>
-        <w:t xml:space="preserve"> עם זאת, העברה מתפקיד לתפקיד נחשבת בדרך כלל לחלק מהפררוגטיבה, בכפוף לחובת תום הלב.</w:t>
+        <w:t xml:space="preserve"> עם זאת, העברה בין תפקידים נחשבת בדרך כלל לחלק מהפררוגטיבה, בכפוף לתום הלב.</w:t>
       </w:r>
       <w:r>
         <w:rPr>
@@ -1393,7 +1393,7 @@
           <w:rtl/>
           <w:szCs w:val="24"/>
         </w:rPr>
-        <w:t xml:space="preserve"> העברתו של אורי פגעה במעמדו אף ששכרו לא השתנה, ותזמונה, סמוך לסיום השיחות, מעורר ספק אם נעשתה בתום לב. שינוי ב"תיאור עיקרי התפקיד" מחייב הודעה בכתב בתוך 30 יום, ובהיעדרה הנטל עובר למעסיק.</w:t>
+        <w:t xml:space="preserve"> העברתו של אורי פגעה במעמדו אף ששכרו לא השתנה, ותזמונה מעורר ספק בתום הלב. שינוי ב"תיאור עיקרי התפקיד" מחייב הודעה בכתב בתוך 30 יום, ובהיעדרה הנטל עובר למעסיק.</w:t>
       </w:r>
       <w:r>
         <w:rPr>
@@ -1565,7 +1565,7 @@
           <w:rtl/>
           <w:szCs w:val="24"/>
         </w:rPr>
-        <w:t>; שיהוי עלול להתפרש כהסכמה להרעה. ב</w:t>
+        <w:t>. ב</w:t>
       </w:r>
       <w:r>
         <w:rPr>
@@ -1604,24 +1604,21 @@
           <w:rtl/>
           <w:szCs w:val="24"/>
         </w:rPr>
-        <w:t>אורי לא מחה, לא התריע על כוונתו להתפטר ועבד ארבעה חודשים במתכונת החדשה. השתיקה מלמדת על השלמה, גם אם התקופה קצרה מזו שבעניין גולן.</w:t>
-      </w:r>
-    </w:p>
-    <w:p>
-      <w:pPr>
-        <w:bidi/>
-        <w:spacing w:before="120" w:after="0"/>
-        <w:jc w:val="both"/>
-      </w:pPr>
-      <w:r>
-        <w:rPr>
-          <w:b/>
+        <w:t>אורי לא מחה ולא התריע, ועבד ארבעה חודשים במתכונת החדשה, בשונה מהעובד בעניין סלמאן, שהועבר לתפקיד אחר ומחה בכתב על הפחתת שכרו לפני שהתפטר.</w:t>
+      </w:r>
+      <w:r>
+        <w:rPr>
+          <w:vertAlign w:val="superscript"/>
+        </w:rPr>
+        <w:footnoteReference w:id="25"/>
+      </w:r>
+      <w:r>
+        <w:rPr>
           <w:sz w:val="24"/>
           <w:rtl/>
           <w:szCs w:val="24"/>
-          <w:bCs/>
-        </w:rPr>
-        <w:t>4. סיכום</w:t>
+        </w:rPr>
+        <w:t xml:space="preserve"> שתיקתו מלמדת על השלמה.</w:t>
       </w:r>
     </w:p>
     <w:p>
@@ -1632,11 +1629,21 @@
       </w:pPr>
       <w:r>
         <w:rPr>
+          <w:b/>
           <w:sz w:val="24"/>
           <w:rtl/>
           <w:szCs w:val="24"/>
-        </w:rPr>
-        <w:t>טענת ההטרדה המינית חלשה, כי קשה להראות התייחסויות חוזרות למיניותו של אורי. טענת ההתנכלות חזקה יותר. טענת ההתפטרות בדין מפוטר נכשלת בשל היעדר התראה והשיהוי (הלכת גולן).</w:t>
+          <w:bCs/>
+        </w:rPr>
+        <w:t>לסיכום</w:t>
+      </w:r>
+      <w:r>
+        <w:rPr>
+          <w:sz w:val="24"/>
+          <w:rtl/>
+          <w:szCs w:val="24"/>
+        </w:rPr>
+        <w:t>, טענת ההטרדה המינית חלשה, טענת ההתנכלות חזקה יותר, וטענת ההתפטרות בדין מפוטר נכשלת בשל היעדר התראה ושיהוי.</w:t>
       </w:r>
     </w:p>
     <w:p>
@@ -1884,6 +1891,21 @@
           <w:szCs w:val="24"/>
         </w:rPr>
         <w:t>תב"ע (ארצי) נד/86-3 יוחנן גולן נ' אי.אל.די. בע"מ.</w:t>
+      </w:r>
+    </w:p>
+    <w:p>
+      <w:pPr>
+        <w:bidi/>
+        <w:spacing w:before="0" w:after="0"/>
+        <w:jc w:val="both"/>
+      </w:pPr>
+      <w:r>
+        <w:rPr>
+          <w:sz w:val="24"/>
+          <w:rtl/>
+          <w:szCs w:val="24"/>
+        </w:rPr>
+        <w:t>ע"ע (ארצי) 28475-03-20 סלמאן נ' אקובג בע"מ (נבו 7.12.2020).</w:t>
       </w:r>
     </w:p>
     <w:p>
@@ -2790,6 +2812,36 @@
           <w:szCs w:val="20"/>
         </w:rPr>
         <w:t xml:space="preserve">תב"ע (ארצי) נד/86-3 יוחנן גולן נ' אי.אל.די. בע"מ (להלן: עניין גולן).</w:t>
+      </w:r>
+    </w:p>
+  </w:footnote>
+  <w:footnote w:id="25">
+    <w:p>
+      <w:pPr>
+        <w:bidi/>
+        <w:spacing w:before="0" w:after="0" w:line="240" w:lineRule="auto"/>
+        <w:jc w:val="both"/>
+      </w:pPr>
+      <w:r>
+        <w:rPr>
+          <w:vertAlign w:val="superscript"/>
+          <w:sz w:val="20"/>
+        </w:rPr>
+        <w:footnoteRef/>
+      </w:r>
+      <w:r>
+        <w:rPr>
+          <w:sz w:val="20"/>
+        </w:rPr>
+        <w:t xml:space="preserve"> </w:t>
+      </w:r>
+      <w:r>
+        <w:rPr>
+          <w:rtl/>
+          <w:sz w:val="20"/>
+          <w:szCs w:val="20"/>
+        </w:rPr>
+        <w:t xml:space="preserve">ע"ע (ארצי) 28475-03-20 סלמאן נ' אקובג בע"מ, פס' 4-10 (נבו 7.12.2020).</w:t>
       </w:r>
     </w:p>
   </w:footnote>

--- a/output/עבודה_היבטים_משפטיים_סופי.docx
+++ b/output/עבודה_היבטים_משפטיים_סופי.docx
@@ -4,6 +4,178 @@
   <w:body>
     <w:p>
       <w:pPr>
+        <w:bidi/>
+        <w:spacing w:before="0" w:after="0"/>
+        <w:jc w:val="center"/>
+      </w:pPr>
+      <w:r>
+        <w:rPr>
+          <w:b/>
+          <w:sz w:val="32"/>
+          <w:rtl/>
+          <w:szCs w:val="32"/>
+          <w:bCs/>
+        </w:rPr>
+        <w:t>המרכז האקדמי פרס</w:t>
+      </w:r>
+    </w:p>
+    <w:p>
+      <w:pPr>
+        <w:bidi/>
+        <w:spacing w:before="0" w:after="0"/>
+        <w:jc w:val="center"/>
+      </w:pPr>
+      <w:r>
+        <w:rPr>
+          <w:sz w:val="26"/>
+          <w:rtl/>
+          <w:szCs w:val="26"/>
+        </w:rPr>
+        <w:t>התכנית לייעוץ ופיתוח ארגוני, תואר שני</w:t>
+      </w:r>
+    </w:p>
+    <w:p>
+      <w:pPr>
+        <w:bidi/>
+        <w:spacing w:before="2400" w:after="0"/>
+        <w:jc w:val="center"/>
+      </w:pPr>
+      <w:r>
+        <w:rPr>
+          <w:b/>
+          <w:sz w:val="32"/>
+          <w:rtl/>
+          <w:szCs w:val="32"/>
+          <w:bCs/>
+        </w:rPr>
+        <w:t>עבודה מסכמת</w:t>
+      </w:r>
+    </w:p>
+    <w:p>
+      <w:pPr>
+        <w:bidi/>
+        <w:spacing w:before="240" w:after="0"/>
+        <w:jc w:val="center"/>
+      </w:pPr>
+      <w:r>
+        <w:rPr>
+          <w:b/>
+          <w:sz w:val="32"/>
+          <w:rtl/>
+          <w:szCs w:val="32"/>
+          <w:bCs/>
+        </w:rPr>
+        <w:t>היבטים משפטיים ואתיים בייעוץ ופיתוח ארגוני</w:t>
+      </w:r>
+    </w:p>
+    <w:p>
+      <w:pPr>
+        <w:bidi/>
+        <w:spacing w:before="0" w:after="0"/>
+        <w:jc w:val="center"/>
+      </w:pPr>
+      <w:r>
+        <w:rPr>
+          <w:sz w:val="26"/>
+          <w:rtl/>
+          <w:szCs w:val="26"/>
+        </w:rPr>
+        <w:t>(קוד הקורס: 3008)</w:t>
+      </w:r>
+    </w:p>
+    <w:p>
+      <w:pPr>
+        <w:bidi/>
+        <w:spacing w:before="1800" w:after="0"/>
+        <w:jc w:val="center"/>
+      </w:pPr>
+      <w:r>
+        <w:rPr>
+          <w:sz w:val="26"/>
+          <w:rtl/>
+          <w:szCs w:val="26"/>
+        </w:rPr>
+        <w:t>מרצה: ד"ר גליה הילדסהימר</w:t>
+      </w:r>
+    </w:p>
+    <w:p>
+      <w:pPr>
+        <w:bidi/>
+        <w:spacing w:before="0" w:after="0"/>
+        <w:jc w:val="center"/>
+      </w:pPr>
+      <w:r>
+        <w:rPr>
+          <w:sz w:val="26"/>
+          <w:rtl/>
+          <w:szCs w:val="26"/>
+        </w:rPr>
+        <w:t>מתרגל: עו"ד טל מזר</w:t>
+      </w:r>
+    </w:p>
+    <w:p>
+      <w:pPr>
+        <w:bidi/>
+        <w:spacing w:before="1800" w:after="0"/>
+        <w:jc w:val="center"/>
+      </w:pPr>
+      <w:r>
+        <w:rPr>
+          <w:sz w:val="26"/>
+          <w:rtl/>
+          <w:szCs w:val="26"/>
+        </w:rPr>
+        <w:t>מגיש/ה: ____________________</w:t>
+      </w:r>
+    </w:p>
+    <w:p>
+      <w:pPr>
+        <w:bidi/>
+        <w:spacing w:before="0" w:after="0"/>
+        <w:jc w:val="center"/>
+      </w:pPr>
+      <w:r>
+        <w:rPr>
+          <w:sz w:val="26"/>
+          <w:rtl/>
+          <w:szCs w:val="26"/>
+        </w:rPr>
+        <w:t>ת"ז: ____________________</w:t>
+      </w:r>
+    </w:p>
+    <w:p>
+      <w:pPr>
+        <w:bidi/>
+        <w:spacing w:before="1800" w:after="0"/>
+        <w:jc w:val="center"/>
+      </w:pPr>
+      <w:r>
+        <w:rPr>
+          <w:sz w:val="26"/>
+          <w:rtl/>
+          <w:szCs w:val="26"/>
+        </w:rPr>
+        <w:t>סמסטר קיץ, שנה"ל תשפ"ו</w:t>
+      </w:r>
+    </w:p>
+    <w:p>
+      <w:pPr>
+        <w:bidi/>
+        <w:spacing w:before="0" w:after="0"/>
+        <w:jc w:val="center"/>
+      </w:pPr>
+      <w:r>
+        <w:rPr>
+          <w:sz w:val="26"/>
+          <w:rtl/>
+          <w:szCs w:val="26"/>
+        </w:rPr>
+        <w:t>אוקטובר 2026</w:t>
+      </w:r>
+    </w:p>
+    <w:p>
+      <w:pPr>
+        <w:pageBreakBefore/>
         <w:bidi/>
         <w:spacing w:before="0" w:after="120"/>
         <w:jc w:val="center"/>

--- a/output/עבודה_היבטים_משפטיים_סופי.docx
+++ b/output/עבודה_היבטים_משפטיים_סופי.docx
@@ -4,8 +4,62 @@
   <w:body>
     <w:p>
       <w:pPr>
+        <w:jc w:val="center"/>
+      </w:pPr>
+      <w:r>
+        <w:drawing>
+          <wp:inline xmlns:a="http://schemas.openxmlformats.org/drawingml/2006/main" xmlns:pic="http://schemas.openxmlformats.org/drawingml/2006/picture">
+            <wp:extent cx="1800000" cy="1800000"/>
+            <wp:docPr id="1" name="Picture 1"/>
+            <wp:cNvGraphicFramePr>
+              <a:graphicFrameLocks noChangeAspect="1"/>
+            </wp:cNvGraphicFramePr>
+            <a:graphic>
+              <a:graphicData uri="http://schemas.openxmlformats.org/drawingml/2006/picture">
+                <pic:pic>
+                  <pic:nvPicPr>
+                    <pic:cNvPr id="0" name="logo.jpg"/>
+                    <pic:cNvPicPr/>
+                  </pic:nvPicPr>
+                  <pic:blipFill>
+                    <a:blip r:embed="rId9"/>
+                    <a:stretch>
+                      <a:fillRect/>
+                    </a:stretch>
+                  </pic:blipFill>
+                  <pic:spPr>
+                    <a:xfrm>
+                      <a:off x="0" y="0"/>
+                      <a:ext cx="1800000" cy="1800000"/>
+                    </a:xfrm>
+                    <a:prstGeom prst="rect"/>
+                  </pic:spPr>
+                </pic:pic>
+              </a:graphicData>
+            </a:graphic>
+          </wp:inline>
+        </w:drawing>
+      </w:r>
+    </w:p>
+    <w:p>
+      <w:pPr>
         <w:bidi/>
-        <w:spacing w:before="0" w:after="0"/>
+        <w:spacing w:before="240" w:after="0"/>
+        <w:jc w:val="center"/>
+      </w:pPr>
+      <w:r>
+        <w:rPr>
+          <w:sz w:val="26"/>
+          <w:rtl/>
+          <w:szCs w:val="26"/>
+        </w:rPr>
+        <w:t>התכנית לייעוץ ופיתוח ארגוני, תואר שני</w:t>
+      </w:r>
+    </w:p>
+    <w:p>
+      <w:pPr>
+        <w:bidi/>
+        <w:spacing w:before="1400" w:after="0"/>
         <w:jc w:val="center"/>
       </w:pPr>
       <w:r>
@@ -16,7 +70,24 @@
           <w:szCs w:val="32"/>
           <w:bCs/>
         </w:rPr>
-        <w:t>המרכז האקדמי פרס</w:t>
+        <w:t>עבודה מסכמת</w:t>
+      </w:r>
+    </w:p>
+    <w:p>
+      <w:pPr>
+        <w:bidi/>
+        <w:spacing w:before="240" w:after="0"/>
+        <w:jc w:val="center"/>
+      </w:pPr>
+      <w:r>
+        <w:rPr>
+          <w:b/>
+          <w:sz w:val="32"/>
+          <w:rtl/>
+          <w:szCs w:val="32"/>
+          <w:bCs/>
+        </w:rPr>
+        <w:t>היבטים משפטיים ואתיים בייעוץ ופיתוח ארגוני</w:t>
       </w:r>
     </w:p>
     <w:p>
@@ -31,41 +102,22 @@
           <w:rtl/>
           <w:szCs w:val="26"/>
         </w:rPr>
-        <w:t>התכנית לייעוץ ופיתוח ארגוני, תואר שני</w:t>
+        <w:t>(קוד הקורס: 3008)</w:t>
       </w:r>
     </w:p>
     <w:p>
       <w:pPr>
         <w:bidi/>
-        <w:spacing w:before="2400" w:after="0"/>
+        <w:spacing w:before="1200" w:after="0"/>
         <w:jc w:val="center"/>
       </w:pPr>
       <w:r>
         <w:rPr>
-          <w:b/>
-          <w:sz w:val="32"/>
+          <w:sz w:val="26"/>
           <w:rtl/>
-          <w:szCs w:val="32"/>
-          <w:bCs/>
-        </w:rPr>
-        <w:t>עבודה מסכמת</w:t>
-      </w:r>
-    </w:p>
-    <w:p>
-      <w:pPr>
-        <w:bidi/>
-        <w:spacing w:before="240" w:after="0"/>
-        <w:jc w:val="center"/>
-      </w:pPr>
-      <w:r>
-        <w:rPr>
-          <w:b/>
-          <w:sz w:val="32"/>
-          <w:rtl/>
-          <w:szCs w:val="32"/>
-          <w:bCs/>
-        </w:rPr>
-        <w:t>היבטים משפטיים ואתיים בייעוץ ופיתוח ארגוני</w:t>
+          <w:szCs w:val="26"/>
+        </w:rPr>
+        <w:t>מרצה: ד"ר גליה הילדסהימר</w:t>
       </w:r>
     </w:p>
     <w:p>
@@ -80,13 +132,13 @@
           <w:rtl/>
           <w:szCs w:val="26"/>
         </w:rPr>
-        <w:t>(קוד הקורס: 3008)</w:t>
+        <w:t>מתרגל: עו"ד טל מזר</w:t>
       </w:r>
     </w:p>
     <w:p>
       <w:pPr>
         <w:bidi/>
-        <w:spacing w:before="1800" w:after="0"/>
+        <w:spacing w:before="1200" w:after="0"/>
         <w:jc w:val="center"/>
       </w:pPr>
       <w:r>
@@ -95,7 +147,7 @@
           <w:rtl/>
           <w:szCs w:val="26"/>
         </w:rPr>
-        <w:t>מרצה: ד"ר גליה הילדסהימר</w:t>
+        <w:t>מגיש/ה: ____________________</w:t>
       </w:r>
     </w:p>
     <w:p>
@@ -110,43 +162,13 @@
           <w:rtl/>
           <w:szCs w:val="26"/>
         </w:rPr>
-        <w:t>מתרגל: עו"ד טל מזר</w:t>
+        <w:t>ת"ז: ____________________</w:t>
       </w:r>
     </w:p>
     <w:p>
       <w:pPr>
         <w:bidi/>
-        <w:spacing w:before="1800" w:after="0"/>
-        <w:jc w:val="center"/>
-      </w:pPr>
-      <w:r>
-        <w:rPr>
-          <w:sz w:val="26"/>
-          <w:rtl/>
-          <w:szCs w:val="26"/>
-        </w:rPr>
-        <w:t>מגיש/ה: ____________________</w:t>
-      </w:r>
-    </w:p>
-    <w:p>
-      <w:pPr>
-        <w:bidi/>
-        <w:spacing w:before="0" w:after="0"/>
-        <w:jc w:val="center"/>
-      </w:pPr>
-      <w:r>
-        <w:rPr>
-          <w:sz w:val="26"/>
-          <w:rtl/>
-          <w:szCs w:val="26"/>
-        </w:rPr>
-        <w:t>ת"ז: ____________________</w:t>
-      </w:r>
-    </w:p>
-    <w:p>
-      <w:pPr>
-        <w:bidi/>
-        <w:spacing w:before="1800" w:after="0"/>
+        <w:spacing w:before="1200" w:after="0"/>
         <w:jc w:val="center"/>
       </w:pPr>
       <w:r>

--- a/output/עבודה_היבטים_משפטיים_סופי.docx
+++ b/output/עבודה_היבטים_משפטיים_סופי.docx
@@ -707,7 +707,21 @@
           <w:rtl/>
           <w:szCs w:val="24"/>
         </w:rPr>
-        <w:t xml:space="preserve"> כך גם כאן, ואין נפקות לכך שעובדים רבים הצטרפו לקבוצה.</w:t>
+        <w:t xml:space="preserve"> כך גם כאן, ואין נפקות לכך שעובדים רבים הצטרפו לקבוצה. יתרה מזו, בנוקיה נקבע שהחברה לא תמכה בארגון הפנימי,</w:t>
+      </w:r>
+      <w:r>
+        <w:rPr>
+          <w:vertAlign w:val="superscript"/>
+        </w:rPr>
+        <w:footnoteReference w:id="8"/>
+      </w:r>
+      <w:r>
+        <w:rPr>
+          <w:sz w:val="24"/>
+          <w:rtl/>
+          <w:szCs w:val="24"/>
+        </w:rPr>
+        <w:t xml:space="preserve"> ואילו כאן המנכ"ל בירך על הקמת הקבוצה ופעל נגד ההסתדרות, כך שגם מבחן העצמאות מהמעסיק אינו מתקיים.</w:t>
       </w:r>
     </w:p>
     <w:p>
@@ -788,7 +802,7 @@
         <w:rPr>
           <w:vertAlign w:val="superscript"/>
         </w:rPr>
-        <w:footnoteReference w:id="8"/>
+        <w:footnoteReference w:id="9"/>
       </w:r>
       <w:r>
         <w:rPr>
@@ -838,7 +852,7 @@
         <w:rPr>
           <w:vertAlign w:val="superscript"/>
         </w:rPr>
-        <w:footnoteReference w:id="9"/>
+        <w:footnoteReference w:id="10"/>
       </w:r>
       <w:r>
         <w:rPr>
@@ -907,7 +921,7 @@
           <w:rtl/>
           <w:szCs w:val="24"/>
         </w:rPr>
-        <w:t xml:space="preserve"> כלפיה מעבירים בעקיפין את אותו מסר.</w:t>
+        <w:t xml:space="preserve"> כלפיה מעבירים בעקיפין את אותו מסר. בעניין פלאפון ניתנו צווים שאסרו על החברה להציג את עמדתה בכל ערוץ ולעקוב אחר העובדים המתארגנים, וצווים דומים מתבקשים גם כאן.</w:t>
       </w:r>
     </w:p>
     <w:p>
@@ -1005,7 +1019,7 @@
         <w:rPr>
           <w:vertAlign w:val="superscript"/>
         </w:rPr>
-        <w:footnoteReference w:id="10"/>
+        <w:footnoteReference w:id="11"/>
       </w:r>
       <w:r>
         <w:rPr>
@@ -1106,7 +1120,7 @@
         <w:rPr>
           <w:vertAlign w:val="superscript"/>
         </w:rPr>
-        <w:footnoteReference w:id="11"/>
+        <w:footnoteReference w:id="12"/>
       </w:r>
       <w:r>
         <w:rPr>
@@ -1181,7 +1195,7 @@
         <w:rPr>
           <w:vertAlign w:val="superscript"/>
         </w:rPr>
-        <w:footnoteReference w:id="12"/>
+        <w:footnoteReference w:id="13"/>
       </w:r>
       <w:r>
         <w:rPr>
@@ -1195,7 +1209,7 @@
         <w:rPr>
           <w:vertAlign w:val="superscript"/>
         </w:rPr>
-        <w:footnoteReference w:id="13"/>
+        <w:footnoteReference w:id="14"/>
       </w:r>
       <w:r>
         <w:rPr>
@@ -1254,7 +1268,7 @@
           <w:rtl/>
           <w:szCs w:val="24"/>
         </w:rPr>
-        <w:t xml:space="preserve"> יחסי המרות. השאלה על נטייתו של אורי נשאלה פעם אחת. רוב השיחות עסקו בחייה של דנה והיו הדדיות, ולכן קשה לבסס כאן הטרדה מינית.</w:t>
+        <w:t xml:space="preserve"> יחסי המרות. השאלה על נטייתו של אורי נשאלה פעם אחת. רוב השיחות עסקו בחייה של דנה והיו הדדיות, ולכן קשה לבסס כאן הטרדה מינית. תחושתה של דנה כי הם "חברים טובים" אינה מכרעת: אילו הוכח ניצול מרות, היה עליה לזהות בעצמה שההתנהגות עלולה לפגוע, ואין צורך שאורי יראה זאת.</w:t>
       </w:r>
     </w:p>
     <w:p>
@@ -1346,7 +1360,7 @@
         <w:rPr>
           <w:vertAlign w:val="superscript"/>
         </w:rPr>
-        <w:footnoteReference w:id="14"/>
+        <w:footnoteReference w:id="15"/>
       </w:r>
     </w:p>
     <w:p>
@@ -1413,7 +1427,7 @@
         <w:rPr>
           <w:vertAlign w:val="superscript"/>
         </w:rPr>
-        <w:footnoteReference w:id="15"/>
+        <w:footnoteReference w:id="16"/>
       </w:r>
       <w:r>
         <w:rPr>
@@ -1427,7 +1441,7 @@
         <w:rPr>
           <w:vertAlign w:val="superscript"/>
         </w:rPr>
-        <w:footnoteReference w:id="16"/>
+        <w:footnoteReference w:id="17"/>
       </w:r>
       <w:r>
         <w:rPr>
@@ -1441,7 +1455,21 @@
         <w:rPr>
           <w:vertAlign w:val="superscript"/>
         </w:rPr>
-        <w:footnoteReference w:id="17"/>
+        <w:footnoteReference w:id="18"/>
+      </w:r>
+      <w:r>
+        <w:rPr>
+          <w:sz w:val="24"/>
+          <w:rtl/>
+          <w:szCs w:val="24"/>
+        </w:rPr>
+        <w:t xml:space="preserve"> אם תוכח התנכלות, רשאי בית הדין לפסוק לאורי פיצוי של עד 120,000 ש"ח ללא הוכחת נזק.</w:t>
+      </w:r>
+      <w:r>
+        <w:rPr>
+          <w:vertAlign w:val="superscript"/>
+        </w:rPr>
+        <w:footnoteReference w:id="19"/>
       </w:r>
     </w:p>
     <w:p>
@@ -1497,7 +1525,7 @@
         <w:rPr>
           <w:vertAlign w:val="superscript"/>
         </w:rPr>
-        <w:footnoteReference w:id="18"/>
+        <w:footnoteReference w:id="20"/>
       </w:r>
       <w:r>
         <w:rPr>
@@ -1565,7 +1593,7 @@
         <w:rPr>
           <w:vertAlign w:val="superscript"/>
         </w:rPr>
-        <w:footnoteReference w:id="19"/>
+        <w:footnoteReference w:id="21"/>
       </w:r>
       <w:r>
         <w:rPr>
@@ -1579,7 +1607,7 @@
         <w:rPr>
           <w:vertAlign w:val="superscript"/>
         </w:rPr>
-        <w:footnoteReference w:id="20"/>
+        <w:footnoteReference w:id="22"/>
       </w:r>
       <w:r>
         <w:rPr>
@@ -1593,7 +1621,7 @@
         <w:rPr>
           <w:vertAlign w:val="superscript"/>
         </w:rPr>
-        <w:footnoteReference w:id="21"/>
+        <w:footnoteReference w:id="23"/>
       </w:r>
     </w:p>
     <w:p>
@@ -1650,7 +1678,7 @@
         <w:rPr>
           <w:vertAlign w:val="superscript"/>
         </w:rPr>
-        <w:footnoteReference w:id="22"/>
+        <w:footnoteReference w:id="24"/>
       </w:r>
       <w:r>
         <w:rPr>
@@ -1664,7 +1692,7 @@
         <w:rPr>
           <w:vertAlign w:val="superscript"/>
         </w:rPr>
-        <w:footnoteReference w:id="23"/>
+        <w:footnoteReference w:id="25"/>
       </w:r>
       <w:r>
         <w:rPr>
@@ -1775,7 +1803,7 @@
         <w:rPr>
           <w:vertAlign w:val="superscript"/>
         </w:rPr>
-        <w:footnoteReference w:id="24"/>
+        <w:footnoteReference w:id="26"/>
       </w:r>
       <w:r>
         <w:rPr>
@@ -1804,7 +1832,7 @@
         <w:rPr>
           <w:vertAlign w:val="superscript"/>
         </w:rPr>
-        <w:footnoteReference w:id="25"/>
+        <w:footnoteReference w:id="27"/>
       </w:r>
       <w:r>
         <w:rPr>
@@ -2508,7 +2536,7 @@
           <w:sz w:val="20"/>
           <w:szCs w:val="20"/>
         </w:rPr>
-        <w:t xml:space="preserve">עס"ק (ארצי) 25476-09-12 הסתדרות העובדים הכללית החדשה נ' פלאפון תקשורת בע"מ (נבו 2.1.2013) (להלן: עניין פלאפון).</w:t>
+        <w:t xml:space="preserve">עניין נוקיה, לעיל ה"ש 4, פס' 18.</w:t>
       </w:r>
     </w:p>
   </w:footnote>
@@ -2538,7 +2566,7 @@
           <w:sz w:val="20"/>
           <w:szCs w:val="20"/>
         </w:rPr>
-        <w:t xml:space="preserve">בג"ץ 4179/13 לשכת התיאום של הארגונים הכלכליים נ' בית הדין הארצי לעבודה (נבו 7.7.2014); ליפשיץ, לעיל ה"ש 1, בעמ' 320. על הרגישות המיוחדת של שלב הפריצה בשל החשש מהתערבות המעסיק ראו עניין דור אלון, לעיל ה"ש 1, פס' 71.</w:t>
+        <w:t xml:space="preserve">עס"ק (ארצי) 25476-09-12 הסתדרות העובדים הכללית החדשה נ' פלאפון תקשורת בע"מ (נבו 2.1.2013) (להלן: עניין פלאפון).</w:t>
       </w:r>
     </w:p>
   </w:footnote>
@@ -2568,7 +2596,7 @@
           <w:sz w:val="20"/>
           <w:szCs w:val="20"/>
         </w:rPr>
-        <w:t xml:space="preserve">ס' 1 לחוק למניעת הטרדה מינית, התשנ"ח–1998 (להלן: החוק למניעת הטרדה מינית); גליה הילדסהימר "החוק למניעת הטרדה מינית, חלקים א'-ב'" מצגת הקורס היבטים משפטיים ואתיים בייעוץ ופיתוח ארגוני, המרכז האקדמי פרס (2026).</w:t>
+        <w:t xml:space="preserve">בג"ץ 4179/13 לשכת התיאום של הארגונים הכלכליים נ' בית הדין הארצי לעבודה (נבו 7.7.2014); ליפשיץ, לעיל ה"ש 1, בעמ' 320. על הרגישות המיוחדת של שלב הפריצה בשל החשש מהתערבות המעסיק ראו עניין דור אלון, לעיל ה"ש 1, פס' 71.</w:t>
       </w:r>
     </w:p>
   </w:footnote>
@@ -2598,24 +2626,7 @@
           <w:sz w:val="20"/>
           <w:szCs w:val="20"/>
         </w:rPr>
-        <w:t xml:space="preserve">Orit Kamir, </w:t>
-      </w:r>
-      <w:r>
-        <w:rPr>
-          <w:i/>
-          <w:iCs/>
-          <w:sz w:val="20"/>
-          <w:szCs w:val="20"/>
-        </w:rPr>
-        <w:t xml:space="preserve">Sexual Harassment Law in Israel</w:t>
-      </w:r>
-      <w:r>
-        <w:rPr>
-          <w:rtl/>
-          <w:sz w:val="20"/>
-          <w:szCs w:val="20"/>
-        </w:rPr>
-        <w:t xml:space="preserve">, 7 INT'L J. DISCRIMINATION &amp; L. 315, 321 (2005).</w:t>
+        <w:t xml:space="preserve">ס' 1 לחוק למניעת הטרדה מינית, התשנ"ח–1998 (להלן: החוק למניעת הטרדה מינית); גליה הילדסהימר "החוק למניעת הטרדה מינית, חלקים א'-ב'" מצגת הקורס היבטים משפטיים ואתיים בייעוץ ופיתוח ארגוני, המרכז האקדמי פרס (2026).</w:t>
       </w:r>
     </w:p>
   </w:footnote>
@@ -2645,7 +2656,24 @@
           <w:sz w:val="20"/>
           <w:szCs w:val="20"/>
         </w:rPr>
-        <w:t xml:space="preserve">עש"ם 2203/05 מדר נ' נציבות שירות המדינה (נבו 21.7.2005) (להלן: עניין מדר).</w:t>
+        <w:t xml:space="preserve">Orit Kamir, </w:t>
+      </w:r>
+      <w:r>
+        <w:rPr>
+          <w:i/>
+          <w:iCs/>
+          <w:sz w:val="20"/>
+          <w:szCs w:val="20"/>
+        </w:rPr>
+        <w:t xml:space="preserve">Sexual Harassment Law in Israel</w:t>
+      </w:r>
+      <w:r>
+        <w:rPr>
+          <w:rtl/>
+          <w:sz w:val="20"/>
+          <w:szCs w:val="20"/>
+        </w:rPr>
+        <w:t xml:space="preserve">, 7 INT'L J. DISCRIMINATION &amp; L. 315, 321 (2005).</w:t>
       </w:r>
     </w:p>
   </w:footnote>
@@ -2675,7 +2703,7 @@
           <w:sz w:val="20"/>
           <w:szCs w:val="20"/>
         </w:rPr>
-        <w:t xml:space="preserve">Kamir, לעיל ה"ש 11, בעמ' 324.</w:t>
+        <w:t xml:space="preserve">עש"ם 2203/05 מדר נ' נציבות שירות המדינה (נבו 21.7.2005) (להלן: עניין מדר).</w:t>
       </w:r>
     </w:p>
   </w:footnote>
@@ -2705,7 +2733,7 @@
           <w:sz w:val="20"/>
           <w:szCs w:val="20"/>
         </w:rPr>
-        <w:t xml:space="preserve">תק' 2(ג), 4, 6(ט) ו-8 לתקנות למניעת הטרדה מינית (חובות מעסיק), התשנ"ח–1998.</w:t>
+        <w:t xml:space="preserve">Kamir, לעיל ה"ש 12, בעמ' 324.</w:t>
       </w:r>
     </w:p>
   </w:footnote>
@@ -2735,7 +2763,7 @@
           <w:sz w:val="20"/>
           <w:szCs w:val="20"/>
         </w:rPr>
-        <w:t xml:space="preserve">ס' 7(א) לחוק שוויון ההזדמנויות בעבודה, התשמ"ח–1988.</w:t>
+        <w:t xml:space="preserve">תק' 2(ג), 4, 6(ט) ו-8 לתקנות למניעת הטרדה מינית (חובות מעסיק), התשנ"ח–1998.</w:t>
       </w:r>
     </w:p>
   </w:footnote>
@@ -2765,7 +2793,7 @@
           <w:sz w:val="20"/>
           <w:szCs w:val="20"/>
         </w:rPr>
-        <w:t xml:space="preserve">Kamir, לעיל ה"ש 11, בעמ' 324.</w:t>
+        <w:t xml:space="preserve">ס' 7(א) לחוק שוויון ההזדמנויות בעבודה, התשמ"ח–1988.</w:t>
       </w:r>
     </w:p>
   </w:footnote>
@@ -2795,7 +2823,7 @@
           <w:sz w:val="20"/>
           <w:szCs w:val="20"/>
         </w:rPr>
-        <w:t xml:space="preserve">ס' 9(ב) לחוק שוויון ההזדמנויות בעבודה; ס' 6א לחוק למניעת הטרדה מינית.</w:t>
+        <w:t xml:space="preserve">Kamir, לעיל ה"ש 12, בעמ' 324.</w:t>
       </w:r>
     </w:p>
   </w:footnote>
@@ -2825,7 +2853,7 @@
           <w:sz w:val="20"/>
           <w:szCs w:val="20"/>
         </w:rPr>
-        <w:t xml:space="preserve">בג"ץ 239/83 מילפלדר נ' בית הדין הארצי לעבודה, פ"ד מא(2) 210 (1987).</w:t>
+        <w:t xml:space="preserve">ס' 9(ב) לחוק שוויון ההזדמנויות בעבודה; ס' 6א לחוק למניעת הטרדה מינית.</w:t>
       </w:r>
     </w:p>
   </w:footnote>
@@ -2855,7 +2883,7 @@
           <w:sz w:val="20"/>
           <w:szCs w:val="20"/>
         </w:rPr>
-        <w:t xml:space="preserve">גליה הילדסהימר "חוזה עבודה אישי ומניעת הרעת תנאים, חלקים א'-ב'" מצגת הקורס היבטים משפטיים ואתיים בייעוץ ופיתוח ארגוני, המרכז האקדמי פרס (2026).</w:t>
+        <w:t xml:space="preserve">ס' 6(ב) לחוק למניעת הטרדה מינית; ס' 10(א)(1) לחוק שוויון ההזדמנויות בעבודה.</w:t>
       </w:r>
     </w:p>
   </w:footnote>
@@ -2885,7 +2913,7 @@
           <w:sz w:val="20"/>
           <w:szCs w:val="20"/>
         </w:rPr>
-        <w:t xml:space="preserve">גיא דוידוב "הפררוגטיבה של המעביד ודיני החוזים: בעקבות פרשות נהרי וגרינשפן" משפטים לח(2) 417, 418 ו-439 (2008).</w:t>
+        <w:t xml:space="preserve">בג"ץ 239/83 מילפלדר נ' בית הדין הארצי לעבודה, פ"ד מא(2) 210 (1987).</w:t>
       </w:r>
     </w:p>
   </w:footnote>
@@ -2915,7 +2943,7 @@
           <w:sz w:val="20"/>
           <w:szCs w:val="20"/>
         </w:rPr>
-        <w:t xml:space="preserve">ס' 2(א)(3), 3 ו-5א לחוק הודעה לעובד ולמועמד לעבודה (תנאי עבודה והליכי מיון וקבלה לעבודה), התשס"ב–2002.</w:t>
+        <w:t xml:space="preserve">גליה הילדסהימר "חוזה עבודה אישי ומניעת הרעת תנאים, חלקים א'-ב'" מצגת הקורס היבטים משפטיים ואתיים בייעוץ ופיתוח ארגוני, המרכז האקדמי פרס (2026).</w:t>
       </w:r>
     </w:p>
   </w:footnote>
@@ -2945,7 +2973,7 @@
           <w:sz w:val="20"/>
           <w:szCs w:val="20"/>
         </w:rPr>
-        <w:t xml:space="preserve">ס' 11(א) לחוק פיצויי פיטורים, התשכ"ג–1963.</w:t>
+        <w:t xml:space="preserve">גיא דוידוב "הפררוגטיבה של המעביד ודיני החוזים: בעקבות פרשות נהרי וגרינשפן" משפטים לח(2) 417, 418 ו-439 (2008).</w:t>
       </w:r>
     </w:p>
   </w:footnote>
@@ -2975,7 +3003,7 @@
           <w:sz w:val="20"/>
           <w:szCs w:val="20"/>
         </w:rPr>
-        <w:t xml:space="preserve">ס' 1(א), שם.</w:t>
+        <w:t xml:space="preserve">ס' 2(א)(3), 3 ו-5א לחוק הודעה לעובד ולמועמד לעבודה (תנאי עבודה והליכי מיון וקבלה לעבודה), התשס"ב–2002.</w:t>
       </w:r>
     </w:p>
   </w:footnote>
@@ -3005,11 +3033,71 @@
           <w:sz w:val="20"/>
           <w:szCs w:val="20"/>
         </w:rPr>
-        <w:t xml:space="preserve">תב"ע (ארצי) נד/86-3 יוחנן גולן נ' אי.אל.די. בע"מ (להלן: עניין גולן).</w:t>
+        <w:t xml:space="preserve">ס' 11(א) לחוק פיצויי פיטורים, התשכ"ג–1963.</w:t>
       </w:r>
     </w:p>
   </w:footnote>
   <w:footnote w:id="25">
+    <w:p>
+      <w:pPr>
+        <w:bidi/>
+        <w:spacing w:before="0" w:after="0" w:line="240" w:lineRule="auto"/>
+        <w:jc w:val="both"/>
+      </w:pPr>
+      <w:r>
+        <w:rPr>
+          <w:vertAlign w:val="superscript"/>
+          <w:sz w:val="20"/>
+        </w:rPr>
+        <w:footnoteRef/>
+      </w:r>
+      <w:r>
+        <w:rPr>
+          <w:sz w:val="20"/>
+        </w:rPr>
+        <w:t xml:space="preserve"> </w:t>
+      </w:r>
+      <w:r>
+        <w:rPr>
+          <w:rtl/>
+          <w:sz w:val="20"/>
+          <w:szCs w:val="20"/>
+        </w:rPr>
+        <w:t xml:space="preserve">ס' 1(א), שם.</w:t>
+      </w:r>
+    </w:p>
+  </w:footnote>
+  <w:footnote w:id="26">
+    <w:p>
+      <w:pPr>
+        <w:bidi/>
+        <w:spacing w:before="0" w:after="0" w:line="240" w:lineRule="auto"/>
+        <w:jc w:val="both"/>
+      </w:pPr>
+      <w:r>
+        <w:rPr>
+          <w:vertAlign w:val="superscript"/>
+          <w:sz w:val="20"/>
+        </w:rPr>
+        <w:footnoteRef/>
+      </w:r>
+      <w:r>
+        <w:rPr>
+          <w:sz w:val="20"/>
+        </w:rPr>
+        <w:t xml:space="preserve"> </w:t>
+      </w:r>
+      <w:r>
+        <w:rPr>
+          <w:rtl/>
+          <w:sz w:val="20"/>
+          <w:szCs w:val="20"/>
+        </w:rPr>
+        <w:t xml:space="preserve">תב"ע (ארצי) נד/86-3 יוחנן גולן נ' אי.אל.די. בע"מ (להלן: עניין גולן).</w:t>
+      </w:r>
+    </w:p>
+  </w:footnote>
+  <w:footnote w:id="27">
     <w:p>
       <w:pPr>
         <w:bidi/>

--- a/output/עבודה_היבטים_משפטיים_סופי.docx
+++ b/output/עבודה_היבטים_משפטיים_סופי.docx
@@ -583,7 +583,7 @@
           <w:rtl/>
           <w:szCs w:val="24"/>
         </w:rPr>
-        <w:t xml:space="preserve">, יציבות החברה והמשך פעילותה בישראל, היא אינטרס של המעסיק. הנימוק שבהודעת הקבוצה אינו מחזיק: לפי </w:t>
+        <w:t xml:space="preserve">, יציבות החברה והמשך פעילותה בישראל, היא אינטרס של המעסיק. הנימוק שבהודעת הקבוצה אינו מחזיק משפטית. הוראות הסכם קיבוצי הן </w:t>
       </w:r>
       <w:r>
         <w:rPr>
@@ -593,7 +593,7 @@
           <w:szCs w:val="24"/>
           <w:bCs/>
         </w:rPr>
-        <w:t>סעיף 22 לחוק</w:t>
+        <w:t>כללים קוגנטיים</w:t>
       </w:r>
       <w:r>
         <w:rPr>
@@ -601,7 +601,57 @@
           <w:rtl/>
           <w:szCs w:val="24"/>
         </w:rPr>
-        <w:t xml:space="preserve"> הוראה אישית לטובת העובד גוברת על ההסכם הקיבוצי.</w:t>
+        <w:t xml:space="preserve">, ואילו חוזה אישי הוא </w:t>
+      </w:r>
+      <w:r>
+        <w:rPr>
+          <w:b/>
+          <w:sz w:val="24"/>
+          <w:rtl/>
+          <w:szCs w:val="24"/>
+          <w:bCs/>
+        </w:rPr>
+        <w:t>דיספוזיטיבי</w:t>
+      </w:r>
+      <w:r>
+        <w:rPr>
+          <w:sz w:val="24"/>
+          <w:rtl/>
+          <w:szCs w:val="24"/>
+        </w:rPr>
+        <w:t>,</w:t>
+      </w:r>
+      <w:r>
+        <w:rPr>
+          <w:vertAlign w:val="superscript"/>
+        </w:rPr>
+        <w:footnoteReference w:id="4"/>
+      </w:r>
+      <w:r>
+        <w:rPr>
+          <w:sz w:val="24"/>
+          <w:rtl/>
+          <w:szCs w:val="24"/>
+        </w:rPr>
+        <w:t xml:space="preserve"> אך לפי </w:t>
+      </w:r>
+      <w:r>
+        <w:rPr>
+          <w:b/>
+          <w:sz w:val="24"/>
+          <w:rtl/>
+          <w:szCs w:val="24"/>
+          <w:bCs/>
+        </w:rPr>
+        <w:t>סעיף 22 לחוק</w:t>
+      </w:r>
+      <w:r>
+        <w:rPr>
+          <w:sz w:val="24"/>
+          <w:rtl/>
+          <w:szCs w:val="24"/>
+        </w:rPr>
+        <w:t xml:space="preserve"> הוראה בחוזה האישי שהיא לטובת העובד גוברת על ההסכם הקיבוצי. הסכם קיבוצי קובע אפוא רצפה ואינו שולל משא ומתן אישי מעליה.</w:t>
       </w:r>
     </w:p>
     <w:p>
@@ -657,7 +707,7 @@
         <w:rPr>
           <w:vertAlign w:val="superscript"/>
         </w:rPr>
-        <w:footnoteReference w:id="4"/>
+        <w:footnoteReference w:id="5"/>
       </w:r>
       <w:r>
         <w:rPr>
@@ -665,13 +715,13 @@
           <w:rtl/>
           <w:szCs w:val="24"/>
         </w:rPr>
-        <w:t xml:space="preserve"> מטרתו העיקרית של ארגון עובדים חייבת להיות משא ומתן קיבוצי לשיפור תנאי העבודה,</w:t>
+        <w:t xml:space="preserve"> נפסק שמטרתו העיקרית של ארגון עובדים חייבת להיות משא ומתן קיבוצי לשיפור תנאי העבודה, ושהמודל הקיבוצי שבבסיס החוק אינו נסוג מפני התרחבות החוזים האישיים.</w:t>
       </w:r>
       <w:r>
         <w:rPr>
           <w:vertAlign w:val="superscript"/>
         </w:rPr>
-        <w:footnoteReference w:id="5"/>
+        <w:footnoteReference w:id="6"/>
       </w:r>
       <w:r>
         <w:rPr>
@@ -679,13 +729,13 @@
           <w:rtl/>
           <w:szCs w:val="24"/>
         </w:rPr>
-        <w:t xml:space="preserve"> וכשעיקר התנאים מעוגנים בחוזים האישיים, נותרת לזירה הקיבוצית רק "הפריפריה" של תנאי העבודה.</w:t>
+        <w:t xml:space="preserve"> עוד נקבע כי אותנטיות היא תנאי הכרחי אך לא מספיק, ו"התארגנות אותנטית של שני שלישים מעובדי המפעל בארגון שכל תכליתה התנגדות ליחסי עבודה קיבוציים אינה יכולה להפוך את אותה התארגנות לארגון עובדים".</w:t>
       </w:r>
       <w:r>
         <w:rPr>
           <w:vertAlign w:val="superscript"/>
         </w:rPr>
-        <w:footnoteReference w:id="6"/>
+        <w:footnoteReference w:id="7"/>
       </w:r>
       <w:r>
         <w:rPr>
@@ -693,13 +743,13 @@
           <w:rtl/>
           <w:szCs w:val="24"/>
         </w:rPr>
-        <w:t xml:space="preserve"> עוד נקבע כי אותנטיות היא תנאי הכרחי אך לא מספיק, ו"התארגנות אותנטית של שני שלישים מעובדי המפעל בארגון שכל תכליתה התנגדות ליחסי עבודה קיבוציים אינה יכולה להפוך את אותה התארגנות לארגון עובדים".</w:t>
+        <w:t xml:space="preserve"> בית הדין הדגיש גם את הטעם לכך: ארגון יציג מקבל כוח לחייב אף עובדים שאינם חברים בו, ולכן רק גוף הכשיר למלא תפקיד זה יוכר.</w:t>
       </w:r>
       <w:r>
         <w:rPr>
           <w:vertAlign w:val="superscript"/>
         </w:rPr>
-        <w:footnoteReference w:id="7"/>
+        <w:footnoteReference w:id="8"/>
       </w:r>
       <w:r>
         <w:rPr>
@@ -713,7 +763,7 @@
         <w:rPr>
           <w:vertAlign w:val="superscript"/>
         </w:rPr>
-        <w:footnoteReference w:id="8"/>
+        <w:footnoteReference w:id="9"/>
       </w:r>
       <w:r>
         <w:rPr>
@@ -736,7 +786,7 @@
           <w:rtl/>
           <w:szCs w:val="24"/>
         </w:rPr>
-        <w:t>אין בכך כדי לפגוע בחופש מהתארגנות. עובד רשאי שלא להצטרף להסתדרות, וסעיף 33י(א)(3) מגן עליו מפני פגיעה בשל כך. חבריה אינם נספרים לצורך היציגות, והודעתה כי היא הארגון היציג חסרת נפקות. חובת המעסיק לנהל משא ומתן בהתארגנות ראשונית חלה רק כלפי ארגון יציג לפי סעיף 3 (</w:t>
+        <w:t>אין בכך כדי לפגוע בחופש מהתארגנות. עובד רשאי שלא להצטרף להסתדרות, וסעיף 33י(א)(3) מגן עליו מפני פגיעה בשל כך. חברי הקבוצה אינם נספרים לצורך היציגות, והודעתה כי היא הארגון היציג חסרת נפקות. חובת המעסיק לנהל משא ומתן בהתארגנות ראשונית חלה רק כלפי ארגון יציג לפי סעיף 3 (</w:t>
       </w:r>
       <w:r>
         <w:rPr>
@@ -802,7 +852,7 @@
         <w:rPr>
           <w:vertAlign w:val="superscript"/>
         </w:rPr>
-        <w:footnoteReference w:id="9"/>
+        <w:footnoteReference w:id="10"/>
       </w:r>
       <w:r>
         <w:rPr>
@@ -810,7 +860,7 @@
           <w:rtl/>
           <w:szCs w:val="24"/>
         </w:rPr>
-        <w:t xml:space="preserve"> נקבע כי בשלב </w:t>
+        <w:t xml:space="preserve"> איזן בית הדין בין חופש הביטוי של המעסיק לחופש ההתארגנות, והבחין בין </w:t>
       </w:r>
       <w:r>
         <w:rPr>
@@ -828,7 +878,7 @@
           <w:rtl/>
           <w:szCs w:val="24"/>
         </w:rPr>
-        <w:t>, לפני שקם ארגון יציג, גובר חופש ההתארגנות על חופש הביטוי של המעסיק. המעסיק אינו רשאי להביע עמדה על ההתארגנות בשום ערוץ, לרבות ב</w:t>
+        <w:t xml:space="preserve"> לבין שלב שבו כבר קיים ארגון יציג. בשלב הראשון גובר חופש ההתארגנות: המעסיק אינו רשאי להביע עמדה על ההתארגנות בשום ערוץ, לרבות ב</w:t>
       </w:r>
       <w:r>
         <w:rPr>
@@ -846,21 +896,7 @@
           <w:rtl/>
           <w:szCs w:val="24"/>
         </w:rPr>
-        <w:t xml:space="preserve"> ובדואר אלקטרוני, וגם הצבעה על חסרונותיה לעובדים או לחברה, נכונה ככל שתהיה, אסורה. ההלכה אושרה בבג"ץ.</w:t>
-      </w:r>
-      <w:r>
-        <w:rPr>
-          <w:vertAlign w:val="superscript"/>
-        </w:rPr>
-        <w:footnoteReference w:id="10"/>
-      </w:r>
-      <w:r>
-        <w:rPr>
-          <w:sz w:val="24"/>
-          <w:rtl/>
-          <w:szCs w:val="24"/>
-        </w:rPr>
-        <w:t xml:space="preserve"> ההתארגנות ב-NeuroTech נמצאת בשלב הפורץ, ולכן שלוש פעולות ההנהלה אסורות.</w:t>
+        <w:t xml:space="preserve"> ובדואר אלקטרוני, וגם הצבעה על חסרונותיה לעובדים או לחברה, נכונה ככל שתהיה, אסורה. ההתארגנות ב-NeuroTech נמצאת בשלב הפורץ, ולכן שלוש פעולות ההנהלה אסורות.</w:t>
       </w:r>
     </w:p>
     <w:p>
@@ -903,7 +939,7 @@
           <w:rtl/>
           <w:szCs w:val="24"/>
         </w:rPr>
-        <w:t xml:space="preserve"> לשוחח עם עובדיהם על "יתרונות המודל האישי" היא מפגש אישי שנאסר במפורש. חומרתה רבה, שכן המנהלים משפיעים על הבונוסים והקידום. </w:t>
+        <w:t xml:space="preserve"> לשוחח עם עובדיהם על "יתרונות המודל האישי" היא מפגש אישי שנאסר במפורש. חומרתה רבה, שכן המנהלים משפיעים על הבונוסים והקידום, וכל שיחה כזו עלולה להיתפס כאיום. </w:t>
       </w:r>
       <w:r>
         <w:rPr>
@@ -1099,7 +1135,7 @@
           <w:rtl/>
           <w:szCs w:val="24"/>
         </w:rPr>
-        <w:t xml:space="preserve"> בהן.</w:t>
+        <w:t xml:space="preserve"> בהן. השיחות התקיימו במשרד, ולכן ב"מסגרת יחסי עבודה".</w:t>
       </w:r>
     </w:p>
     <w:p>
@@ -1114,7 +1150,7 @@
           <w:rtl/>
           <w:szCs w:val="24"/>
         </w:rPr>
-        <w:t>"הראה" פירושו במילים או בהתנהגות שאין ספק סביר לגבי משמעותה (הגדרות שבסעיף 2 לחוק), שכן התייחסויות כאלה כשלעצמן הן התנהגות ניטרלית, ההופכת להטרדה רק כשאינה רצויה.</w:t>
+        <w:t>"הראה" פירושו במילים או בהתנהגות שאין ספק סביר לגבי משמעותה.</w:t>
       </w:r>
       <w:r>
         <w:rPr>
@@ -1179,7 +1215,7 @@
           <w:rtl/>
           <w:szCs w:val="24"/>
         </w:rPr>
-        <w:t>, כאשר ההתייחסויות נעשות תוך ניצול יחסי מרות בעבודה, אין צורך שהמוטרד יראה שאינו מעוניין. ב</w:t>
+        <w:t>, כאשר ההתייחסויות נעשות תוך ניצול מרות ביחסי עבודה, אין צורך שהמוטרד יראה שאינו מעוניין. ב</w:t>
       </w:r>
       <w:r>
         <w:rPr>
@@ -1203,21 +1239,7 @@
           <w:rtl/>
           <w:szCs w:val="24"/>
         </w:rPr>
-        <w:t xml:space="preserve"> נקבע שיחסי מרות התקיימו אף שהמטריד לא היה הממונה הישיר, ושבקשה עמומה להפסיק אינה שוללת את ההטרדה. לדנה אין סמכות לקבל או לפטר, אך היא משפיעה על שיבוץ וקידום עובדים צעירים כמו אורי. לפי הלכת מדר אלה יחסי מרות. חלופה זו מכירה בחולשת הכפוף, העלולה לשלול ממנו רצון חופשי, ומטילה על בעל המרות לזהות בעצמו התנהגות שעלולה להיתפס כמטרידה.</w:t>
-      </w:r>
-      <w:r>
-        <w:rPr>
-          <w:vertAlign w:val="superscript"/>
-        </w:rPr>
-        <w:footnoteReference w:id="14"/>
-      </w:r>
-      <w:r>
-        <w:rPr>
-          <w:sz w:val="24"/>
-          <w:rtl/>
-          <w:szCs w:val="24"/>
-        </w:rPr>
-        <w:t xml:space="preserve"> לכן השתתפותו של אורי אינה מעידה בהכרח על הסכמה.</w:t>
+        <w:t xml:space="preserve"> נקבע שיחסי מרות התקיימו אף שהמטריד לא היה הממונה הישיר, ושבקשה עמומה להפסיק, שנבעה מחשש למקום העבודה, אינה שוללת את ההטרדה. לדנה אין סמכות לקבל או לפטר, אך היא משפיעה על שיבוץ וקידום עובדים צעירים כמו אורי. לפי הלכת מדר אלה יחסי מרות, ולכן השתתפותו של אורי בשיחות אינה מעידה בהכרח על הסכמה.</w:t>
       </w:r>
     </w:p>
     <w:p>
@@ -1268,7 +1290,25 @@
           <w:rtl/>
           <w:szCs w:val="24"/>
         </w:rPr>
-        <w:t xml:space="preserve"> יחסי המרות. השאלה על נטייתו של אורי נשאלה פעם אחת. רוב השיחות עסקו בחייה של דנה והיו הדדיות, ולכן קשה לבסס כאן הטרדה מינית. תחושתה של דנה כי הם "חברים טובים" אינה מכרעת: אילו הוכח ניצול מרות, היה עליה לזהות בעצמה שההתנהגות עלולה לפגוע, ואין צורך שאורי יראה זאת.</w:t>
+        <w:t xml:space="preserve"> יחסי המרות. השאלה על נטייתו של אורי נשאלה פעם אחת. רוב השיחות עסקו בחייה של דנה והיו הדדיות, ולכן קשה לבסס כאן הטרדה מינית. תחושתה של דנה כי הם "חברים טובים" אינה מכרעת: אילו הוכח ניצול מרות, לא היה צורך שאורי יראה דבר. אין זו גם </w:t>
+      </w:r>
+      <w:r>
+        <w:rPr>
+          <w:b/>
+          <w:sz w:val="24"/>
+          <w:rtl/>
+          <w:szCs w:val="24"/>
+          <w:bCs/>
+        </w:rPr>
+        <w:t>הטרדה סביבתית</w:t>
+      </w:r>
+      <w:r>
+        <w:rPr>
+          <w:sz w:val="24"/>
+          <w:rtl/>
+          <w:szCs w:val="24"/>
+        </w:rPr>
+        <w:t>, שכן ההתנהגות לא יצרה אווירה כללית במשרד.</w:t>
       </w:r>
     </w:p>
     <w:p>
@@ -1360,7 +1400,15 @@
         <w:rPr>
           <w:vertAlign w:val="superscript"/>
         </w:rPr>
-        <w:footnoteReference w:id="15"/>
+        <w:footnoteReference w:id="14"/>
+      </w:r>
+      <w:r>
+        <w:rPr>
+          <w:sz w:val="24"/>
+          <w:rtl/>
+          <w:szCs w:val="24"/>
+        </w:rPr>
+        <w:t xml:space="preserve"> מעסיק שלא עשה כן אחראי בנזיקין למעשי עובדיו (סעיף 7(ג)).</w:t>
       </w:r>
     </w:p>
     <w:p>
@@ -1385,7 +1433,7 @@
           <w:rtl/>
           <w:szCs w:val="24"/>
         </w:rPr>
-        <w:t xml:space="preserve"> היא פגיעה מכל סוג שמקורה בהטרדה מינית או בתלונה עליה (סעיף 3(ב)). </w:t>
+        <w:t xml:space="preserve"> היא פגיעה מכל סוג שמקורה בהטרדה מינית או בתלונה עליה (סעיף 3(ב)), ואינה מותנית בכך שהמוטרד סירב. החוק מרחיב את המושג לפגיעה לפי סעיף 7 לחוק שוויון ההזדמנויות בעבודה, שלעניינה די ב</w:t>
       </w:r>
       <w:r>
         <w:rPr>
@@ -1395,7 +1443,7 @@
           <w:szCs w:val="24"/>
           <w:bCs/>
         </w:rPr>
-        <w:t>חוק שוויון ההזדמנויות בעבודה</w:t>
+        <w:t>התייחסות אחת</w:t>
       </w:r>
       <w:r>
         <w:rPr>
@@ -1403,17 +1451,27 @@
           <w:rtl/>
           <w:szCs w:val="24"/>
         </w:rPr>
-        <w:t xml:space="preserve"> אוסר על מעסיק לפגוע בעובד כשמקור הפגיעה בהטרדה מינית, וקובע שלעניין זה די ב</w:t>
-      </w:r>
-      <w:r>
-        <w:rPr>
-          <w:b/>
+        <w:t xml:space="preserve"> לפי סעיף 3(א)(4).</w:t>
+      </w:r>
+      <w:r>
+        <w:rPr>
+          <w:vertAlign w:val="superscript"/>
+        </w:rPr>
+        <w:footnoteReference w:id="15"/>
+      </w:r>
+      <w:r>
+        <w:rPr>
           <w:sz w:val="24"/>
           <w:rtl/>
           <w:szCs w:val="24"/>
-          <w:bCs/>
-        </w:rPr>
-        <w:t>התייחסות אחת</w:t>
+        </w:rPr>
+        <w:t xml:space="preserve"> אם יוכרו יחסי מרות, גם השאלה הבודדת על נטייתו של אורי עשויה להספיק. העברתו חודש אחרי שביקש לסיים את השיחות, והשפעתה של דנה על השיבוץ, מעוררות חשד לקשר כזה. משהוכיח זאת אורי, עובר למעסיק הנטל להראות שלא פגע בו,</w:t>
+      </w:r>
+      <w:r>
+        <w:rPr>
+          <w:vertAlign w:val="superscript"/>
+        </w:rPr>
+        <w:footnoteReference w:id="16"/>
       </w:r>
       <w:r>
         <w:rPr>
@@ -1421,13 +1479,13 @@
           <w:rtl/>
           <w:szCs w:val="24"/>
         </w:rPr>
-        <w:t xml:space="preserve"> לפי סעיף 3(א)(4).</w:t>
+        <w:t xml:space="preserve"> ובית הדין רשאי לפסוק פיצוי של עד 120,000 ש"ח ללא הוכחת נזק.</w:t>
       </w:r>
       <w:r>
         <w:rPr>
           <w:vertAlign w:val="superscript"/>
         </w:rPr>
-        <w:footnoteReference w:id="16"/>
+        <w:footnoteReference w:id="17"/>
       </w:r>
       <w:r>
         <w:rPr>
@@ -1435,41 +1493,7 @@
           <w:rtl/>
           <w:szCs w:val="24"/>
         </w:rPr>
-        <w:t xml:space="preserve"> אם יוכרו יחסי מרות, גם השאלה הבודדת על נטייתו של אורי עשויה להספיק, והתנכלות אפשרית גם כשהמוטרד שיתף פעולה ולא סירב.</w:t>
-      </w:r>
-      <w:r>
-        <w:rPr>
-          <w:vertAlign w:val="superscript"/>
-        </w:rPr>
-        <w:footnoteReference w:id="17"/>
-      </w:r>
-      <w:r>
-        <w:rPr>
-          <w:sz w:val="24"/>
-          <w:rtl/>
-          <w:szCs w:val="24"/>
-        </w:rPr>
-        <w:t xml:space="preserve"> העברתו חודש אחרי שביקש לסיים את השיחות, והשפעתה של דנה על השיבוץ, מעוררות חשד לקשר כזה. משהוכיח זאת אורי, עובר למעסיק הנטל להראות שלא פגע בו.</w:t>
-      </w:r>
-      <w:r>
-        <w:rPr>
-          <w:vertAlign w:val="superscript"/>
-        </w:rPr>
-        <w:footnoteReference w:id="18"/>
-      </w:r>
-      <w:r>
-        <w:rPr>
-          <w:sz w:val="24"/>
-          <w:rtl/>
-          <w:szCs w:val="24"/>
-        </w:rPr>
-        <w:t xml:space="preserve"> אם תוכח התנכלות, רשאי בית הדין לפסוק לאורי פיצוי של עד 120,000 ש"ח ללא הוכחת נזק.</w:t>
-      </w:r>
-      <w:r>
-        <w:rPr>
-          <w:vertAlign w:val="superscript"/>
-        </w:rPr>
-        <w:footnoteReference w:id="19"/>
+        <w:t xml:space="preserve"> לצד ההליך האזרחי פתוחים בפני אורי גם הליך משמעתי, תלונה פלילית ותביעה נגד המעסיק.</w:t>
       </w:r>
     </w:p>
     <w:p>
@@ -1519,13 +1543,13 @@
           <w:rtl/>
           <w:szCs w:val="24"/>
         </w:rPr>
-        <w:t xml:space="preserve"> מעסיק אינו רשאי לשנות את חוזה העבודה באופן חד-צדדי,</w:t>
+        <w:t xml:space="preserve"> מעסיק אינו רשאי לשנות את חוזה העבודה באופן חד-צדדי.</w:t>
       </w:r>
       <w:r>
         <w:rPr>
           <w:vertAlign w:val="superscript"/>
         </w:rPr>
-        <w:footnoteReference w:id="20"/>
+        <w:footnoteReference w:id="18"/>
       </w:r>
       <w:r>
         <w:rPr>
@@ -1533,7 +1557,7 @@
           <w:rtl/>
           <w:szCs w:val="24"/>
         </w:rPr>
-        <w:t xml:space="preserve"> ושינוי שחורג מה</w:t>
+        <w:t xml:space="preserve"> ה</w:t>
       </w:r>
       <w:r>
         <w:rPr>
@@ -1551,7 +1575,7 @@
           <w:rtl/>
           <w:szCs w:val="24"/>
         </w:rPr>
-        <w:t xml:space="preserve"> ופוגע ב</w:t>
+        <w:t xml:space="preserve"> מתירה לו לשנות נהלי עבודה, כמו חובת השתתפות בישיבות, אך שינוי הפוגע ב</w:t>
       </w:r>
       <w:r>
         <w:rPr>
@@ -1593,7 +1617,7 @@
         <w:rPr>
           <w:vertAlign w:val="superscript"/>
         </w:rPr>
-        <w:footnoteReference w:id="21"/>
+        <w:footnoteReference w:id="19"/>
       </w:r>
       <w:r>
         <w:rPr>
@@ -1601,27 +1625,13 @@
           <w:rtl/>
           <w:szCs w:val="24"/>
         </w:rPr>
-        <w:t xml:space="preserve"> עם זאת, העברה בין תפקידים נחשבת בדרך כלל לחלק מהפררוגטיבה, בכפוף לתום הלב.</w:t>
+        <w:t xml:space="preserve"> הוצאתו של אורי מישיבות הקריאטיב לבדה מצויה בתחום הפררוגטיבה, אך העברתו מהפרויקטים המרכזיים לעריכה טכנית, עם פחות אחריות, פגעה במעמדו אף ששכרו לא השתנה. גם הפררוגטיבה כפופה לתום לב, ותזמון ההעברה מעורר ספק בכך. שינוי ב"תיאור עיקרי התפקיד" מחייב הודעה בכתב בתוך 30 יום, ובהיעדרה הנטל עובר למעסיק.</w:t>
       </w:r>
       <w:r>
         <w:rPr>
           <w:vertAlign w:val="superscript"/>
         </w:rPr>
-        <w:footnoteReference w:id="22"/>
-      </w:r>
-      <w:r>
-        <w:rPr>
-          <w:sz w:val="24"/>
-          <w:rtl/>
-          <w:szCs w:val="24"/>
-        </w:rPr>
-        <w:t xml:space="preserve"> העברתו של אורי פגעה במעמדו אף ששכרו לא השתנה, ותזמונה מעורר ספק בתום הלב. שינוי ב"תיאור עיקרי התפקיד" מחייב הודעה בכתב בתוך 30 יום, ובהיעדרה הנטל עובר למעסיק.</w:t>
-      </w:r>
-      <w:r>
-        <w:rPr>
-          <w:vertAlign w:val="superscript"/>
-        </w:rPr>
-        <w:footnoteReference w:id="23"/>
+        <w:footnoteReference w:id="20"/>
       </w:r>
     </w:p>
     <w:p>
@@ -1678,7 +1688,7 @@
         <w:rPr>
           <w:vertAlign w:val="superscript"/>
         </w:rPr>
-        <w:footnoteReference w:id="24"/>
+        <w:footnoteReference w:id="21"/>
       </w:r>
       <w:r>
         <w:rPr>
@@ -1692,7 +1702,7 @@
         <w:rPr>
           <w:vertAlign w:val="superscript"/>
         </w:rPr>
-        <w:footnoteReference w:id="25"/>
+        <w:footnoteReference w:id="22"/>
       </w:r>
       <w:r>
         <w:rPr>
@@ -1787,7 +1797,7 @@
           <w:rtl/>
           <w:szCs w:val="24"/>
         </w:rPr>
-        <w:t>. ב</w:t>
+        <w:t>, שכן שיהוי עלול להתפרש כהסכמה בהתנהגות. ב</w:t>
       </w:r>
       <w:r>
         <w:rPr>
@@ -1803,7 +1813,7 @@
         <w:rPr>
           <w:vertAlign w:val="superscript"/>
         </w:rPr>
-        <w:footnoteReference w:id="26"/>
+        <w:footnoteReference w:id="23"/>
       </w:r>
       <w:r>
         <w:rPr>
@@ -1832,7 +1842,7 @@
         <w:rPr>
           <w:vertAlign w:val="superscript"/>
         </w:rPr>
-        <w:footnoteReference w:id="27"/>
+        <w:footnoteReference w:id="24"/>
       </w:r>
       <w:r>
         <w:rPr>
@@ -1840,7 +1850,7 @@
           <w:rtl/>
           <w:szCs w:val="24"/>
         </w:rPr>
-        <w:t xml:space="preserve"> שתיקתו מלמדת על השלמה.</w:t>
+        <w:t xml:space="preserve"> שתיקתו מלמדת על השלמה. גם חלופת "הנסיבות האחרות" אינה מסייעת לו: נדרשות נסיבות שלפי אמות מידה אובייקטיביות אין לדרוש מהעובד להישאר בהן, כמו השפלה או פגיעה, ולא די באי־שביעות רצון. השיחות הסתיימו חודשים לפני ההתפטרות.</w:t>
       </w:r>
     </w:p>
     <w:p>
@@ -2082,7 +2092,7 @@
           <w:rtl/>
           <w:szCs w:val="24"/>
         </w:rPr>
-        <w:t>עס"ק (ארצי) 7670-10-20 דור אלון ניהול מתחמים קמעונאיים בע"מ נ' הסתדרות העובדים הלאומית בישראל (12.1.2021).</w:t>
+        <w:t>עש"ם 2203/05 מדר נ' נציבות שירות המדינה (נבו 21.7.2005).</w:t>
       </w:r>
     </w:p>
     <w:p>
@@ -2097,7 +2107,7 @@
           <w:rtl/>
           <w:szCs w:val="24"/>
         </w:rPr>
-        <w:t>עש"ם 2203/05 מדר נ' נציבות שירות המדינה (נבו 21.7.2005).</w:t>
+        <w:t>תב"ע (ארצי) נד/86-3 יוחנן גולן נ' אי.אל.די. בע"מ.</w:t>
       </w:r>
     </w:p>
     <w:p>
@@ -2112,7 +2122,24 @@
           <w:rtl/>
           <w:szCs w:val="24"/>
         </w:rPr>
-        <w:t>תב"ע (ארצי) נד/86-3 יוחנן גולן נ' אי.אל.די. בע"מ.</w:t>
+        <w:t>ע"ע (ארצי) 28475-03-20 סלמאן נ' אקובג בע"מ (נבו 7.12.2020).</w:t>
+      </w:r>
+    </w:p>
+    <w:p>
+      <w:pPr>
+        <w:bidi/>
+        <w:spacing w:before="120" w:after="0"/>
+        <w:jc w:val="both"/>
+      </w:pPr>
+      <w:r>
+        <w:rPr>
+          <w:b/>
+          <w:sz w:val="24"/>
+          <w:rtl/>
+          <w:szCs w:val="24"/>
+          <w:bCs/>
+        </w:rPr>
+        <w:t>ספרות וחומרי הקורס</w:t>
       </w:r>
     </w:p>
     <w:p>
@@ -2127,24 +2154,7 @@
           <w:rtl/>
           <w:szCs w:val="24"/>
         </w:rPr>
-        <w:t>ע"ע (ארצי) 28475-03-20 סלמאן נ' אקובג בע"מ (נבו 7.12.2020).</w:t>
-      </w:r>
-    </w:p>
-    <w:p>
-      <w:pPr>
-        <w:bidi/>
-        <w:spacing w:before="120" w:after="0"/>
-        <w:jc w:val="both"/>
-      </w:pPr>
-      <w:r>
-        <w:rPr>
-          <w:b/>
-          <w:sz w:val="24"/>
-          <w:rtl/>
-          <w:szCs w:val="24"/>
-          <w:bCs/>
-        </w:rPr>
-        <w:t>ספרות וחומרי הקורס</w:t>
+        <w:t>רות בן-ישראל דיני עבודה כרך א 48-32 (2002).</w:t>
       </w:r>
     </w:p>
     <w:p>
@@ -2159,67 +2169,7 @@
           <w:rtl/>
           <w:szCs w:val="24"/>
         </w:rPr>
-        <w:t>ניצן צבי כהן "בית הדין קבע: ההסתדרות תשמש כארגון העובדים היציג בחברת נוקיה" דבר 10.6.2025.</w:t>
-      </w:r>
-    </w:p>
-    <w:p>
-      <w:pPr>
-        <w:bidi/>
-        <w:spacing w:before="0" w:after="0"/>
-        <w:jc w:val="both"/>
-      </w:pPr>
-      <w:r>
-        <w:rPr>
-          <w:sz w:val="24"/>
-          <w:rtl/>
-          <w:szCs w:val="24"/>
-        </w:rPr>
-        <w:t>גיא דוידוב "הפררוגטיבה של המעביד ודיני החוזים: בעקבות פרשות נהרי וגרינשפן" משפטים לח(2) 417 (2008).</w:t>
-      </w:r>
-    </w:p>
-    <w:p>
-      <w:pPr>
-        <w:bidi/>
-        <w:spacing w:before="0" w:after="0"/>
-        <w:jc w:val="both"/>
-      </w:pPr>
-      <w:r>
-        <w:rPr>
-          <w:sz w:val="24"/>
-          <w:rtl/>
-          <w:szCs w:val="24"/>
-        </w:rPr>
-        <w:t>עצמון ליפשיץ "האם הגיעה העת לשנות את כללי ההתארגנות הראשונית? מחשבות נוספות בראי הזמן" מעשי משפט יא 303 (2020).</w:t>
-      </w:r>
-    </w:p>
-    <w:p>
-      <w:pPr>
-        <w:bidi/>
-        <w:spacing w:before="0" w:after="0"/>
-        <w:jc w:val="both"/>
-      </w:pPr>
-      <w:r>
-        <w:rPr>
-          <w:sz w:val="24"/>
-          <w:rtl/>
-          <w:szCs w:val="24"/>
-        </w:rPr>
-        <w:t>Orit Kamir, __Sexual Harassment Law in Israel__, 7 INT'L J. DISCRIMINATION &amp; L. 315 (2005).</w:t>
-      </w:r>
-    </w:p>
-    <w:p>
-      <w:pPr>
-        <w:bidi/>
-        <w:spacing w:before="0" w:after="0"/>
-        <w:jc w:val="both"/>
-      </w:pPr>
-      <w:r>
-        <w:rPr>
-          <w:sz w:val="24"/>
-          <w:rtl/>
-          <w:szCs w:val="24"/>
-        </w:rPr>
-        <w:t>רות בן-ישראל דיני עבודה כרך א 48-32 (2002).</w:t>
+        <w:t>גליה הילדסהימר "היבטים משפטיים ואתיים בייעוץ ופיתוח ארגוני – מבוא" מצגת הקורס היבטים משפטיים ואתיים בייעוץ ופיתוח ארגוני, המרכז האקדמי פרס (2026).</w:t>
       </w:r>
     </w:p>
     <w:p>
@@ -2326,7 +2276,7 @@
           <w:sz w:val="20"/>
           <w:szCs w:val="20"/>
         </w:rPr>
-        <w:t xml:space="preserve">רות בן-ישראל דיני עבודה כרך א 48-32 (2002); עצמון ליפשיץ "האם הגיעה העת לשנות את כללי ההתארגנות הראשונית? מחשבות נוספות בראי הזמן" מעשי משפט יא 303, 308 (2020); עס"ק (ארצי) 7670-10-20 דור אלון ניהול מתחמים קמעונאיים בע"מ נ' הסתדרות העובדים הלאומית בישראל, פס' 70 (12.1.2021) (להלן: עניין דור אלון); גליה הילדסהימר "התארגנויות עובדים" מצגת הקורס היבטים משפטיים ואתיים בייעוץ ופיתוח ארגוני, המרכז האקדמי פרס (2026).</w:t>
+        <w:t xml:space="preserve">רות בן-ישראל דיני עבודה כרך א 48-32 (2002); גליה הילדסהימר "התארגנויות עובדים" מצגת הקורס היבטים משפטיים ואתיים בייעוץ ופיתוח ארגוני, המרכז האקדמי פרס (2026).</w:t>
       </w:r>
     </w:p>
   </w:footnote>
@@ -2416,7 +2366,7 @@
           <w:sz w:val="20"/>
           <w:szCs w:val="20"/>
         </w:rPr>
-        <w:t xml:space="preserve">עס"ק (ארצי) 6298-03-25 הסתדרות העובדים הכללית החדשה – האגף להתאגדות עובדים נ' ארגון עובדי הפיתוח והשיווק בנוקיה ישראל (נבו 10.6.2025) (להלן: עניין נוקיה), פס' 6, 41 ו-44.</w:t>
+        <w:t xml:space="preserve">גליה הילדסהימר "היבטים משפטיים ואתיים בייעוץ ופיתוח ארגוני – מבוא" מצגת הקורס היבטים משפטיים ואתיים בייעוץ ופיתוח ארגוני, המרכז האקדמי פרס (2026); ס' 19-20 לחוק הסכמים קיבוציים.</w:t>
       </w:r>
     </w:p>
   </w:footnote>
@@ -2446,7 +2396,7 @@
           <w:sz w:val="20"/>
           <w:szCs w:val="20"/>
         </w:rPr>
-        <w:t xml:space="preserve">שם, פס' 50-51.</w:t>
+        <w:t xml:space="preserve">עס"ק (ארצי) 6298-03-25 הסתדרות העובדים הכללית החדשה – האגף להתאגדות עובדים נ' ארגון עובדי הפיתוח והשיווק בנוקיה ישראל (נבו 10.6.2025) (להלן: עניין נוקיה), פס' 6, 41 ו-44.</w:t>
       </w:r>
     </w:p>
   </w:footnote>
@@ -2476,7 +2426,7 @@
           <w:sz w:val="20"/>
           <w:szCs w:val="20"/>
         </w:rPr>
-        <w:t xml:space="preserve">שם, כפי שצוטט אצל ניצן צבי כהן "בית הדין קבע: ההסתדרות תשמש כארגון העובדים היציג בחברת נוקיה" דבר 10.6.2025.</w:t>
+        <w:t xml:space="preserve">שם, פס' 50-51.</w:t>
       </w:r>
     </w:p>
   </w:footnote>
@@ -2506,7 +2456,7 @@
           <w:sz w:val="20"/>
           <w:szCs w:val="20"/>
         </w:rPr>
-        <w:t xml:space="preserve">עניין נוקיה, לעיל ה"ש 4, פס' 47.</w:t>
+        <w:t xml:space="preserve">שם, פס' 47.</w:t>
       </w:r>
     </w:p>
   </w:footnote>
@@ -2536,7 +2486,7 @@
           <w:sz w:val="20"/>
           <w:szCs w:val="20"/>
         </w:rPr>
-        <w:t xml:space="preserve">עניין נוקיה, לעיל ה"ש 4, פס' 18.</w:t>
+        <w:t xml:space="preserve">שם, פס' 43.</w:t>
       </w:r>
     </w:p>
   </w:footnote>
@@ -2566,7 +2516,7 @@
           <w:sz w:val="20"/>
           <w:szCs w:val="20"/>
         </w:rPr>
-        <w:t xml:space="preserve">עס"ק (ארצי) 25476-09-12 הסתדרות העובדים הכללית החדשה נ' פלאפון תקשורת בע"מ (נבו 2.1.2013) (להלן: עניין פלאפון).</w:t>
+        <w:t xml:space="preserve">שם, פס' 18.</w:t>
       </w:r>
     </w:p>
   </w:footnote>
@@ -2596,7 +2546,7 @@
           <w:sz w:val="20"/>
           <w:szCs w:val="20"/>
         </w:rPr>
-        <w:t xml:space="preserve">בג"ץ 4179/13 לשכת התיאום של הארגונים הכלכליים נ' בית הדין הארצי לעבודה (נבו 7.7.2014); ליפשיץ, לעיל ה"ש 1, בעמ' 320. על הרגישות המיוחדת של שלב הפריצה בשל החשש מהתערבות המעסיק ראו עניין דור אלון, לעיל ה"ש 1, פס' 71.</w:t>
+        <w:t xml:space="preserve">עס"ק (ארצי) 25476-09-12 הסתדרות העובדים הכללית החדשה נ' פלאפון תקשורת בע"מ (נבו 2.1.2013) (להלן: עניין פלאפון).</w:t>
       </w:r>
     </w:p>
   </w:footnote>
@@ -2656,24 +2606,7 @@
           <w:sz w:val="20"/>
           <w:szCs w:val="20"/>
         </w:rPr>
-        <w:t xml:space="preserve">Orit Kamir, </w:t>
-      </w:r>
-      <w:r>
-        <w:rPr>
-          <w:i/>
-          <w:iCs/>
-          <w:sz w:val="20"/>
-          <w:szCs w:val="20"/>
-        </w:rPr>
-        <w:t xml:space="preserve">Sexual Harassment Law in Israel</w:t>
-      </w:r>
-      <w:r>
-        <w:rPr>
-          <w:rtl/>
-          <w:sz w:val="20"/>
-          <w:szCs w:val="20"/>
-        </w:rPr>
-        <w:t xml:space="preserve">, 7 INT'L J. DISCRIMINATION &amp; L. 315, 321 (2005).</w:t>
+        <w:t xml:space="preserve">ס' 2 לחוק למניעת הטרדה מינית (הגדרות "הראה" ו"מסגרת יחסי עבודה").</w:t>
       </w:r>
     </w:p>
   </w:footnote>
@@ -2733,7 +2666,7 @@
           <w:sz w:val="20"/>
           <w:szCs w:val="20"/>
         </w:rPr>
-        <w:t xml:space="preserve">Kamir, לעיל ה"ש 12, בעמ' 324.</w:t>
+        <w:t xml:space="preserve">תק' 2(ג), 4, 6(ט) ו-8 לתקנות למניעת הטרדה מינית (חובות מעסיק), התשנ"ח–1998.</w:t>
       </w:r>
     </w:p>
   </w:footnote>
@@ -2763,7 +2696,7 @@
           <w:sz w:val="20"/>
           <w:szCs w:val="20"/>
         </w:rPr>
-        <w:t xml:space="preserve">תק' 2(ג), 4, 6(ט) ו-8 לתקנות למניעת הטרדה מינית (חובות מעסיק), התשנ"ח–1998.</w:t>
+        <w:t xml:space="preserve">ס' 7(ו) לחוק למניעת הטרדה מינית; ס' 7(א) לחוק שוויון ההזדמנויות בעבודה, התשמ"ח–1988.</w:t>
       </w:r>
     </w:p>
   </w:footnote>
@@ -2793,7 +2726,7 @@
           <w:sz w:val="20"/>
           <w:szCs w:val="20"/>
         </w:rPr>
-        <w:t xml:space="preserve">ס' 7(א) לחוק שוויון ההזדמנויות בעבודה, התשמ"ח–1988.</w:t>
+        <w:t xml:space="preserve">ס' 6א לחוק למניעת הטרדה מינית.</w:t>
       </w:r>
     </w:p>
   </w:footnote>
@@ -2823,7 +2756,7 @@
           <w:sz w:val="20"/>
           <w:szCs w:val="20"/>
         </w:rPr>
-        <w:t xml:space="preserve">Kamir, לעיל ה"ש 12, בעמ' 324.</w:t>
+        <w:t xml:space="preserve">ס' 6(ב), שם.</w:t>
       </w:r>
     </w:p>
   </w:footnote>
@@ -2853,7 +2786,7 @@
           <w:sz w:val="20"/>
           <w:szCs w:val="20"/>
         </w:rPr>
-        <w:t xml:space="preserve">ס' 9(ב) לחוק שוויון ההזדמנויות בעבודה; ס' 6א לחוק למניעת הטרדה מינית.</w:t>
+        <w:t xml:space="preserve">בג"ץ 239/83 מילפלדר נ' בית הדין הארצי לעבודה, פ"ד מא(2) 210 (1987).</w:t>
       </w:r>
     </w:p>
   </w:footnote>
@@ -2883,7 +2816,7 @@
           <w:sz w:val="20"/>
           <w:szCs w:val="20"/>
         </w:rPr>
-        <w:t xml:space="preserve">ס' 6(ב) לחוק למניעת הטרדה מינית; ס' 10(א)(1) לחוק שוויון ההזדמנויות בעבודה.</w:t>
+        <w:t xml:space="preserve">גליה הילדסהימר "חוזה עבודה אישי ומניעת הרעת תנאים, חלקים א'-ב'" מצגת הקורס היבטים משפטיים ואתיים בייעוץ ופיתוח ארגוני, המרכז האקדמי פרס (2026).</w:t>
       </w:r>
     </w:p>
   </w:footnote>
@@ -2913,7 +2846,7 @@
           <w:sz w:val="20"/>
           <w:szCs w:val="20"/>
         </w:rPr>
-        <w:t xml:space="preserve">בג"ץ 239/83 מילפלדר נ' בית הדין הארצי לעבודה, פ"ד מא(2) 210 (1987).</w:t>
+        <w:t xml:space="preserve">ס' 2(א)(3), 3 ו-5א לחוק הודעה לעובד ולמועמד לעבודה (תנאי עבודה והליכי מיון וקבלה לעבודה), התשס"ב–2002.</w:t>
       </w:r>
     </w:p>
   </w:footnote>
@@ -2943,7 +2876,7 @@
           <w:sz w:val="20"/>
           <w:szCs w:val="20"/>
         </w:rPr>
-        <w:t xml:space="preserve">גליה הילדסהימר "חוזה עבודה אישי ומניעת הרעת תנאים, חלקים א'-ב'" מצגת הקורס היבטים משפטיים ואתיים בייעוץ ופיתוח ארגוני, המרכז האקדמי פרס (2026).</w:t>
+        <w:t xml:space="preserve">ס' 11(א) לחוק פיצויי פיטורים, התשכ"ג–1963.</w:t>
       </w:r>
     </w:p>
   </w:footnote>
@@ -2973,7 +2906,7 @@
           <w:sz w:val="20"/>
           <w:szCs w:val="20"/>
         </w:rPr>
-        <w:t xml:space="preserve">גיא דוידוב "הפררוגטיבה של המעביד ודיני החוזים: בעקבות פרשות נהרי וגרינשפן" משפטים לח(2) 417, 418 ו-439 (2008).</w:t>
+        <w:t xml:space="preserve">ס' 1(א), שם.</w:t>
       </w:r>
     </w:p>
   </w:footnote>
@@ -3003,101 +2936,11 @@
           <w:sz w:val="20"/>
           <w:szCs w:val="20"/>
         </w:rPr>
-        <w:t xml:space="preserve">ס' 2(א)(3), 3 ו-5א לחוק הודעה לעובד ולמועמד לעבודה (תנאי עבודה והליכי מיון וקבלה לעבודה), התשס"ב–2002.</w:t>
+        <w:t xml:space="preserve">תב"ע (ארצי) נד/86-3 יוחנן גולן נ' אי.אל.די. בע"מ (להלן: עניין גולן).</w:t>
       </w:r>
     </w:p>
   </w:footnote>
   <w:footnote w:id="24">
-    <w:p>
-      <w:pPr>
-        <w:bidi/>
-        <w:spacing w:before="0" w:after="0" w:line="240" w:lineRule="auto"/>
-        <w:jc w:val="both"/>
-      </w:pPr>
-      <w:r>
-        <w:rPr>
-          <w:vertAlign w:val="superscript"/>
-          <w:sz w:val="20"/>
-        </w:rPr>
-        <w:footnoteRef/>
-      </w:r>
-      <w:r>
-        <w:rPr>
-          <w:sz w:val="20"/>
-        </w:rPr>
-        <w:t xml:space="preserve"> </w:t>
-      </w:r>
-      <w:r>
-        <w:rPr>
-          <w:rtl/>
-          <w:sz w:val="20"/>
-          <w:szCs w:val="20"/>
-        </w:rPr>
-        <w:t xml:space="preserve">ס' 11(א) לחוק פיצויי פיטורים, התשכ"ג–1963.</w:t>
-      </w:r>
-    </w:p>
-  </w:footnote>
-  <w:footnote w:id="25">
-    <w:p>
-      <w:pPr>
-        <w:bidi/>
-        <w:spacing w:before="0" w:after="0" w:line="240" w:lineRule="auto"/>
-        <w:jc w:val="both"/>
-      </w:pPr>
-      <w:r>
-        <w:rPr>
-          <w:vertAlign w:val="superscript"/>
-          <w:sz w:val="20"/>
-        </w:rPr>
-        <w:footnoteRef/>
-      </w:r>
-      <w:r>
-        <w:rPr>
-          <w:sz w:val="20"/>
-        </w:rPr>
-        <w:t xml:space="preserve"> </w:t>
-      </w:r>
-      <w:r>
-        <w:rPr>
-          <w:rtl/>
-          <w:sz w:val="20"/>
-          <w:szCs w:val="20"/>
-        </w:rPr>
-        <w:t xml:space="preserve">ס' 1(א), שם.</w:t>
-      </w:r>
-    </w:p>
-  </w:footnote>
-  <w:footnote w:id="26">
-    <w:p>
-      <w:pPr>
-        <w:bidi/>
-        <w:spacing w:before="0" w:after="0" w:line="240" w:lineRule="auto"/>
-        <w:jc w:val="both"/>
-      </w:pPr>
-      <w:r>
-        <w:rPr>
-          <w:vertAlign w:val="superscript"/>
-          <w:sz w:val="20"/>
-        </w:rPr>
-        <w:footnoteRef/>
-      </w:r>
-      <w:r>
-        <w:rPr>
-          <w:sz w:val="20"/>
-        </w:rPr>
-        <w:t xml:space="preserve"> </w:t>
-      </w:r>
-      <w:r>
-        <w:rPr>
-          <w:rtl/>
-          <w:sz w:val="20"/>
-          <w:szCs w:val="20"/>
-        </w:rPr>
-        <w:t xml:space="preserve">תב"ע (ארצי) נד/86-3 יוחנן גולן נ' אי.אל.די. בע"מ (להלן: עניין גולן).</w:t>
-      </w:r>
-    </w:p>
-  </w:footnote>
-  <w:footnote w:id="27">
     <w:p>
       <w:pPr>
         <w:bidi/>

--- a/output/עבודה_היבטים_משפטיים_סופי.docx
+++ b/output/עבודה_היבטים_משפטיים_סופי.docx
@@ -274,25 +274,7 @@
           <w:rtl/>
           <w:szCs w:val="24"/>
         </w:rPr>
-        <w:t xml:space="preserve"> הזכות הראשונה מעוגנת ב</w:t>
-      </w:r>
-      <w:r>
-        <w:rPr>
-          <w:b/>
-          <w:sz w:val="24"/>
-          <w:rtl/>
-          <w:szCs w:val="24"/>
-          <w:bCs/>
-        </w:rPr>
-        <w:t>סעיף 33ח לחוק הסכמים קיבוציים</w:t>
-      </w:r>
-      <w:r>
-        <w:rPr>
-          <w:sz w:val="24"/>
-          <w:rtl/>
-          <w:szCs w:val="24"/>
-        </w:rPr>
-        <w:t>,</w:t>
+        <w:t xml:space="preserve"> הזכות הראשונה מעוגנת בסעיף 33ח לחוק הסכמים קיבוציים,</w:t>
       </w:r>
       <w:r>
         <w:rPr>
@@ -306,25 +288,7 @@
           <w:rtl/>
           <w:szCs w:val="24"/>
         </w:rPr>
-        <w:t xml:space="preserve"> ו</w:t>
-      </w:r>
-      <w:r>
-        <w:rPr>
-          <w:b/>
-          <w:sz w:val="24"/>
-          <w:rtl/>
-          <w:szCs w:val="24"/>
-          <w:bCs/>
-        </w:rPr>
-        <w:t>סעיף 33י(א)</w:t>
-      </w:r>
-      <w:r>
-        <w:rPr>
-          <w:sz w:val="24"/>
-          <w:rtl/>
-          <w:szCs w:val="24"/>
-        </w:rPr>
-        <w:t xml:space="preserve"> אוסר על מעסיק לפגוע בעובד בשל חברותו בארגון עובדים, בשל פעילותו להקמתו, וגם בשל הימנעותו מלהיות חבר בו.</w:t>
+        <w:t xml:space="preserve"> וסעיף 33י(א) אוסר על מעסיק לפגוע בעובד בשל חברותו בארגון עובדים, בשל פעילותו להקמתו, וגם בשל הימנעותו מלהיות חבר בו.</w:t>
       </w:r>
     </w:p>
     <w:p>
@@ -357,25 +321,7 @@
           <w:rtl/>
           <w:szCs w:val="24"/>
         </w:rPr>
-        <w:t xml:space="preserve">, כלומר הארגון שבו מאורגן המספר הגדול ביותר של העובדים, ובלבד שאינו פחות משליש (סעיף 3 לחוק), ורק הארגון היציג רשאי לחתום על </w:t>
-      </w:r>
-      <w:r>
-        <w:rPr>
-          <w:b/>
-          <w:sz w:val="24"/>
-          <w:rtl/>
-          <w:szCs w:val="24"/>
-          <w:bCs/>
-        </w:rPr>
-        <w:t>הסכם קיבוצי מיוחד</w:t>
-      </w:r>
-      <w:r>
-        <w:rPr>
-          <w:sz w:val="24"/>
-          <w:rtl/>
-          <w:szCs w:val="24"/>
-        </w:rPr>
-        <w:t xml:space="preserve"> במפעל (סעיף 2(1) לחוק). החוק אינו מגדיר "ארגון עובדים", והמבחנים נקבעו ב</w:t>
+        <w:t>, כלומר הארגון שבו מאורגן המספר הגדול ביותר של העובדים, ובלבד שאינו פחות משליש (סעיף 3 לחוק), ורק הארגון היציג רשאי לחתום על הסכם קיבוצי מיוחד במפעל (סעיף 2(1) לחוק). החוק אינו מגדיר "ארגון עובדים", והמבחנים נקבעו ב</w:t>
       </w:r>
       <w:r>
         <w:rPr>
@@ -407,97 +353,7 @@
           <w:rtl/>
           <w:szCs w:val="24"/>
         </w:rPr>
-        <w:t xml:space="preserve"> </w:t>
-      </w:r>
-      <w:r>
-        <w:rPr>
-          <w:b/>
-          <w:sz w:val="24"/>
-          <w:rtl/>
-          <w:szCs w:val="24"/>
-          <w:bCs/>
-        </w:rPr>
-        <w:t>מבחן החברות</w:t>
-      </w:r>
-      <w:r>
-        <w:rPr>
-          <w:sz w:val="24"/>
-          <w:rtl/>
-          <w:szCs w:val="24"/>
-        </w:rPr>
-        <w:t xml:space="preserve">: החברים הם בעיקר עובדים שכירים והחברות רצונית. </w:t>
-      </w:r>
-      <w:r>
-        <w:rPr>
-          <w:b/>
-          <w:sz w:val="24"/>
-          <w:rtl/>
-          <w:szCs w:val="24"/>
-          <w:bCs/>
-        </w:rPr>
-        <w:t>מבחן התקנון</w:t>
-      </w:r>
-      <w:r>
-        <w:rPr>
-          <w:sz w:val="24"/>
-          <w:rtl/>
-          <w:szCs w:val="24"/>
-        </w:rPr>
-        <w:t xml:space="preserve">: לארגון תקנון המסדיר את מוסדותיו ומטרותיו. </w:t>
-      </w:r>
-      <w:r>
-        <w:rPr>
-          <w:b/>
-          <w:sz w:val="24"/>
-          <w:rtl/>
-          <w:szCs w:val="24"/>
-          <w:bCs/>
-        </w:rPr>
-        <w:t>מבחן המטרה</w:t>
-      </w:r>
-      <w:r>
-        <w:rPr>
-          <w:sz w:val="24"/>
-          <w:rtl/>
-          <w:szCs w:val="24"/>
-        </w:rPr>
-        <w:t xml:space="preserve">: קידום תנאי העבודה בדרך של משא ומתן קיבוצי. </w:t>
-      </w:r>
-      <w:r>
-        <w:rPr>
-          <w:b/>
-          <w:sz w:val="24"/>
-          <w:rtl/>
-          <w:szCs w:val="24"/>
-          <w:bCs/>
-        </w:rPr>
-        <w:t>מבחן ההתארגנות</w:t>
-      </w:r>
-      <w:r>
-        <w:rPr>
-          <w:sz w:val="24"/>
-          <w:rtl/>
-          <w:szCs w:val="24"/>
-        </w:rPr>
-        <w:t xml:space="preserve">: ארגון של קבע, עצמאי, המהווה </w:t>
-      </w:r>
-      <w:r>
-        <w:rPr>
-          <w:b/>
-          <w:sz w:val="24"/>
-          <w:rtl/>
-          <w:szCs w:val="24"/>
-          <w:bCs/>
-        </w:rPr>
-        <w:t>קול נגדי למעסיק</w:t>
-      </w:r>
-      <w:r>
-        <w:rPr>
-          <w:sz w:val="24"/>
-          <w:rtl/>
-          <w:szCs w:val="24"/>
-        </w:rPr>
-        <w:t>.</w:t>
+        <w:t xml:space="preserve"> מבחן החברות: החברים הם בעיקר עובדים שכירים והחברות רצונית. מבחן התקנון: לארגון תקנון המסדיר את מוסדותיו ומטרותיו. מבחן המטרה: קידום תנאי העבודה בדרך של משא ומתן קיבוצי. מבחן ההתארגנות: ארגון של קבע, עצמאי, המהווה קול נגדי למעסיק.</w:t>
       </w:r>
     </w:p>
     <w:p>
@@ -547,79 +403,7 @@
           <w:rtl/>
           <w:szCs w:val="24"/>
         </w:rPr>
-        <w:t xml:space="preserve"> אף שסעיף הסמכויות מקנה לקבוצה סמכויות של ארגון עובדים, </w:t>
-      </w:r>
-      <w:r>
-        <w:rPr>
-          <w:b/>
-          <w:sz w:val="24"/>
-          <w:rtl/>
-          <w:szCs w:val="24"/>
-          <w:bCs/>
-        </w:rPr>
-        <w:t>מטרה ד'</w:t>
-      </w:r>
-      <w:r>
-        <w:rPr>
-          <w:sz w:val="24"/>
-          <w:rtl/>
-          <w:szCs w:val="24"/>
-        </w:rPr>
-        <w:t xml:space="preserve"> מוציאה מראש מתחום הפעולה הקיבוצית את השכר, הבונוסים והאופציות. גם </w:t>
-      </w:r>
-      <w:r>
-        <w:rPr>
-          <w:b/>
-          <w:sz w:val="24"/>
-          <w:rtl/>
-          <w:szCs w:val="24"/>
-          <w:bCs/>
-        </w:rPr>
-        <w:t>מטרה ב'</w:t>
-      </w:r>
-      <w:r>
-        <w:rPr>
-          <w:sz w:val="24"/>
-          <w:rtl/>
-          <w:szCs w:val="24"/>
-        </w:rPr>
-        <w:t xml:space="preserve">, יציבות החברה והמשך פעילותה בישראל, היא אינטרס של המעסיק. הנימוק שבהודעת הקבוצה אינו מחזיק משפטית. הוראות הסכם קיבוצי הן </w:t>
-      </w:r>
-      <w:r>
-        <w:rPr>
-          <w:b/>
-          <w:sz w:val="24"/>
-          <w:rtl/>
-          <w:szCs w:val="24"/>
-          <w:bCs/>
-        </w:rPr>
-        <w:t>כללים קוגנטיים</w:t>
-      </w:r>
-      <w:r>
-        <w:rPr>
-          <w:sz w:val="24"/>
-          <w:rtl/>
-          <w:szCs w:val="24"/>
-        </w:rPr>
-        <w:t xml:space="preserve">, ואילו חוזה אישי הוא </w:t>
-      </w:r>
-      <w:r>
-        <w:rPr>
-          <w:b/>
-          <w:sz w:val="24"/>
-          <w:rtl/>
-          <w:szCs w:val="24"/>
-          <w:bCs/>
-        </w:rPr>
-        <w:t>דיספוזיטיבי</w:t>
-      </w:r>
-      <w:r>
-        <w:rPr>
-          <w:sz w:val="24"/>
-          <w:rtl/>
-          <w:szCs w:val="24"/>
-        </w:rPr>
-        <w:t>,</w:t>
+        <w:t xml:space="preserve"> אף שסעיף הסמכויות מקנה לקבוצה סמכויות של ארגון עובדים, מטרה ד' מוציאה מראש מתחום הפעולה הקיבוצית את השכר, הבונוסים והאופציות. גם מטרה ב', יציבות החברה והמשך פעילותה בישראל, היא אינטרס של המעסיק. הנימוק שבהודעת הקבוצה אינו מחזיק משפטית. הוראות הסכם קיבוצי הן כללים קוגנטיים, ואילו חוזה אישי הוא דיספוזיטיבי,</w:t>
       </w:r>
       <w:r>
         <w:rPr>
@@ -633,25 +417,7 @@
           <w:rtl/>
           <w:szCs w:val="24"/>
         </w:rPr>
-        <w:t xml:space="preserve"> אך לפי </w:t>
-      </w:r>
-      <w:r>
-        <w:rPr>
-          <w:b/>
-          <w:sz w:val="24"/>
-          <w:rtl/>
-          <w:szCs w:val="24"/>
-          <w:bCs/>
-        </w:rPr>
-        <w:t>סעיף 22 לחוק</w:t>
-      </w:r>
-      <w:r>
-        <w:rPr>
-          <w:sz w:val="24"/>
-          <w:rtl/>
-          <w:szCs w:val="24"/>
-        </w:rPr>
-        <w:t xml:space="preserve"> הוראה בחוזה האישי שהיא לטובת העובד גוברת על ההסכם הקיבוצי. הסכם קיבוצי קובע אפוא רצפה ואינו שולל משא ומתן אישי מעליה.</w:t>
+        <w:t xml:space="preserve"> אך לפי סעיף 22 לחוק הוראה בחוזה האישי שהיא לטובת העובד גוברת על ההסכם הקיבוצי.</w:t>
       </w:r>
     </w:p>
     <w:p>
@@ -676,7 +442,7 @@
           <w:rtl/>
           <w:szCs w:val="24"/>
         </w:rPr>
-        <w:t xml:space="preserve"> הקבוצה הוקמה בתגובה ישירה להצטרפות העובדים להסתדרות ומגדירה את עצמה כמי שפועלת "בשיתוף פעולה ובהידברות" עם ההנהלה. גוף שהמעסיק תומך בו כך אינו "קול נגדי" לו.</w:t>
+        <w:t xml:space="preserve"> הקבוצה הוקמה בתגובה ישירה להצטרפות העובדים להסתדרות ומגדירה את עצמה כמי שפועלת "בשיתוף פעולה ובהידברות" עם ההנהלה. גוף כזה אינו "קול נגדי" למעסיק.</w:t>
       </w:r>
     </w:p>
     <w:p>
@@ -757,13 +523,27 @@
           <w:rtl/>
           <w:szCs w:val="24"/>
         </w:rPr>
-        <w:t xml:space="preserve"> כך גם כאן, ואין נפקות לכך שעובדים רבים הצטרפו לקבוצה. יתרה מזו, בנוקיה נקבע שהחברה לא תמכה בארגון הפנימי,</w:t>
+        <w:t xml:space="preserve"> הדמיון לענייננו בולט. בין מטרות הארגון בנוקיה נמנו "שימור קיום האתר בישראל" ו"פעולה בדרכי הידברות וגישור" עם ההנהלה,</w:t>
       </w:r>
       <w:r>
         <w:rPr>
           <w:vertAlign w:val="superscript"/>
         </w:rPr>
         <w:footnoteReference w:id="9"/>
+      </w:r>
+      <w:r>
+        <w:rPr>
+          <w:sz w:val="24"/>
+          <w:rtl/>
+          <w:szCs w:val="24"/>
+        </w:rPr>
+        <w:t xml:space="preserve"> ואלה כמעט זהות למטרות ב' ו-ג' של הקבוצה. מאחר שהעמידה במבחנים נבחנת במועד ההכרזה, אין בתיקון מאוחר של התקנון כדי להכשיר את הקבוצה, ואין נפקות לכך שעובדים רבים הצטרפו אליה. יתרה מזו, בנוקיה נקבע שהחברה לא תמכה בארגון הפנימי,</w:t>
+      </w:r>
+      <w:r>
+        <w:rPr>
+          <w:vertAlign w:val="superscript"/>
+        </w:rPr>
+        <w:footnoteReference w:id="10"/>
       </w:r>
       <w:r>
         <w:rPr>
@@ -786,25 +566,7 @@
           <w:rtl/>
           <w:szCs w:val="24"/>
         </w:rPr>
-        <w:t>אין בכך כדי לפגוע בחופש מהתארגנות. עובד רשאי שלא להצטרף להסתדרות, וסעיף 33י(א)(3) מגן עליו מפני פגיעה בשל כך. חברי הקבוצה אינם נספרים לצורך היציגות, והודעתה כי היא הארגון היציג חסרת נפקות. חובת המעסיק לנהל משא ומתן בהתארגנות ראשונית חלה רק כלפי ארגון יציג לפי סעיף 3 (</w:t>
-      </w:r>
-      <w:r>
-        <w:rPr>
-          <w:b/>
-          <w:sz w:val="24"/>
-          <w:rtl/>
-          <w:szCs w:val="24"/>
-          <w:bCs/>
-        </w:rPr>
-        <w:t>סעיף 33ח1</w:t>
-      </w:r>
-      <w:r>
-        <w:rPr>
-          <w:sz w:val="24"/>
-          <w:rtl/>
-          <w:szCs w:val="24"/>
-        </w:rPr>
-        <w:t>), ואם ההסתדרות תהיה יציגה, עמה יהיה על ההנהלה לנהל משא ומתן.</w:t>
+        <w:t>אין בכך כדי לפגוע בחופש מהתארגנות. עובד רשאי שלא להצטרף להסתדרות, וסעיף 33י(א)(3) מגן עליו מפני פגיעה בשל כך. חברי הקבוצה אינם נספרים לצורך היציגות, והודעתה כי היא הארגון היציג חסרת נפקות. חובת המעסיק לנהל משא ומתן בהתארגנות ראשונית חלה רק כלפי ארגון יציג לפי סעיף 3 (סעיף 33ח1), ואם ההסתדרות תהיה יציגה, עמה יהיה על ההנהלה לנהל משא ומתן.</w:t>
       </w:r>
     </w:p>
     <w:p>
@@ -852,7 +614,7 @@
         <w:rPr>
           <w:vertAlign w:val="superscript"/>
         </w:rPr>
-        <w:footnoteReference w:id="10"/>
+        <w:footnoteReference w:id="11"/>
       </w:r>
       <w:r>
         <w:rPr>
@@ -878,25 +640,7 @@
           <w:rtl/>
           <w:szCs w:val="24"/>
         </w:rPr>
-        <w:t xml:space="preserve"> לבין שלב שבו כבר קיים ארגון יציג. בשלב הראשון גובר חופש ההתארגנות: המעסיק אינו רשאי להביע עמדה על ההתארגנות בשום ערוץ, לרבות ב</w:t>
-      </w:r>
-      <w:r>
-        <w:rPr>
-          <w:b/>
-          <w:sz w:val="24"/>
-          <w:rtl/>
-          <w:szCs w:val="24"/>
-          <w:bCs/>
-        </w:rPr>
-        <w:t>שיחות אישיות</w:t>
-      </w:r>
-      <w:r>
-        <w:rPr>
-          <w:sz w:val="24"/>
-          <w:rtl/>
-          <w:szCs w:val="24"/>
-        </w:rPr>
-        <w:t xml:space="preserve"> ובדואר אלקטרוני, וגם הצבעה על חסרונותיה לעובדים או לחברה, נכונה ככל שתהיה, אסורה. ההתארגנות ב-NeuroTech נמצאת בשלב הפורץ, ולכן שלוש פעולות ההנהלה אסורות.</w:t>
+        <w:t xml:space="preserve"> לבין שלב שבו כבר קיים ארגון יציג. בשלב הראשון גובר חופש ההתארגנות: המעסיק אינו רשאי להביע עמדה על ההתארגנות בשום ערוץ, לרבות בשיחות אישיות ובדואר אלקטרוני, וגם הצבעה על חסרונותיה לעובדים או לחברה, נכונה ככל שתהיה, אסורה. ההתארגנות ב-NeuroTech נמצאת בשלב הפורץ, ולכן שלוש פעולות ההנהלה אסורות.</w:t>
       </w:r>
     </w:p>
     <w:p>
@@ -907,57 +651,11 @@
       </w:pPr>
       <w:r>
         <w:rPr>
-          <w:b/>
-          <w:sz w:val="24"/>
-          <w:rtl/>
-          <w:szCs w:val="24"/>
-          <w:bCs/>
-        </w:rPr>
-        <w:t>הודעת הדואר האלקטרוני</w:t>
-      </w:r>
-      <w:r>
-        <w:rPr>
           <w:sz w:val="24"/>
           <w:rtl/>
           <w:szCs w:val="24"/>
         </w:rPr>
-        <w:t xml:space="preserve"> מציגה את ההסתדרות כגורם "חיצוני" שעלול לשנות את התרבות הארגונית וקוראת לעובדים "לשקול היטב". זו הצגת חסרונות ההתארגנות בתכתובת אלקטרונית, כמו ההודעה שנפסלה בעניין פלאפון, אף שהנוסח מתון יותר. </w:t>
-      </w:r>
-      <w:r>
-        <w:rPr>
-          <w:b/>
-          <w:sz w:val="24"/>
-          <w:rtl/>
-          <w:szCs w:val="24"/>
-          <w:bCs/>
-        </w:rPr>
-        <w:t>הנחיית מנהלי הצוותים</w:t>
-      </w:r>
-      <w:r>
-        <w:rPr>
-          <w:sz w:val="24"/>
-          <w:rtl/>
-          <w:szCs w:val="24"/>
-        </w:rPr>
-        <w:t xml:space="preserve"> לשוחח עם עובדיהם על "יתרונות המודל האישי" היא מפגש אישי שנאסר במפורש. חומרתה רבה, שכן המנהלים משפיעים על הבונוסים והקידום, וכל שיחה כזו עלולה להיתפס כאיום. </w:t>
-      </w:r>
-      <w:r>
-        <w:rPr>
-          <w:b/>
-          <w:sz w:val="24"/>
-          <w:rtl/>
-          <w:szCs w:val="24"/>
-          <w:bCs/>
-        </w:rPr>
-        <w:t>הפגישה עם הקבוצה ודברי השבח</w:t>
-      </w:r>
-      <w:r>
-        <w:rPr>
-          <w:sz w:val="24"/>
-          <w:rtl/>
-          <w:szCs w:val="24"/>
-        </w:rPr>
-        <w:t xml:space="preserve"> כלפיה מעבירים בעקיפין את אותו מסר. בעניין פלאפון ניתנו צווים שאסרו על החברה להציג את עמדתה בכל ערוץ ולעקוב אחר העובדים המתארגנים, וצווים דומים מתבקשים גם כאן.</w:t>
+        <w:t>הודעת הדואר האלקטרוני מציגה את ההסתדרות כגורם "חיצוני" שעלול לשנות את התרבות הארגונית וקוראת לעובדים "לשקול היטב". זו הצגת חסרונות ההתארגנות בתכתובת אלקטרונית, כמו ההודעה שנפסלה בעניין פלאפון, אף שהנוסח מתון יותר. הרמז שההסתדרות תפגע ב"תנאי העבודה האישיים" דומה לאזהרה שם מפני נזק לחברה ולעובדים, ובית הדין קבע כי אזהרה כזו אסורה גם כשיש בה אמת. הנחיית מנהלי הצוותים לשוחח עם עובדיהם על "יתרונות המודל האישי" היא מפגש אישי שנאסר במפורש. חומרתה רבה, שכן המנהלים משפיעים על הבונוסים והקידום, וכל שיחה כזו עלולה להיתפס כאיום. הפגישה עם הקבוצה ודברי השבח כלפיה מעבירים בעקיפין את אותו מסר. בעניין פלאפון ניתנו צווים שאסרו על החברה להציג את עמדתה בכל ערוץ ולעקוב אחר העובדים המתארגנים, וצווים דומים מתבקשים גם כאן.</w:t>
       </w:r>
     </w:p>
     <w:p>
@@ -1035,13 +733,17 @@
       </w:pPr>
       <w:r>
         <w:rPr>
-          <w:b/>
           <w:sz w:val="24"/>
           <w:rtl/>
           <w:szCs w:val="24"/>
-          <w:bCs/>
         </w:rPr>
-        <w:t>החוק למניעת הטרדה מינית</w:t>
+        <w:t>החוק למניעת הטרדה מינית נועד להגן על כבוד האדם, חירותו ופרטיותו.</w:t>
+      </w:r>
+      <w:r>
+        <w:rPr>
+          <w:vertAlign w:val="superscript"/>
+        </w:rPr>
+        <w:footnoteReference w:id="12"/>
       </w:r>
       <w:r>
         <w:rPr>
@@ -1049,75 +751,7 @@
           <w:rtl/>
           <w:szCs w:val="24"/>
         </w:rPr>
-        <w:t xml:space="preserve"> נועד להגן על כבוד האדם, חירותו ופרטיותו.</w:t>
-      </w:r>
-      <w:r>
-        <w:rPr>
-          <w:vertAlign w:val="superscript"/>
-        </w:rPr>
-        <w:footnoteReference w:id="11"/>
-      </w:r>
-      <w:r>
-        <w:rPr>
-          <w:sz w:val="24"/>
-          <w:rtl/>
-          <w:szCs w:val="24"/>
-        </w:rPr>
-        <w:t xml:space="preserve"> החלופה הרלוונטית היא </w:t>
-      </w:r>
-      <w:r>
-        <w:rPr>
-          <w:b/>
-          <w:sz w:val="24"/>
-          <w:rtl/>
-          <w:szCs w:val="24"/>
-          <w:bCs/>
-        </w:rPr>
-        <w:t>סעיף 3(א)(4)</w:t>
-      </w:r>
-      <w:r>
-        <w:rPr>
-          <w:sz w:val="24"/>
-          <w:rtl/>
-          <w:szCs w:val="24"/>
-        </w:rPr>
-        <w:t xml:space="preserve">: </w:t>
-      </w:r>
-      <w:r>
-        <w:rPr>
-          <w:b/>
-          <w:sz w:val="24"/>
-          <w:rtl/>
-          <w:szCs w:val="24"/>
-          <w:bCs/>
-        </w:rPr>
-        <w:t>התייחסויות חוזרות</w:t>
-      </w:r>
-      <w:r>
-        <w:rPr>
-          <w:sz w:val="24"/>
-          <w:rtl/>
-          <w:szCs w:val="24"/>
-        </w:rPr>
-        <w:t xml:space="preserve"> המופנות לאדם, </w:t>
-      </w:r>
-      <w:r>
-        <w:rPr>
-          <w:b/>
-          <w:sz w:val="24"/>
-          <w:rtl/>
-          <w:szCs w:val="24"/>
-          <w:bCs/>
-        </w:rPr>
-        <w:t>המתמקדות במיניותו</w:t>
-      </w:r>
-      <w:r>
-        <w:rPr>
-          <w:sz w:val="24"/>
-          <w:rtl/>
-          <w:szCs w:val="24"/>
-        </w:rPr>
-        <w:t xml:space="preserve">, כאשר אותו אדם </w:t>
+        <w:t xml:space="preserve"> החלופה הרלוונטית היא סעיף 3(א)(4): התייחסויות חוזרות המופנות לאדם, המתמקדות במיניותו, כאשר אותו אדם </w:t>
       </w:r>
       <w:r>
         <w:rPr>
@@ -1156,7 +790,7 @@
         <w:rPr>
           <w:vertAlign w:val="superscript"/>
         </w:rPr>
-        <w:footnoteReference w:id="12"/>
+        <w:footnoteReference w:id="13"/>
       </w:r>
       <w:r>
         <w:rPr>
@@ -1197,25 +831,7 @@
           <w:rtl/>
           <w:szCs w:val="24"/>
         </w:rPr>
-        <w:t xml:space="preserve">. לפי </w:t>
-      </w:r>
-      <w:r>
-        <w:rPr>
-          <w:b/>
-          <w:sz w:val="24"/>
-          <w:rtl/>
-          <w:szCs w:val="24"/>
-          <w:bCs/>
-        </w:rPr>
-        <w:t>סעיף 3(א)(6)(ג)</w:t>
-      </w:r>
-      <w:r>
-        <w:rPr>
-          <w:sz w:val="24"/>
-          <w:rtl/>
-          <w:szCs w:val="24"/>
-        </w:rPr>
-        <w:t>, כאשר ההתייחסויות נעשות תוך ניצול מרות ביחסי עבודה, אין צורך שהמוטרד יראה שאינו מעוניין. ב</w:t>
+        <w:t>. לפי סעיף 3(א)(6)(ג), כאשר ההתייחסויות נעשות תוך ניצול מרות ביחסי עבודה, אין צורך שהמוטרד יראה שאינו מעוניין. ב</w:t>
       </w:r>
       <w:r>
         <w:rPr>
@@ -1231,7 +847,7 @@
         <w:rPr>
           <w:vertAlign w:val="superscript"/>
         </w:rPr>
-        <w:footnoteReference w:id="13"/>
+        <w:footnoteReference w:id="14"/>
       </w:r>
       <w:r>
         <w:rPr>
@@ -1254,61 +870,7 @@
           <w:rtl/>
           <w:szCs w:val="24"/>
         </w:rPr>
-        <w:t xml:space="preserve">עם זאת, גם כשקיימים יחסי מרות נדרשות התייחסויות חוזרות </w:t>
-      </w:r>
-      <w:r>
-        <w:rPr>
-          <w:b/>
-          <w:sz w:val="24"/>
-          <w:rtl/>
-          <w:szCs w:val="24"/>
-          <w:bCs/>
-        </w:rPr>
-        <w:t>המתמקדות במיניותו של המוטרד</w:t>
-      </w:r>
-      <w:r>
-        <w:rPr>
-          <w:sz w:val="24"/>
-          <w:rtl/>
-          <w:szCs w:val="24"/>
-        </w:rPr>
-        <w:t>, ונדרש ש</w:t>
-      </w:r>
-      <w:r>
-        <w:rPr>
-          <w:b/>
-          <w:sz w:val="24"/>
-          <w:rtl/>
-          <w:szCs w:val="24"/>
-          <w:bCs/>
-        </w:rPr>
-        <w:t>נוצלו</w:t>
-      </w:r>
-      <w:r>
-        <w:rPr>
-          <w:sz w:val="24"/>
-          <w:rtl/>
-          <w:szCs w:val="24"/>
-        </w:rPr>
-        <w:t xml:space="preserve"> יחסי המרות. השאלה על נטייתו של אורי נשאלה פעם אחת. רוב השיחות עסקו בחייה של דנה והיו הדדיות, ולכן קשה לבסס כאן הטרדה מינית. תחושתה של דנה כי הם "חברים טובים" אינה מכרעת: אילו הוכח ניצול מרות, לא היה צורך שאורי יראה דבר. אין זו גם </w:t>
-      </w:r>
-      <w:r>
-        <w:rPr>
-          <w:b/>
-          <w:sz w:val="24"/>
-          <w:rtl/>
-          <w:szCs w:val="24"/>
-          <w:bCs/>
-        </w:rPr>
-        <w:t>הטרדה סביבתית</w:t>
-      </w:r>
-      <w:r>
-        <w:rPr>
-          <w:sz w:val="24"/>
-          <w:rtl/>
-          <w:szCs w:val="24"/>
-        </w:rPr>
-        <w:t>, שכן ההתנהגות לא יצרה אווירה כללית במשרד.</w:t>
+        <w:t>עם זאת, גם כשקיימים יחסי מרות נדרשות התייחסויות חוזרות המתמקדות במיניותו של המוטרד, ונדרש שנוצלו יחסי המרות. השאלה על נטייתו של אורי נשאלה פעם אחת. לכן יש לבחון שתי אפשרויות. אם לא יוכרו יחסי מרות, אין הטרדה: אורי הראה שאינו מעוניין רק בשלב מאוחר, ומאז לא נאמרה כל התייחסות נוספת. אם יוכרו יחסי מרות, עדיין נדרשות התייחסויות חוזרות למיניותו שלו, ואילו רוב השיחות עסקו במיניותה של דנה, היו הדדיות ולא נקשרו למעמדו בעבודה. בשתי האפשרויות קשה לבסס הטרדה מינית. תחושתה של דנה כי הם "חברים טובים" אינה מכרעת: אילו הוכח ניצול מרות, לא היה צורך שאורי יראה דבר. אין זו גם הטרדה סביבתית, שכן ההתנהגות לא יצרה אווירה כללית במשרד.</w:t>
       </w:r>
     </w:p>
     <w:p>
@@ -1340,67 +902,13 @@
           <w:rtl/>
           <w:szCs w:val="24"/>
         </w:rPr>
-        <w:t>מעסיק חייב לנקוט אמצעים סבירים למניעת הטרדה מינית ולטפל בכל מקרה (</w:t>
-      </w:r>
-      <w:r>
-        <w:rPr>
-          <w:b/>
-          <w:sz w:val="24"/>
-          <w:rtl/>
-          <w:szCs w:val="24"/>
-          <w:bCs/>
-        </w:rPr>
-        <w:t>סעיף 7(א) לחוק</w:t>
-      </w:r>
-      <w:r>
-        <w:rPr>
-          <w:sz w:val="24"/>
-          <w:rtl/>
-          <w:szCs w:val="24"/>
-        </w:rPr>
-        <w:t xml:space="preserve">). Frame מעסיקה כ-70 עובדים, ולכן עליה גם לפרסם תקנון מותאם ולמנות </w:t>
-      </w:r>
-      <w:r>
-        <w:rPr>
-          <w:b/>
-          <w:sz w:val="24"/>
-          <w:rtl/>
-          <w:szCs w:val="24"/>
-          <w:bCs/>
-        </w:rPr>
-        <w:t>אחראי</w:t>
-      </w:r>
-      <w:r>
-        <w:rPr>
-          <w:sz w:val="24"/>
-          <w:rtl/>
-          <w:szCs w:val="24"/>
-        </w:rPr>
-        <w:t xml:space="preserve"> לבירור תלונות (</w:t>
-      </w:r>
-      <w:r>
-        <w:rPr>
-          <w:b/>
-          <w:sz w:val="24"/>
-          <w:rtl/>
-          <w:szCs w:val="24"/>
-          <w:bCs/>
-        </w:rPr>
-        <w:t>סעיף 7(ב)</w:t>
-      </w:r>
-      <w:r>
-        <w:rPr>
-          <w:sz w:val="24"/>
-          <w:rtl/>
-          <w:szCs w:val="24"/>
-        </w:rPr>
-        <w:t>).</w:t>
+        <w:t>מעסיק חייב לנקוט אמצעים סבירים למניעת הטרדה מינית ולטפל בכל מקרה (סעיף 7(א) לחוק). Frame מעסיקה כ-70 עובדים, ולכן עליה גם לפרסם תקנון מותאם ולמנות אחראי לבירור תלונות (סעיף 7(ב)).</w:t>
       </w:r>
       <w:r>
         <w:rPr>
           <w:vertAlign w:val="superscript"/>
         </w:rPr>
-        <w:footnoteReference w:id="14"/>
+        <w:footnoteReference w:id="15"/>
       </w:r>
       <w:r>
         <w:rPr>
@@ -1433,39 +941,7 @@
           <w:rtl/>
           <w:szCs w:val="24"/>
         </w:rPr>
-        <w:t xml:space="preserve"> היא פגיעה מכל סוג שמקורה בהטרדה מינית או בתלונה עליה (סעיף 3(ב)), ואינה מותנית בכך שהמוטרד סירב. החוק מרחיב את המושג לפגיעה לפי סעיף 7 לחוק שוויון ההזדמנויות בעבודה, שלעניינה די ב</w:t>
-      </w:r>
-      <w:r>
-        <w:rPr>
-          <w:b/>
-          <w:sz w:val="24"/>
-          <w:rtl/>
-          <w:szCs w:val="24"/>
-          <w:bCs/>
-        </w:rPr>
-        <w:t>התייחסות אחת</w:t>
-      </w:r>
-      <w:r>
-        <w:rPr>
-          <w:sz w:val="24"/>
-          <w:rtl/>
-          <w:szCs w:val="24"/>
-        </w:rPr>
-        <w:t xml:space="preserve"> לפי סעיף 3(א)(4).</w:t>
-      </w:r>
-      <w:r>
-        <w:rPr>
-          <w:vertAlign w:val="superscript"/>
-        </w:rPr>
-        <w:footnoteReference w:id="15"/>
-      </w:r>
-      <w:r>
-        <w:rPr>
-          <w:sz w:val="24"/>
-          <w:rtl/>
-          <w:szCs w:val="24"/>
-        </w:rPr>
-        <w:t xml:space="preserve"> אם יוכרו יחסי מרות, גם השאלה הבודדת על נטייתו של אורי עשויה להספיק. העברתו חודש אחרי שביקש לסיים את השיחות, והשפעתה של דנה על השיבוץ, מעוררות חשד לקשר כזה. משהוכיח זאת אורי, עובר למעסיק הנטל להראות שלא פגע בו,</w:t>
+        <w:t xml:space="preserve"> היא פגיעה מכל סוג שמקורה בהטרדה מינית או בתלונה עליה (סעיף 3(ב)), ואינה מותנית בכך שהמוטרד סירב. החוק מרחיב את המושג לפגיעה לפי סעיף 7 לחוק שוויון ההזדמנויות בעבודה, שלעניינה די בהתייחסות אחת לפי סעיף 3(א)(4).</w:t>
       </w:r>
       <w:r>
         <w:rPr>
@@ -1479,13 +955,27 @@
           <w:rtl/>
           <w:szCs w:val="24"/>
         </w:rPr>
+        <w:t xml:space="preserve"> אם יוכרו יחסי מרות, גם השאלה הבודדת על נטייתו של אורי עשויה להספיק. העברתו חודש אחרי שביקש לסיים את השיחות, והשפעתה של דנה על השיבוץ, מעוררות חשד לקשר כזה. השאלה המכרעת היא מי החליט על ההעברה ומדוע: אם דנה המליצה עליה או השפיעה עליה, מדובר בפגיעה שמקורה בהטרדה; אם ההחלטה התקבלה משיקולים ענייניים של צורכי הפרויקטים, אין התנכלות. משהוכיח זאת אורי, עובר למעסיק הנטל להראות שלא פגע בו,</w:t>
+      </w:r>
+      <w:r>
+        <w:rPr>
+          <w:vertAlign w:val="superscript"/>
+        </w:rPr>
+        <w:footnoteReference w:id="17"/>
+      </w:r>
+      <w:r>
+        <w:rPr>
+          <w:sz w:val="24"/>
+          <w:rtl/>
+          <w:szCs w:val="24"/>
+        </w:rPr>
         <w:t xml:space="preserve"> ובית הדין רשאי לפסוק פיצוי של עד 120,000 ש"ח ללא הוכחת נזק.</w:t>
       </w:r>
       <w:r>
         <w:rPr>
           <w:vertAlign w:val="superscript"/>
         </w:rPr>
-        <w:footnoteReference w:id="17"/>
+        <w:footnoteReference w:id="18"/>
       </w:r>
       <w:r>
         <w:rPr>
@@ -1549,7 +1039,7 @@
         <w:rPr>
           <w:vertAlign w:val="superscript"/>
         </w:rPr>
-        <w:footnoteReference w:id="18"/>
+        <w:footnoteReference w:id="19"/>
       </w:r>
       <w:r>
         <w:rPr>
@@ -1557,43 +1047,7 @@
           <w:rtl/>
           <w:szCs w:val="24"/>
         </w:rPr>
-        <w:t xml:space="preserve"> ה</w:t>
-      </w:r>
-      <w:r>
-        <w:rPr>
-          <w:b/>
-          <w:sz w:val="24"/>
-          <w:rtl/>
-          <w:szCs w:val="24"/>
-          <w:bCs/>
-        </w:rPr>
-        <w:t>פררוגטיבה הניהולית</w:t>
-      </w:r>
-      <w:r>
-        <w:rPr>
-          <w:sz w:val="24"/>
-          <w:rtl/>
-          <w:szCs w:val="24"/>
-        </w:rPr>
-        <w:t xml:space="preserve"> מתירה לו לשנות נהלי עבודה, כמו חובת השתתפות בישיבות, אך שינוי הפוגע ב</w:t>
-      </w:r>
-      <w:r>
-        <w:rPr>
-          <w:b/>
-          <w:sz w:val="24"/>
-          <w:rtl/>
-          <w:szCs w:val="24"/>
-          <w:bCs/>
-        </w:rPr>
-        <w:t>מעמד העובד</w:t>
-      </w:r>
-      <w:r>
-        <w:rPr>
-          <w:sz w:val="24"/>
-          <w:rtl/>
-          <w:szCs w:val="24"/>
-        </w:rPr>
-        <w:t xml:space="preserve"> הוא </w:t>
+        <w:t xml:space="preserve"> הפררוגטיבה הניהולית מתירה לו לשנות נהלי עבודה, כמו חובת השתתפות בישיבות, אך שינוי הפוגע במעמד העובד הוא </w:t>
       </w:r>
       <w:r>
         <w:rPr>
@@ -1617,7 +1071,7 @@
         <w:rPr>
           <w:vertAlign w:val="superscript"/>
         </w:rPr>
-        <w:footnoteReference w:id="19"/>
+        <w:footnoteReference w:id="20"/>
       </w:r>
       <w:r>
         <w:rPr>
@@ -1631,7 +1085,7 @@
         <w:rPr>
           <w:vertAlign w:val="superscript"/>
         </w:rPr>
-        <w:footnoteReference w:id="20"/>
+        <w:footnoteReference w:id="21"/>
       </w:r>
     </w:p>
     <w:p>
@@ -1646,25 +1100,7 @@
           <w:rtl/>
           <w:szCs w:val="24"/>
         </w:rPr>
-        <w:t xml:space="preserve">לפי </w:t>
-      </w:r>
-      <w:r>
-        <w:rPr>
-          <w:b/>
-          <w:sz w:val="24"/>
-          <w:rtl/>
-          <w:szCs w:val="24"/>
-          <w:bCs/>
-        </w:rPr>
-        <w:t>חוק פיצויי פיטורים</w:t>
-      </w:r>
-      <w:r>
-        <w:rPr>
-          <w:sz w:val="24"/>
-          <w:rtl/>
-          <w:szCs w:val="24"/>
-        </w:rPr>
-        <w:t xml:space="preserve">, התפטרות מחמת </w:t>
+        <w:t xml:space="preserve">לפי חוק פיצויי פיטורים, התפטרות מחמת </w:t>
       </w:r>
       <w:r>
         <w:rPr>
@@ -1688,7 +1124,7 @@
         <w:rPr>
           <w:vertAlign w:val="superscript"/>
         </w:rPr>
-        <w:footnoteReference w:id="21"/>
+        <w:footnoteReference w:id="22"/>
       </w:r>
       <w:r>
         <w:rPr>
@@ -1702,7 +1138,7 @@
         <w:rPr>
           <w:vertAlign w:val="superscript"/>
         </w:rPr>
-        <w:footnoteReference w:id="22"/>
+        <w:footnoteReference w:id="23"/>
       </w:r>
       <w:r>
         <w:rPr>
@@ -1743,77 +1179,13 @@
           <w:rtl/>
           <w:szCs w:val="24"/>
         </w:rPr>
-        <w:t xml:space="preserve"> ו</w:t>
-      </w:r>
-      <w:r>
-        <w:rPr>
-          <w:b/>
-          <w:sz w:val="24"/>
-          <w:rtl/>
-          <w:szCs w:val="24"/>
-          <w:bCs/>
-        </w:rPr>
-        <w:t>הזדמנות לתקן</w:t>
-      </w:r>
-      <w:r>
-        <w:rPr>
-          <w:sz w:val="24"/>
-          <w:rtl/>
-          <w:szCs w:val="24"/>
-        </w:rPr>
-        <w:t>, לפעול ב</w:t>
-      </w:r>
-      <w:r>
-        <w:rPr>
-          <w:b/>
-          <w:sz w:val="24"/>
-          <w:rtl/>
-          <w:szCs w:val="24"/>
-          <w:bCs/>
-        </w:rPr>
-        <w:t>תום לב</w:t>
-      </w:r>
-      <w:r>
-        <w:rPr>
-          <w:sz w:val="24"/>
-          <w:rtl/>
-          <w:szCs w:val="24"/>
-        </w:rPr>
-        <w:t xml:space="preserve"> ובלי </w:t>
-      </w:r>
-      <w:r>
-        <w:rPr>
-          <w:b/>
-          <w:sz w:val="24"/>
-          <w:rtl/>
-          <w:szCs w:val="24"/>
-          <w:bCs/>
-        </w:rPr>
-        <w:t>שיהוי</w:t>
-      </w:r>
-      <w:r>
-        <w:rPr>
-          <w:sz w:val="24"/>
-          <w:rtl/>
-          <w:szCs w:val="24"/>
-        </w:rPr>
-        <w:t>, שכן שיהוי עלול להתפרש כהסכמה בהתנהגות. ב</w:t>
-      </w:r>
-      <w:r>
-        <w:rPr>
-          <w:b/>
-          <w:sz w:val="24"/>
-          <w:rtl/>
-          <w:szCs w:val="24"/>
-          <w:bCs/>
-        </w:rPr>
-        <w:t>עניין גולן</w:t>
+        <w:t xml:space="preserve"> והזדמנות לתקן, לפעול בתום לב ובלי שיהוי, שכן שיהוי עלול להתפרש כהסכמה בהתנהגות. בעניין גולן</w:t>
       </w:r>
       <w:r>
         <w:rPr>
           <w:vertAlign w:val="superscript"/>
         </w:rPr>
-        <w:footnoteReference w:id="23"/>
+        <w:footnoteReference w:id="24"/>
       </w:r>
       <w:r>
         <w:rPr>
@@ -1842,7 +1214,7 @@
         <w:rPr>
           <w:vertAlign w:val="superscript"/>
         </w:rPr>
-        <w:footnoteReference w:id="24"/>
+        <w:footnoteReference w:id="25"/>
       </w:r>
       <w:r>
         <w:rPr>
@@ -2516,7 +1888,7 @@
           <w:sz w:val="20"/>
           <w:szCs w:val="20"/>
         </w:rPr>
-        <w:t xml:space="preserve">שם, פס' 18.</w:t>
+        <w:t xml:space="preserve">שם, פס' 9.</w:t>
       </w:r>
     </w:p>
   </w:footnote>
@@ -2546,7 +1918,7 @@
           <w:sz w:val="20"/>
           <w:szCs w:val="20"/>
         </w:rPr>
-        <w:t xml:space="preserve">עס"ק (ארצי) 25476-09-12 הסתדרות העובדים הכללית החדשה נ' פלאפון תקשורת בע"מ (נבו 2.1.2013) (להלן: עניין פלאפון).</w:t>
+        <w:t xml:space="preserve">שם, פס' 18.</w:t>
       </w:r>
     </w:p>
   </w:footnote>
@@ -2576,7 +1948,7 @@
           <w:sz w:val="20"/>
           <w:szCs w:val="20"/>
         </w:rPr>
-        <w:t xml:space="preserve">ס' 1 לחוק למניעת הטרדה מינית, התשנ"ח–1998 (להלן: החוק למניעת הטרדה מינית); גליה הילדסהימר "החוק למניעת הטרדה מינית, חלקים א'-ב'" מצגת הקורס היבטים משפטיים ואתיים בייעוץ ופיתוח ארגוני, המרכז האקדמי פרס (2026).</w:t>
+        <w:t xml:space="preserve">עס"ק (ארצי) 25476-09-12 הסתדרות העובדים הכללית החדשה נ' פלאפון תקשורת בע"מ (נבו 2.1.2013) (להלן: עניין פלאפון).</w:t>
       </w:r>
     </w:p>
   </w:footnote>
@@ -2606,7 +1978,7 @@
           <w:sz w:val="20"/>
           <w:szCs w:val="20"/>
         </w:rPr>
-        <w:t xml:space="preserve">ס' 2 לחוק למניעת הטרדה מינית (הגדרות "הראה" ו"מסגרת יחסי עבודה").</w:t>
+        <w:t xml:space="preserve">ס' 1 לחוק למניעת הטרדה מינית, התשנ"ח–1998 (להלן: החוק למניעת הטרדה מינית); גליה הילדסהימר "החוק למניעת הטרדה מינית, חלקים א'-ב'" מצגת הקורס היבטים משפטיים ואתיים בייעוץ ופיתוח ארגוני, המרכז האקדמי פרס (2026).</w:t>
       </w:r>
     </w:p>
   </w:footnote>
@@ -2636,7 +2008,7 @@
           <w:sz w:val="20"/>
           <w:szCs w:val="20"/>
         </w:rPr>
-        <w:t xml:space="preserve">עש"ם 2203/05 מדר נ' נציבות שירות המדינה (נבו 21.7.2005) (להלן: עניין מדר).</w:t>
+        <w:t xml:space="preserve">ס' 2 לחוק למניעת הטרדה מינית (הגדרות "הראה" ו"מסגרת יחסי עבודה").</w:t>
       </w:r>
     </w:p>
   </w:footnote>
@@ -2666,7 +2038,7 @@
           <w:sz w:val="20"/>
           <w:szCs w:val="20"/>
         </w:rPr>
-        <w:t xml:space="preserve">תק' 2(ג), 4, 6(ט) ו-8 לתקנות למניעת הטרדה מינית (חובות מעסיק), התשנ"ח–1998.</w:t>
+        <w:t xml:space="preserve">עש"ם 2203/05 מדר נ' נציבות שירות המדינה (נבו 21.7.2005) (להלן: עניין מדר).</w:t>
       </w:r>
     </w:p>
   </w:footnote>
@@ -2696,7 +2068,7 @@
           <w:sz w:val="20"/>
           <w:szCs w:val="20"/>
         </w:rPr>
-        <w:t xml:space="preserve">ס' 7(ו) לחוק למניעת הטרדה מינית; ס' 7(א) לחוק שוויון ההזדמנויות בעבודה, התשמ"ח–1988.</w:t>
+        <w:t xml:space="preserve">תק' 2(ג), 4, 6(ט) ו-8 לתקנות למניעת הטרדה מינית (חובות מעסיק), התשנ"ח–1998.</w:t>
       </w:r>
     </w:p>
   </w:footnote>
@@ -2726,7 +2098,7 @@
           <w:sz w:val="20"/>
           <w:szCs w:val="20"/>
         </w:rPr>
-        <w:t xml:space="preserve">ס' 6א לחוק למניעת הטרדה מינית.</w:t>
+        <w:t xml:space="preserve">ס' 7(ו) לחוק למניעת הטרדה מינית; ס' 7(א) לחוק שוויון ההזדמנויות בעבודה, התשמ"ח–1988.</w:t>
       </w:r>
     </w:p>
   </w:footnote>
@@ -2756,7 +2128,7 @@
           <w:sz w:val="20"/>
           <w:szCs w:val="20"/>
         </w:rPr>
-        <w:t xml:space="preserve">ס' 6(ב), שם.</w:t>
+        <w:t xml:space="preserve">ס' 6א לחוק למניעת הטרדה מינית.</w:t>
       </w:r>
     </w:p>
   </w:footnote>
@@ -2786,7 +2158,7 @@
           <w:sz w:val="20"/>
           <w:szCs w:val="20"/>
         </w:rPr>
-        <w:t xml:space="preserve">בג"ץ 239/83 מילפלדר נ' בית הדין הארצי לעבודה, פ"ד מא(2) 210 (1987).</w:t>
+        <w:t xml:space="preserve">ס' 6(ב), שם.</w:t>
       </w:r>
     </w:p>
   </w:footnote>
@@ -2816,7 +2188,7 @@
           <w:sz w:val="20"/>
           <w:szCs w:val="20"/>
         </w:rPr>
-        <w:t xml:space="preserve">גליה הילדסהימר "חוזה עבודה אישי ומניעת הרעת תנאים, חלקים א'-ב'" מצגת הקורס היבטים משפטיים ואתיים בייעוץ ופיתוח ארגוני, המרכז האקדמי פרס (2026).</w:t>
+        <w:t xml:space="preserve">בג"ץ 239/83 מילפלדר נ' בית הדין הארצי לעבודה, פ"ד מא(2) 210 (1987).</w:t>
       </w:r>
     </w:p>
   </w:footnote>
@@ -2846,7 +2218,7 @@
           <w:sz w:val="20"/>
           <w:szCs w:val="20"/>
         </w:rPr>
-        <w:t xml:space="preserve">ס' 2(א)(3), 3 ו-5א לחוק הודעה לעובד ולמועמד לעבודה (תנאי עבודה והליכי מיון וקבלה לעבודה), התשס"ב–2002.</w:t>
+        <w:t xml:space="preserve">גליה הילדסהימר "חוזה עבודה אישי ומניעת הרעת תנאים, חלקים א'-ב'" מצגת הקורס היבטים משפטיים ואתיים בייעוץ ופיתוח ארגוני, המרכז האקדמי פרס (2026).</w:t>
       </w:r>
     </w:p>
   </w:footnote>
@@ -2876,7 +2248,7 @@
           <w:sz w:val="20"/>
           <w:szCs w:val="20"/>
         </w:rPr>
-        <w:t xml:space="preserve">ס' 11(א) לחוק פיצויי פיטורים, התשכ"ג–1963.</w:t>
+        <w:t xml:space="preserve">ס' 2(א)(3), 3 ו-5א לחוק הודעה לעובד ולמועמד לעבודה (תנאי עבודה והליכי מיון וקבלה לעבודה), התשס"ב–2002.</w:t>
       </w:r>
     </w:p>
   </w:footnote>
@@ -2906,7 +2278,7 @@
           <w:sz w:val="20"/>
           <w:szCs w:val="20"/>
         </w:rPr>
-        <w:t xml:space="preserve">ס' 1(א), שם.</w:t>
+        <w:t xml:space="preserve">ס' 11(א) לחוק פיצויי פיטורים, התשכ"ג–1963.</w:t>
       </w:r>
     </w:p>
   </w:footnote>
@@ -2936,11 +2308,41 @@
           <w:sz w:val="20"/>
           <w:szCs w:val="20"/>
         </w:rPr>
+        <w:t xml:space="preserve">ס' 1(א), שם.</w:t>
+      </w:r>
+    </w:p>
+  </w:footnote>
+  <w:footnote w:id="24">
+    <w:p>
+      <w:pPr>
+        <w:bidi/>
+        <w:spacing w:before="0" w:after="0" w:line="240" w:lineRule="auto"/>
+        <w:jc w:val="both"/>
+      </w:pPr>
+      <w:r>
+        <w:rPr>
+          <w:vertAlign w:val="superscript"/>
+          <w:sz w:val="20"/>
+        </w:rPr>
+        <w:footnoteRef/>
+      </w:r>
+      <w:r>
+        <w:rPr>
+          <w:sz w:val="20"/>
+        </w:rPr>
+        <w:t xml:space="preserve"> </w:t>
+      </w:r>
+      <w:r>
+        <w:rPr>
+          <w:rtl/>
+          <w:sz w:val="20"/>
+          <w:szCs w:val="20"/>
+        </w:rPr>
         <w:t xml:space="preserve">תב"ע (ארצי) נד/86-3 יוחנן גולן נ' אי.אל.די. בע"מ (להלן: עניין גולן).</w:t>
       </w:r>
     </w:p>
   </w:footnote>
-  <w:footnote w:id="24">
+  <w:footnote w:id="25">
     <w:p>
       <w:pPr>
         <w:bidi/>

--- a/output/עבודה_היבטים_משפטיים_סופי.docx
+++ b/output/עבודה_היבטים_משפטיים_סופי.docx
@@ -955,7 +955,7 @@
           <w:rtl/>
           <w:szCs w:val="24"/>
         </w:rPr>
-        <w:t xml:space="preserve"> אם יוכרו יחסי מרות, גם השאלה הבודדת על נטייתו של אורי עשויה להספיק. העברתו חודש אחרי שביקש לסיים את השיחות, והשפעתה של דנה על השיבוץ, מעוררות חשד לקשר כזה. השאלה המכרעת היא מי החליט על ההעברה ומדוע: אם דנה המליצה עליה או השפיעה עליה, מדובר בפגיעה שמקורה בהטרדה; אם ההחלטה התקבלה משיקולים ענייניים של צורכי הפרויקטים, אין התנכלות. משהוכיח זאת אורי, עובר למעסיק הנטל להראות שלא פגע בו,</w:t>
+        <w:t xml:space="preserve"> אם יוכרו יחסי מרות, גם השאלה הבודדת על נטייתו של אורי עשויה להספיק. העברתו חודש אחרי שביקש לסיים את השיחות, והשפעתה של דנה על השיבוץ, מעוררות חשד לקשר כזה. השאלה המכרעת היא מי החליט על ההעברה ומדוע: אם דנה המליצה עליה או השפיעה עליה, מדובר בפגיעה שמקורה בהטרדה; אם ההחלטה התקבלה משיקולים ענייניים של צורכי הפרויקטים, אין התנכלות. אם יוכיח אורי שהייתה הטרדה, יעבור למעסיק הנטל להראות שההעברה לא נבעה ממנה,</w:t>
       </w:r>
       <w:r>
         <w:rPr>

--- a/output/עבודה_היבטים_משפטיים_סופי.docx
+++ b/output/עבודה_היבטים_משפטיים_סופי.docx
@@ -260,35 +260,7 @@
           <w:rtl/>
           <w:szCs w:val="24"/>
         </w:rPr>
-        <w:t>).</w:t>
-      </w:r>
-      <w:r>
-        <w:rPr>
-          <w:vertAlign w:val="superscript"/>
-        </w:rPr>
-        <w:footnoteReference w:id="1"/>
-      </w:r>
-      <w:r>
-        <w:rPr>
-          <w:sz w:val="24"/>
-          <w:rtl/>
-          <w:szCs w:val="24"/>
-        </w:rPr>
-        <w:t xml:space="preserve"> הזכות הראשונה מעוגנת בסעיף 33ח לחוק הסכמים קיבוציים,</w:t>
-      </w:r>
-      <w:r>
-        <w:rPr>
-          <w:vertAlign w:val="superscript"/>
-        </w:rPr>
-        <w:footnoteReference w:id="2"/>
-      </w:r>
-      <w:r>
-        <w:rPr>
-          <w:sz w:val="24"/>
-          <w:rtl/>
-          <w:szCs w:val="24"/>
-        </w:rPr>
-        <w:t xml:space="preserve"> וסעיף 33י(א) אוסר על מעסיק לפגוע בעובד בשל חברותו בארגון עובדים, בשל פעילותו להקמתו, וגם בשל הימנעותו מלהיות חבר בו.</w:t>
+        <w:t>) (בן-ישראל, דיני עבודה כרך א, עמ' 48-32; מצגת הקורס "התארגנויות עובדים"). הזכות הראשונה מעוגנת בסעיף 33ח לחוק הסכמים קיבוציים (סעיף 33ח לחוק הסכמים קיבוציים, התשי"ז–1957), וסעיף 33י(א) אוסר על מעסיק לפגוע בעובד בשל חברותו בארגון עובדים, בשל פעילותו להקמתו, וגם בשל הימנעותו מלהיות חבר בו.</w:t>
       </w:r>
     </w:p>
     <w:p>
@@ -339,21 +311,7 @@
           <w:rtl/>
           <w:szCs w:val="24"/>
         </w:rPr>
-        <w:t>.</w:t>
-      </w:r>
-      <w:r>
-        <w:rPr>
-          <w:vertAlign w:val="superscript"/>
-        </w:rPr>
-        <w:footnoteReference w:id="3"/>
-      </w:r>
-      <w:r>
-        <w:rPr>
-          <w:sz w:val="24"/>
-          <w:rtl/>
-          <w:szCs w:val="24"/>
-        </w:rPr>
-        <w:t xml:space="preserve"> מבחן החברות: החברים הם בעיקר עובדים שכירים והחברות רצונית. מבחן התקנון: לארגון תקנון המסדיר את מוסדותיו ומטרותיו. מבחן המטרה: קידום תנאי העבודה בדרך של משא ומתן קיבוצי. מבחן ההתארגנות: ארגון של קבע, עצמאי, המהווה קול נגדי למעסיק.</w:t>
+        <w:t xml:space="preserve"> (בג"ץ 7029/95, פ"ד נא(2) 63 (1997)). מבחן החברות: החברים הם בעיקר עובדים שכירים והחברות רצונית. מבחן התקנון: לארגון תקנון המסדיר את מוסדותיו ומטרותיו. מבחן המטרה: קידום תנאי העבודה בדרך של משא ומתן קיבוצי. מבחן ההתארגנות: ארגון של קבע, עצמאי, המהווה קול נגדי למעסיק.</w:t>
       </w:r>
     </w:p>
     <w:p>
@@ -403,21 +361,7 @@
           <w:rtl/>
           <w:szCs w:val="24"/>
         </w:rPr>
-        <w:t xml:space="preserve"> אף שסעיף הסמכויות מקנה לקבוצה סמכויות של ארגון עובדים, מטרה ד' מוציאה מראש מתחום הפעולה הקיבוצית את השכר, הבונוסים והאופציות. גם מטרה ב', יציבות החברה והמשך פעילותה בישראל, היא אינטרס של המעסיק. הנימוק שבהודעת הקבוצה אינו מחזיק משפטית. הוראות הסכם קיבוצי הן כללים קוגנטיים, ואילו חוזה אישי הוא דיספוזיטיבי,</w:t>
-      </w:r>
-      <w:r>
-        <w:rPr>
-          <w:vertAlign w:val="superscript"/>
-        </w:rPr>
-        <w:footnoteReference w:id="4"/>
-      </w:r>
-      <w:r>
-        <w:rPr>
-          <w:sz w:val="24"/>
-          <w:rtl/>
-          <w:szCs w:val="24"/>
-        </w:rPr>
-        <w:t xml:space="preserve"> אך לפי סעיף 22 לחוק הוראה בחוזה האישי שהיא לטובת העובד גוברת על ההסכם הקיבוצי.</w:t>
+        <w:t xml:space="preserve"> אף שסעיף הסמכויות מקנה לקבוצה סמכויות של ארגון עובדים, מטרה ד' מוציאה מראש מתחום הפעולה הקיבוצית את השכר, הבונוסים והאופציות. גם מטרה ב', יציבות החברה והמשך פעילותה בישראל, היא אינטרס של המעסיק. הנימוק שבהודעת הקבוצה אינו מחזיק משפטית. הוראות הסכם קיבוצי הן כללים קוגנטיים, ואילו חוזה אישי הוא דיספוזיטיבי (מצגת המבוא לקורס; סעיפים 19-20 לחוק), אך לפי סעיף 22 לחוק הוראה בחוזה האישי שהיא לטובת העובד גוברת על ההסכם הקיבוצי.</w:t>
       </w:r>
     </w:p>
     <w:p>
@@ -467,91 +411,7 @@
           <w:rtl/>
           <w:szCs w:val="24"/>
         </w:rPr>
-        <w:t xml:space="preserve"> בנוקיה הוקם ארגון פנימי כחלופה להסתדרות, שהדגיש "שמירה על החוזה האישי של כל עובד". בית הדין הארצי קבע כי העמידה במבחני עניין עמית נבחנת במועד הכרזת היציגות, וכי אין להקל בהם גם לארגון חדש, ובוודאי לא במבחן המטרה.</w:t>
-      </w:r>
-      <w:r>
-        <w:rPr>
-          <w:vertAlign w:val="superscript"/>
-        </w:rPr>
-        <w:footnoteReference w:id="5"/>
-      </w:r>
-      <w:r>
-        <w:rPr>
-          <w:sz w:val="24"/>
-          <w:rtl/>
-          <w:szCs w:val="24"/>
-        </w:rPr>
-        <w:t xml:space="preserve"> נפסק שמטרתו העיקרית של ארגון עובדים חייבת להיות משא ומתן קיבוצי לשיפור תנאי העבודה, ושהמודל הקיבוצי שבבסיס החוק אינו נסוג מפני התרחבות החוזים האישיים.</w:t>
-      </w:r>
-      <w:r>
-        <w:rPr>
-          <w:vertAlign w:val="superscript"/>
-        </w:rPr>
-        <w:footnoteReference w:id="6"/>
-      </w:r>
-      <w:r>
-        <w:rPr>
-          <w:sz w:val="24"/>
-          <w:rtl/>
-          <w:szCs w:val="24"/>
-        </w:rPr>
-        <w:t xml:space="preserve"> עוד נקבע כי אותנטיות היא תנאי הכרחי אך לא מספיק, ו"התארגנות אותנטית של שני שלישים מעובדי המפעל בארגון שכל תכליתה התנגדות ליחסי עבודה קיבוציים אינה יכולה להפוך את אותה התארגנות לארגון עובדים".</w:t>
-      </w:r>
-      <w:r>
-        <w:rPr>
-          <w:vertAlign w:val="superscript"/>
-        </w:rPr>
-        <w:footnoteReference w:id="7"/>
-      </w:r>
-      <w:r>
-        <w:rPr>
-          <w:sz w:val="24"/>
-          <w:rtl/>
-          <w:szCs w:val="24"/>
-        </w:rPr>
-        <w:t xml:space="preserve"> בית הדין הדגיש גם את הטעם לכך: ארגון יציג מקבל כוח לחייב אף עובדים שאינם חברים בו, ולכן רק גוף הכשיר למלא תפקיד זה יוכר.</w:t>
-      </w:r>
-      <w:r>
-        <w:rPr>
-          <w:vertAlign w:val="superscript"/>
-        </w:rPr>
-        <w:footnoteReference w:id="8"/>
-      </w:r>
-      <w:r>
-        <w:rPr>
-          <w:sz w:val="24"/>
-          <w:rtl/>
-          <w:szCs w:val="24"/>
-        </w:rPr>
-        <w:t xml:space="preserve"> הדמיון לענייננו בולט. בין מטרות הארגון בנוקיה נמנו "שימור קיום האתר בישראל" ו"פעולה בדרכי הידברות וגישור" עם ההנהלה,</w:t>
-      </w:r>
-      <w:r>
-        <w:rPr>
-          <w:vertAlign w:val="superscript"/>
-        </w:rPr>
-        <w:footnoteReference w:id="9"/>
-      </w:r>
-      <w:r>
-        <w:rPr>
-          <w:sz w:val="24"/>
-          <w:rtl/>
-          <w:szCs w:val="24"/>
-        </w:rPr>
-        <w:t xml:space="preserve"> ואלה כמעט זהות למטרות ב' ו-ג' של הקבוצה. מאחר שהעמידה במבחנים נבחנת במועד ההכרזה, אין בתיקון מאוחר של התקנון כדי להכשיר את הקבוצה, ואין נפקות לכך שעובדים רבים הצטרפו אליה. יתרה מזו, בנוקיה נקבע שהחברה לא תמכה בארגון הפנימי,</w:t>
-      </w:r>
-      <w:r>
-        <w:rPr>
-          <w:vertAlign w:val="superscript"/>
-        </w:rPr>
-        <w:footnoteReference w:id="10"/>
-      </w:r>
-      <w:r>
-        <w:rPr>
-          <w:sz w:val="24"/>
-          <w:rtl/>
-          <w:szCs w:val="24"/>
-        </w:rPr>
-        <w:t xml:space="preserve"> ואילו כאן המנכ"ל בירך על הקמת הקבוצה ופעל נגד ההסתדרות, כך שגם מבחן העצמאות מהמעסיק אינו מתקיים.</w:t>
+        <w:t xml:space="preserve"> בנוקיה הוקם ארגון פנימי כחלופה להסתדרות, שהדגיש "שמירה על החוזה האישי של כל עובד". בית הדין הארצי קבע כי העמידה במבחני עניין עמית נבחנת במועד הכרזת היציגות, וכי אין להקל בהם גם לארגון חדש, ובוודאי לא במבחן המטרה (עס"ק (ארצי) 6298-03-25, 10.6.2025, פס' 6, 41 ו-44). נפסק שמטרתו העיקרית של ארגון עובדים חייבת להיות משא ומתן קיבוצי לשיפור תנאי העבודה, ושהמודל הקיבוצי שבבסיס החוק אינו נסוג מפני התרחבות החוזים האישיים (שם, פס' 50-51). עוד נקבע כי אותנטיות היא תנאי הכרחי אך לא מספיק, ו"התארגנות אותנטית של שני שלישים מעובדי המפעל בארגון שכל תכליתה התנגדות ליחסי עבודה קיבוציים אינה יכולה להפוך את אותה התארגנות לארגון עובדים" (פס' 47). בית הדין הדגיש גם את הטעם לכך: ארגון יציג מקבל כוח לחייב אף עובדים שאינם חברים בו, ולכן רק גוף הכשיר למלא תפקיד זה יוכר (פס' 43). הדמיון לענייננו בולט. בין מטרות הארגון בנוקיה נמנו "שימור קיום האתר בישראל" ו"פעולה בדרכי הידברות וגישור" עם ההנהלה (פס' 9), ואלה כמעט זהות למטרות ב' ו-ג' של הקבוצה. מאחר שהעמידה במבחנים נבחנת במועד ההכרזה, אין בתיקון מאוחר של התקנון כדי להכשיר את הקבוצה, ואין נפקות לכך שעובדים רבים הצטרפו אליה. יתרה מזו, בנוקיה נקבע שהחברה לא תמכה בארגון הפנימי (פס' 18), ואילו כאן המנכ"ל בירך על הקמת הקבוצה ופעל נגד ההסתדרות, כך שגם מבחן העצמאות מהמעסיק אינו מתקיים.</w:t>
       </w:r>
     </w:p>
     <w:p>
@@ -566,7 +426,7 @@
           <w:rtl/>
           <w:szCs w:val="24"/>
         </w:rPr>
-        <w:t>אין בכך כדי לפגוע בחופש מהתארגנות. עובד רשאי שלא להצטרף להסתדרות, וסעיף 33י(א)(3) מגן עליו מפני פגיעה בשל כך. חברי הקבוצה אינם נספרים לצורך היציגות, והודעתה כי היא הארגון היציג חסרת נפקות. חובת המעסיק לנהל משא ומתן בהתארגנות ראשונית חלה רק כלפי ארגון יציג לפי סעיף 3 (סעיף 33ח1), ואם ההסתדרות תהיה יציגה, עמה יהיה על ההנהלה לנהל משא ומתן.</w:t>
+        <w:t>אין בכך כדי לפגוע בחופש מהתארגנות. עובד רשאי שלא להצטרף להסתדרות, וסעיף 33י(א)(3) מגן עליו מפני פגיעה בשל כך. חברי הקבוצה אינם נספרים לצורך היציגות, והודעתה כי היא הארגון היציג חסרת נפקות. חובת המעסיק לנהל משא ומתן בהתארגנות ראשונית חלה רק כלפי ארגון יציג לפי סעיף 3 (סעיף 33ח1), ואם ההסתדרות תהיה יציגה, עמה יהיה על ההנהלה לנהל משא ומתן. החברה תהפוך אז ל"מפעל מאורגן", וההוראות האישיות שבהסכם הקיבוצי יחולו על כל העובדים מהסוגים הכלולים בו, גם על מי שאינם חברים בהסתדרות (סעיפים 15(3) ו-19 לחוק).</w:t>
       </w:r>
     </w:p>
     <w:p>
@@ -612,17 +472,11 @@
       </w:r>
       <w:r>
         <w:rPr>
-          <w:vertAlign w:val="superscript"/>
-        </w:rPr>
-        <w:footnoteReference w:id="11"/>
-      </w:r>
-      <w:r>
-        <w:rPr>
           <w:sz w:val="24"/>
           <w:rtl/>
           <w:szCs w:val="24"/>
         </w:rPr>
-        <w:t xml:space="preserve"> איזן בית הדין בין חופש הביטוי של המעסיק לחופש ההתארגנות, והבחין בין </w:t>
+        <w:t xml:space="preserve"> (עס"ק (ארצי) 25476-09-12, 2.1.2013) איזן בית הדין בין חופש הביטוי של המעסיק לחופש ההתארגנות, והבחין בין </w:t>
       </w:r>
       <w:r>
         <w:rPr>
@@ -655,7 +509,7 @@
           <w:rtl/>
           <w:szCs w:val="24"/>
         </w:rPr>
-        <w:t>הודעת הדואר האלקטרוני מציגה את ההסתדרות כגורם "חיצוני" שעלול לשנות את התרבות הארגונית וקוראת לעובדים "לשקול היטב". זו הצגת חסרונות ההתארגנות בתכתובת אלקטרונית, כמו ההודעה שנפסלה בעניין פלאפון, אף שהנוסח מתון יותר. הרמז שההסתדרות תפגע ב"תנאי העבודה האישיים" דומה לאזהרה שם מפני נזק לחברה ולעובדים, ובית הדין קבע כי אזהרה כזו אסורה גם כשיש בה אמת. הנחיית מנהלי הצוותים לשוחח עם עובדיהם על "יתרונות המודל האישי" היא מפגש אישי שנאסר במפורש. חומרתה רבה, שכן המנהלים משפיעים על הבונוסים והקידום, וכל שיחה כזו עלולה להיתפס כאיום. הפגישה עם הקבוצה ודברי השבח כלפיה מעבירים בעקיפין את אותו מסר. בעניין פלאפון ניתנו צווים שאסרו על החברה להציג את עמדתה בכל ערוץ ולעקוב אחר העובדים המתארגנים, וצווים דומים מתבקשים גם כאן.</w:t>
+        <w:t>הודעת הדואר האלקטרוני מציגה את ההסתדרות כגורם "חיצוני" שעלול לשנות את התרבות הארגונית וקוראת לעובדים "לשקול היטב". זו הצגת חסרונות ההתארגנות בתכתובת אלקטרונית, כמו ההודעה שנפסלה בעניין פלאפון, אף שהנוסח מתון יותר. הרמז שההסתדרות תפגע ב"תנאי העבודה האישיים" דומה לאזהרה שם מפני נזק לחברה ולעובדים, ובית הדין קבע כי אזהרה כזו אסורה גם כשיש בה אמת. הנחיית מנהלי הצוותים לשוחח עם עובדיהם על "יתרונות המודל האישי" היא מפגש אישי שנאסר במפורש. חומרתה רבה, שכן המנהלים משפיעים על הבונוסים והקידום, וכל שיחה כזו עלולה להיתפס כאיום. אם יתברר שמנהלים קשרו בין הבונוסים או הקידום לבין ההצטרפות להסתדרות, תהיה זו גם הפרה של סעיף 33י(א), שבגינה רשאי בית הדין לפסוק פיצויים לדוגמה של עד 50,000 ש"ח, ובנסיבות חמורות עד 200,000 ש"ח (סעיף 33יא(ב)). הפגישה עם הקבוצה ודברי השבח כלפיה מעבירים בעקיפין את אותו מסר. בעניין פלאפון ניתנו צווים שאסרו על החברה להציג את עמדתה בכל ערוץ ולעקוב אחר העובדים המתארגנים, וצווים דומים מתבקשים גם כאן.</w:t>
       </w:r>
     </w:p>
     <w:p>
@@ -737,21 +591,7 @@
           <w:rtl/>
           <w:szCs w:val="24"/>
         </w:rPr>
-        <w:t>החוק למניעת הטרדה מינית נועד להגן על כבוד האדם, חירותו ופרטיותו.</w:t>
-      </w:r>
-      <w:r>
-        <w:rPr>
-          <w:vertAlign w:val="superscript"/>
-        </w:rPr>
-        <w:footnoteReference w:id="12"/>
-      </w:r>
-      <w:r>
-        <w:rPr>
-          <w:sz w:val="24"/>
-          <w:rtl/>
-          <w:szCs w:val="24"/>
-        </w:rPr>
-        <w:t xml:space="preserve"> החלופה הרלוונטית היא סעיף 3(א)(4): התייחסויות חוזרות המופנות לאדם, המתמקדות במיניותו, כאשר אותו אדם </w:t>
+        <w:t xml:space="preserve">החוק למניעת הטרדה מינית נועד להגן על כבוד האדם, חירותו ופרטיותו (סעיף 1 לחוק למניעת הטרדה מינית, התשנ"ח–1998; מצגות הקורס בנושא). החלופה הרלוונטית היא סעיף 3(א)(4): התייחסויות חוזרות המופנות לאדם, המתמקדות במיניותו, כאשר אותו אדם </w:t>
       </w:r>
       <w:r>
         <w:rPr>
@@ -769,7 +609,7 @@
           <w:rtl/>
           <w:szCs w:val="24"/>
         </w:rPr>
-        <w:t xml:space="preserve"> בהן. השיחות התקיימו במשרד, ולכן ב"מסגרת יחסי עבודה".</w:t>
+        <w:t xml:space="preserve"> בהן. השיחות התקיימו במשרד, ולכן ב"מסגרת יחסי עבודה". השאלה על נטייתו המינית של אורי אינה "התייחסות מבזה או משפילה" לפי סעיף 3(א)(5), האסורה גם בלי שהמוטרד הביע התנגדות, שכן נשאלה בשיחה הדדית ולא בדרך משפילה. גם סיפוריה של דנה על חייה שלה אינם מופנים כלפי מיניותו של אורי.</w:t>
       </w:r>
     </w:p>
     <w:p>
@@ -784,21 +624,7 @@
           <w:rtl/>
           <w:szCs w:val="24"/>
         </w:rPr>
-        <w:t>"הראה" פירושו במילים או בהתנהגות שאין ספק סביר לגבי משמעותה.</w:t>
-      </w:r>
-      <w:r>
-        <w:rPr>
-          <w:vertAlign w:val="superscript"/>
-        </w:rPr>
-        <w:footnoteReference w:id="13"/>
-      </w:r>
-      <w:r>
-        <w:rPr>
-          <w:sz w:val="24"/>
-          <w:rtl/>
-          <w:szCs w:val="24"/>
-        </w:rPr>
-        <w:t xml:space="preserve"> אורי לא הראה זאת בתחילה: הוא שאל שאלות ושיתף פרטים מחייו, וכשביקש להשאיר את הנושא מחוץ לעבודה, דנה הפסיקה מיד.</w:t>
+        <w:t>"הראה" פירושו במילים או בהתנהגות שאין ספק סביר לגבי משמעותה (סעיף 2 לחוק). אורי לא הראה זאת בתחילה: הוא שאל שאלות ושיתף פרטים מחייו, וכשביקש להשאיר את הנושא מחוץ לעבודה, דנה הפסיקה מיד.</w:t>
       </w:r>
     </w:p>
     <w:p>
@@ -845,17 +671,11 @@
       </w:r>
       <w:r>
         <w:rPr>
-          <w:vertAlign w:val="superscript"/>
-        </w:rPr>
-        <w:footnoteReference w:id="14"/>
-      </w:r>
-      <w:r>
-        <w:rPr>
           <w:sz w:val="24"/>
           <w:rtl/>
           <w:szCs w:val="24"/>
         </w:rPr>
-        <w:t xml:space="preserve"> נקבע שיחסי מרות התקיימו אף שהמטריד לא היה הממונה הישיר, ושבקשה עמומה להפסיק, שנבעה מחשש למקום העבודה, אינה שוללת את ההטרדה. לדנה אין סמכות לקבל או לפטר, אך היא משפיעה על שיבוץ וקידום עובדים צעירים כמו אורי. לפי הלכת מדר אלה יחסי מרות, ולכן השתתפותו של אורי בשיחות אינה מעידה בהכרח על הסכמה.</w:t>
+        <w:t xml:space="preserve"> (עש"ם 2203/05, 21.7.2005) נקבע שיחסי מרות התקיימו אף שהמטריד לא היה הממונה הישיר, ושבקשה עמומה להפסיק, שנבעה מחשש למקום העבודה, אינה שוללת את ההטרדה. לדנה אין סמכות לקבל או לפטר, אך היא משפיעה על שיבוץ וקידום עובדים צעירים כמו אורי. לפי הלכת מדר אלה יחסי מרות, ולכן השתתפותו של אורי בשיחות אינה מעידה בהכרח על הסכמה.</w:t>
       </w:r>
     </w:p>
     <w:p>
@@ -902,21 +722,7 @@
           <w:rtl/>
           <w:szCs w:val="24"/>
         </w:rPr>
-        <w:t>מעסיק חייב לנקוט אמצעים סבירים למניעת הטרדה מינית ולטפל בכל מקרה (סעיף 7(א) לחוק). Frame מעסיקה כ-70 עובדים, ולכן עליה גם לפרסם תקנון מותאם ולמנות אחראי לבירור תלונות (סעיף 7(ב)).</w:t>
-      </w:r>
-      <w:r>
-        <w:rPr>
-          <w:vertAlign w:val="superscript"/>
-        </w:rPr>
-        <w:footnoteReference w:id="15"/>
-      </w:r>
-      <w:r>
-        <w:rPr>
-          <w:sz w:val="24"/>
-          <w:rtl/>
-          <w:szCs w:val="24"/>
-        </w:rPr>
-        <w:t xml:space="preserve"> מעסיק שלא עשה כן אחראי בנזיקין למעשי עובדיו (סעיף 7(ג)).</w:t>
+        <w:t>מעסיק חייב לנקוט אמצעים סבירים למניעת הטרדה מינית ולטפל בכל מקרה (סעיף 7(א) לחוק). Frame מעסיקה כ-70 עובדים, ולכן עליה גם לפרסם תקנון מותאם ולמנות אחראי לבירור תלונות (סעיף 7(ב)) (תקנות 2(ג), 4, 6(ט) ו-8 לתקנות למניעת הטרדה מינית (חובות מעסיק), התשנ"ח–1998). מעסיק שלא עשה כן אחראי בנזיקין למעשי עובדיו (סעיף 7(ג)).</w:t>
       </w:r>
     </w:p>
     <w:p>
@@ -941,49 +747,7 @@
           <w:rtl/>
           <w:szCs w:val="24"/>
         </w:rPr>
-        <w:t xml:space="preserve"> היא פגיעה מכל סוג שמקורה בהטרדה מינית או בתלונה עליה (סעיף 3(ב)), ואינה מותנית בכך שהמוטרד סירב. החוק מרחיב את המושג לפגיעה לפי סעיף 7 לחוק שוויון ההזדמנויות בעבודה, שלעניינה די בהתייחסות אחת לפי סעיף 3(א)(4).</w:t>
-      </w:r>
-      <w:r>
-        <w:rPr>
-          <w:vertAlign w:val="superscript"/>
-        </w:rPr>
-        <w:footnoteReference w:id="16"/>
-      </w:r>
-      <w:r>
-        <w:rPr>
-          <w:sz w:val="24"/>
-          <w:rtl/>
-          <w:szCs w:val="24"/>
-        </w:rPr>
-        <w:t xml:space="preserve"> אם יוכרו יחסי מרות, גם השאלה הבודדת על נטייתו של אורי עשויה להספיק. העברתו חודש אחרי שביקש לסיים את השיחות, והשפעתה של דנה על השיבוץ, מעוררות חשד לקשר כזה. השאלה המכרעת היא מי החליט על ההעברה ומדוע: אם דנה המליצה עליה או השפיעה עליה, מדובר בפגיעה שמקורה בהטרדה; אם ההחלטה התקבלה משיקולים ענייניים של צורכי הפרויקטים, אין התנכלות. אם יוכיח אורי שהייתה הטרדה, יעבור למעסיק הנטל להראות שההעברה לא נבעה ממנה,</w:t>
-      </w:r>
-      <w:r>
-        <w:rPr>
-          <w:vertAlign w:val="superscript"/>
-        </w:rPr>
-        <w:footnoteReference w:id="17"/>
-      </w:r>
-      <w:r>
-        <w:rPr>
-          <w:sz w:val="24"/>
-          <w:rtl/>
-          <w:szCs w:val="24"/>
-        </w:rPr>
-        <w:t xml:space="preserve"> ובית הדין רשאי לפסוק פיצוי של עד 120,000 ש"ח ללא הוכחת נזק.</w:t>
-      </w:r>
-      <w:r>
-        <w:rPr>
-          <w:vertAlign w:val="superscript"/>
-        </w:rPr>
-        <w:footnoteReference w:id="18"/>
-      </w:r>
-      <w:r>
-        <w:rPr>
-          <w:sz w:val="24"/>
-          <w:rtl/>
-          <w:szCs w:val="24"/>
-        </w:rPr>
-        <w:t xml:space="preserve"> לצד ההליך האזרחי פתוחים בפני אורי גם הליך משמעתי, תלונה פלילית ותביעה נגד המעסיק.</w:t>
+        <w:t xml:space="preserve"> היא פגיעה מכל סוג שמקורה בהטרדה מינית או בתלונה עליה (סעיף 3(ב)), ואינה מותנית בכך שהמוטרד סירב. החוק מרחיב את המושג לפגיעה לפי סעיף 7 לחוק שוויון ההזדמנויות בעבודה, שלעניינה די בהתייחסות אחת לפי סעיף 3(א)(4) (סעיף 7(ו) לחוק; סעיף 7(א) לחוק שוויון ההזדמנויות בעבודה, התשמ"ח–1988). אם יוכרו יחסי מרות, גם השאלה הבודדת על נטייתו של אורי עשויה להספיק. העברתו חודש אחרי שביקש לסיים את השיחות, והשפעתה של דנה על השיבוץ, מעוררות חשד לקשר כזה. השאלה המכרעת היא מי החליט על ההעברה ומדוע: אם דנה המליצה עליה או השפיעה עליה, מדובר בפגיעה שמקורה בהטרדה; אם ההחלטה התקבלה משיקולים ענייניים של צורכי הפרויקטים, אין התנכלות. אם יוכיח אורי שהייתה הטרדה, יעבור למעסיק הנטל להראות שההעברה לא נבעה ממנה (סעיף 6א לחוק), ובית הדין רשאי לפסוק פיצוי של עד 120,000 ש"ח ללא הוכחת נזק (סעיף 6(ב) לחוק). לצד ההליך האזרחי פתוחים בפני אורי גם הליך משמעתי, תלונה פלילית ותביעה נגד המעסיק.</w:t>
       </w:r>
     </w:p>
     <w:p>
@@ -1033,21 +797,7 @@
           <w:rtl/>
           <w:szCs w:val="24"/>
         </w:rPr>
-        <w:t xml:space="preserve"> מעסיק אינו רשאי לשנות את חוזה העבודה באופן חד-צדדי.</w:t>
-      </w:r>
-      <w:r>
-        <w:rPr>
-          <w:vertAlign w:val="superscript"/>
-        </w:rPr>
-        <w:footnoteReference w:id="19"/>
-      </w:r>
-      <w:r>
-        <w:rPr>
-          <w:sz w:val="24"/>
-          <w:rtl/>
-          <w:szCs w:val="24"/>
-        </w:rPr>
-        <w:t xml:space="preserve"> הפררוגטיבה הניהולית מתירה לו לשנות נהלי עבודה, כמו חובת השתתפות בישיבות, אך שינוי הפוגע במעמד העובד הוא </w:t>
+        <w:t xml:space="preserve"> מעסיק אינו רשאי לשנות את חוזה העבודה באופן חד-צדדי (בג"ץ 239/83, פ"ד מא(2) 210 (1987)). הפררוגטיבה הניהולית מתירה לו לשנות נהלי עבודה, כמו חובת השתתפות בישיבות, אך שינוי הפוגע במעמד העובד הוא </w:t>
       </w:r>
       <w:r>
         <w:rPr>
@@ -1065,27 +815,7 @@
           <w:rtl/>
           <w:szCs w:val="24"/>
         </w:rPr>
-        <w:t>.</w:t>
-      </w:r>
-      <w:r>
-        <w:rPr>
-          <w:vertAlign w:val="superscript"/>
-        </w:rPr>
-        <w:footnoteReference w:id="20"/>
-      </w:r>
-      <w:r>
-        <w:rPr>
-          <w:sz w:val="24"/>
-          <w:rtl/>
-          <w:szCs w:val="24"/>
-        </w:rPr>
-        <w:t xml:space="preserve"> הוצאתו של אורי מישיבות הקריאטיב לבדה מצויה בתחום הפררוגטיבה, אך העברתו מהפרויקטים המרכזיים לעריכה טכנית, עם פחות אחריות, פגעה במעמדו אף ששכרו לא השתנה. גם הפררוגטיבה כפופה לתום לב, ותזמון ההעברה מעורר ספק בכך. שינוי ב"תיאור עיקרי התפקיד" מחייב הודעה בכתב בתוך 30 יום, ובהיעדרה הנטל עובר למעסיק.</w:t>
-      </w:r>
-      <w:r>
-        <w:rPr>
-          <w:vertAlign w:val="superscript"/>
-        </w:rPr>
-        <w:footnoteReference w:id="21"/>
+        <w:t xml:space="preserve"> (מצגות הקורס בנושא חוזה העבודה והרעת תנאים). הוצאתו של אורי מישיבות הקריאטיב לבדה מצויה בתחום הפררוגטיבה, אך העברתו מהפרויקטים המרכזיים לעריכה טכנית, עם פחות אחריות, פגעה במעמדו אף ששכרו לא השתנה. גם הפררוגטיבה כפופה לתום לב, ותזמון ההעברה מעורר ספק בכך. שינוי ב"תיאור עיקרי התפקיד" מחייב הודעה בכתב בתוך 30 יום, ובהיעדרה הנטל עובר למעסיק (סעיפים 2(א)(3), 3 ו-5א לחוק הודעה לעובד ולמועמד לעבודה, התשס"ב–2002).</w:t>
       </w:r>
     </w:p>
     <w:p>
@@ -1118,35 +848,7 @@
           <w:rtl/>
           <w:szCs w:val="24"/>
         </w:rPr>
-        <w:t xml:space="preserve"> בתנאי העבודה, או מחמת "נסיבות אחרות שביחסי עבודה" שבהן אין לדרוש מהעובד להמשיך בעבודתו, נחשבת כפיטורים "לעניין חוק זה".</w:t>
-      </w:r>
-      <w:r>
-        <w:rPr>
-          <w:vertAlign w:val="superscript"/>
-        </w:rPr>
-        <w:footnoteReference w:id="22"/>
-      </w:r>
-      <w:r>
-        <w:rPr>
-          <w:sz w:val="24"/>
-          <w:rtl/>
-          <w:szCs w:val="24"/>
-        </w:rPr>
-        <w:t xml:space="preserve"> הזכאות עצמה מותנית בשנת עבודה אחת ברציפות אצל אותו מעסיק,</w:t>
-      </w:r>
-      <w:r>
-        <w:rPr>
-          <w:vertAlign w:val="superscript"/>
-        </w:rPr>
-        <w:footnoteReference w:id="23"/>
-      </w:r>
-      <w:r>
-        <w:rPr>
-          <w:sz w:val="24"/>
-          <w:rtl/>
-          <w:szCs w:val="24"/>
-        </w:rPr>
-        <w:t xml:space="preserve"> ותקופת העסקתו של אורי אינה ידועה.</w:t>
+        <w:t xml:space="preserve"> בתנאי העבודה, או מחמת "נסיבות אחרות שביחסי עבודה" שבהן אין לדרוש מהעובד להמשיך בעבודתו, נחשבת כפיטורים "לעניין חוק זה" (סעיף 11(א) לחוק פיצויי פיטורים, התשכ"ג–1963). הזכאות עצמה מותנית בשנת עבודה אחת ברציפות אצל אותו מעסיק (סעיף 1(א) לחוק), ותקופת העסקתו של אורי אינה ידועה.</w:t>
       </w:r>
     </w:p>
     <w:p>
@@ -1179,21 +881,7 @@
           <w:rtl/>
           <w:szCs w:val="24"/>
         </w:rPr>
-        <w:t xml:space="preserve"> והזדמנות לתקן, לפעול בתום לב ובלי שיהוי, שכן שיהוי עלול להתפרש כהסכמה בהתנהגות. בעניין גולן</w:t>
-      </w:r>
-      <w:r>
-        <w:rPr>
-          <w:vertAlign w:val="superscript"/>
-        </w:rPr>
-        <w:footnoteReference w:id="24"/>
-      </w:r>
-      <w:r>
-        <w:rPr>
-          <w:sz w:val="24"/>
-          <w:rtl/>
-          <w:szCs w:val="24"/>
-        </w:rPr>
-        <w:t xml:space="preserve"> הכיר בית הדין בהרעת תנאים, אך קבע שעובד שהמשיך לעבוד שמונה חודשים בתנאים החדשים הסכים להם בהתנהגותו.</w:t>
+        <w:t xml:space="preserve"> והזדמנות לתקן, לפעול בתום לב ובלי שיהוי, שכן שיהוי עלול להתפרש כהסכמה בהתנהגות. בעניין גולן (תב"ע (ארצי) נד/86-3) הכיר בית הדין בהרעת תנאים, אך קבע שעובד שהמשיך לעבוד שמונה חודשים בתנאים החדשים הסכים להם בהתנהגותו.</w:t>
       </w:r>
     </w:p>
     <w:p>
@@ -1208,21 +896,7 @@
           <w:rtl/>
           <w:szCs w:val="24"/>
         </w:rPr>
-        <w:t>אורי לא מחה ולא התריע, ועבד ארבעה חודשים במתכונת החדשה, בשונה מהעובד בעניין סלמאן, שהועבר לתפקיד אחר ומחה בכתב על הפחתת שכרו לפני שהתפטר.</w:t>
-      </w:r>
-      <w:r>
-        <w:rPr>
-          <w:vertAlign w:val="superscript"/>
-        </w:rPr>
-        <w:footnoteReference w:id="25"/>
-      </w:r>
-      <w:r>
-        <w:rPr>
-          <w:sz w:val="24"/>
-          <w:rtl/>
-          <w:szCs w:val="24"/>
-        </w:rPr>
-        <w:t xml:space="preserve"> שתיקתו מלמדת על השלמה. גם חלופת "הנסיבות האחרות" אינה מסייעת לו: נדרשות נסיבות שלפי אמות מידה אובייקטיביות אין לדרוש מהעובד להישאר בהן, כמו השפלה או פגיעה, ולא די באי־שביעות רצון. השיחות הסתיימו חודשים לפני ההתפטרות.</w:t>
+        <w:t>אורי לא מחה ולא התריע, ועבד ארבעה חודשים במתכונת החדשה, בשונה מהעובד בעניין סלמאן, שהועבר לתפקיד אחר ומחה בכתב על הפחתת שכרו לפני שהתפטר (ע"ע (ארצי) 28475-03-20, 7.12.2020, פס' 4-10). שתיקתו מלמדת על השלמה. גם חלופת "הנסיבות האחרות" אינה מסייעת לו: נדרשות נסיבות שלפי אמות מידה אובייקטיביות אין לדרוש מהעובד להישאר בהן, כמו השפלה או פגיעה, ולא די באי־שביעות רצון. השיחות הסתיימו חודשים לפני ההתפטרות.</w:t>
       </w:r>
     </w:p>
     <w:p>
@@ -1622,756 +1296,6 @@
       </w:r>
     </w:p>
   </w:footnote>
-  <w:footnote w:id="1">
-    <w:p>
-      <w:pPr>
-        <w:bidi/>
-        <w:spacing w:before="0" w:after="0" w:line="240" w:lineRule="auto"/>
-        <w:jc w:val="both"/>
-      </w:pPr>
-      <w:r>
-        <w:rPr>
-          <w:vertAlign w:val="superscript"/>
-          <w:sz w:val="20"/>
-        </w:rPr>
-        <w:footnoteRef/>
-      </w:r>
-      <w:r>
-        <w:rPr>
-          <w:sz w:val="20"/>
-        </w:rPr>
-        <w:t xml:space="preserve"> </w:t>
-      </w:r>
-      <w:r>
-        <w:rPr>
-          <w:rtl/>
-          <w:sz w:val="20"/>
-          <w:szCs w:val="20"/>
-        </w:rPr>
-        <w:t xml:space="preserve">רות בן-ישראל דיני עבודה כרך א 48-32 (2002); גליה הילדסהימר "התארגנויות עובדים" מצגת הקורס היבטים משפטיים ואתיים בייעוץ ופיתוח ארגוני, המרכז האקדמי פרס (2026).</w:t>
-      </w:r>
-    </w:p>
-  </w:footnote>
-  <w:footnote w:id="2">
-    <w:p>
-      <w:pPr>
-        <w:bidi/>
-        <w:spacing w:before="0" w:after="0" w:line="240" w:lineRule="auto"/>
-        <w:jc w:val="both"/>
-      </w:pPr>
-      <w:r>
-        <w:rPr>
-          <w:vertAlign w:val="superscript"/>
-          <w:sz w:val="20"/>
-        </w:rPr>
-        <w:footnoteRef/>
-      </w:r>
-      <w:r>
-        <w:rPr>
-          <w:sz w:val="20"/>
-        </w:rPr>
-        <w:t xml:space="preserve"> </w:t>
-      </w:r>
-      <w:r>
-        <w:rPr>
-          <w:rtl/>
-          <w:sz w:val="20"/>
-          <w:szCs w:val="20"/>
-        </w:rPr>
-        <w:t xml:space="preserve">ס' 33ח לחוק הסכמים קיבוציים, התשי"ז–1957 (להלן: חוק הסכמים קיבוציים).</w:t>
-      </w:r>
-    </w:p>
-  </w:footnote>
-  <w:footnote w:id="3">
-    <w:p>
-      <w:pPr>
-        <w:bidi/>
-        <w:spacing w:before="0" w:after="0" w:line="240" w:lineRule="auto"/>
-        <w:jc w:val="both"/>
-      </w:pPr>
-      <w:r>
-        <w:rPr>
-          <w:vertAlign w:val="superscript"/>
-          <w:sz w:val="20"/>
-        </w:rPr>
-        <w:footnoteRef/>
-      </w:r>
-      <w:r>
-        <w:rPr>
-          <w:sz w:val="20"/>
-        </w:rPr>
-        <w:t xml:space="preserve"> </w:t>
-      </w:r>
-      <w:r>
-        <w:rPr>
-          <w:rtl/>
-          <w:sz w:val="20"/>
-          <w:szCs w:val="20"/>
-        </w:rPr>
-        <w:t xml:space="preserve">בג"ץ 7029/95 הסתדרות העובדים הכללית החדשה נ' בית הדין הארצי לעבודה, פ"ד נא(2) 63 (1997) (להלן: עניין עמית).</w:t>
-      </w:r>
-    </w:p>
-  </w:footnote>
-  <w:footnote w:id="4">
-    <w:p>
-      <w:pPr>
-        <w:bidi/>
-        <w:spacing w:before="0" w:after="0" w:line="240" w:lineRule="auto"/>
-        <w:jc w:val="both"/>
-      </w:pPr>
-      <w:r>
-        <w:rPr>
-          <w:vertAlign w:val="superscript"/>
-          <w:sz w:val="20"/>
-        </w:rPr>
-        <w:footnoteRef/>
-      </w:r>
-      <w:r>
-        <w:rPr>
-          <w:sz w:val="20"/>
-        </w:rPr>
-        <w:t xml:space="preserve"> </w:t>
-      </w:r>
-      <w:r>
-        <w:rPr>
-          <w:rtl/>
-          <w:sz w:val="20"/>
-          <w:szCs w:val="20"/>
-        </w:rPr>
-        <w:t xml:space="preserve">גליה הילדסהימר "היבטים משפטיים ואתיים בייעוץ ופיתוח ארגוני – מבוא" מצגת הקורס היבטים משפטיים ואתיים בייעוץ ופיתוח ארגוני, המרכז האקדמי פרס (2026); ס' 19-20 לחוק הסכמים קיבוציים.</w:t>
-      </w:r>
-    </w:p>
-  </w:footnote>
-  <w:footnote w:id="5">
-    <w:p>
-      <w:pPr>
-        <w:bidi/>
-        <w:spacing w:before="0" w:after="0" w:line="240" w:lineRule="auto"/>
-        <w:jc w:val="both"/>
-      </w:pPr>
-      <w:r>
-        <w:rPr>
-          <w:vertAlign w:val="superscript"/>
-          <w:sz w:val="20"/>
-        </w:rPr>
-        <w:footnoteRef/>
-      </w:r>
-      <w:r>
-        <w:rPr>
-          <w:sz w:val="20"/>
-        </w:rPr>
-        <w:t xml:space="preserve"> </w:t>
-      </w:r>
-      <w:r>
-        <w:rPr>
-          <w:rtl/>
-          <w:sz w:val="20"/>
-          <w:szCs w:val="20"/>
-        </w:rPr>
-        <w:t xml:space="preserve">עס"ק (ארצי) 6298-03-25 הסתדרות העובדים הכללית החדשה – האגף להתאגדות עובדים נ' ארגון עובדי הפיתוח והשיווק בנוקיה ישראל (נבו 10.6.2025) (להלן: עניין נוקיה), פס' 6, 41 ו-44.</w:t>
-      </w:r>
-    </w:p>
-  </w:footnote>
-  <w:footnote w:id="6">
-    <w:p>
-      <w:pPr>
-        <w:bidi/>
-        <w:spacing w:before="0" w:after="0" w:line="240" w:lineRule="auto"/>
-        <w:jc w:val="both"/>
-      </w:pPr>
-      <w:r>
-        <w:rPr>
-          <w:vertAlign w:val="superscript"/>
-          <w:sz w:val="20"/>
-        </w:rPr>
-        <w:footnoteRef/>
-      </w:r>
-      <w:r>
-        <w:rPr>
-          <w:sz w:val="20"/>
-        </w:rPr>
-        <w:t xml:space="preserve"> </w:t>
-      </w:r>
-      <w:r>
-        <w:rPr>
-          <w:rtl/>
-          <w:sz w:val="20"/>
-          <w:szCs w:val="20"/>
-        </w:rPr>
-        <w:t xml:space="preserve">שם, פס' 50-51.</w:t>
-      </w:r>
-    </w:p>
-  </w:footnote>
-  <w:footnote w:id="7">
-    <w:p>
-      <w:pPr>
-        <w:bidi/>
-        <w:spacing w:before="0" w:after="0" w:line="240" w:lineRule="auto"/>
-        <w:jc w:val="both"/>
-      </w:pPr>
-      <w:r>
-        <w:rPr>
-          <w:vertAlign w:val="superscript"/>
-          <w:sz w:val="20"/>
-        </w:rPr>
-        <w:footnoteRef/>
-      </w:r>
-      <w:r>
-        <w:rPr>
-          <w:sz w:val="20"/>
-        </w:rPr>
-        <w:t xml:space="preserve"> </w:t>
-      </w:r>
-      <w:r>
-        <w:rPr>
-          <w:rtl/>
-          <w:sz w:val="20"/>
-          <w:szCs w:val="20"/>
-        </w:rPr>
-        <w:t xml:space="preserve">שם, פס' 47.</w:t>
-      </w:r>
-    </w:p>
-  </w:footnote>
-  <w:footnote w:id="8">
-    <w:p>
-      <w:pPr>
-        <w:bidi/>
-        <w:spacing w:before="0" w:after="0" w:line="240" w:lineRule="auto"/>
-        <w:jc w:val="both"/>
-      </w:pPr>
-      <w:r>
-        <w:rPr>
-          <w:vertAlign w:val="superscript"/>
-          <w:sz w:val="20"/>
-        </w:rPr>
-        <w:footnoteRef/>
-      </w:r>
-      <w:r>
-        <w:rPr>
-          <w:sz w:val="20"/>
-        </w:rPr>
-        <w:t xml:space="preserve"> </w:t>
-      </w:r>
-      <w:r>
-        <w:rPr>
-          <w:rtl/>
-          <w:sz w:val="20"/>
-          <w:szCs w:val="20"/>
-        </w:rPr>
-        <w:t xml:space="preserve">שם, פס' 43.</w:t>
-      </w:r>
-    </w:p>
-  </w:footnote>
-  <w:footnote w:id="9">
-    <w:p>
-      <w:pPr>
-        <w:bidi/>
-        <w:spacing w:before="0" w:after="0" w:line="240" w:lineRule="auto"/>
-        <w:jc w:val="both"/>
-      </w:pPr>
-      <w:r>
-        <w:rPr>
-          <w:vertAlign w:val="superscript"/>
-          <w:sz w:val="20"/>
-        </w:rPr>
-        <w:footnoteRef/>
-      </w:r>
-      <w:r>
-        <w:rPr>
-          <w:sz w:val="20"/>
-        </w:rPr>
-        <w:t xml:space="preserve"> </w:t>
-      </w:r>
-      <w:r>
-        <w:rPr>
-          <w:rtl/>
-          <w:sz w:val="20"/>
-          <w:szCs w:val="20"/>
-        </w:rPr>
-        <w:t xml:space="preserve">שם, פס' 9.</w:t>
-      </w:r>
-    </w:p>
-  </w:footnote>
-  <w:footnote w:id="10">
-    <w:p>
-      <w:pPr>
-        <w:bidi/>
-        <w:spacing w:before="0" w:after="0" w:line="240" w:lineRule="auto"/>
-        <w:jc w:val="both"/>
-      </w:pPr>
-      <w:r>
-        <w:rPr>
-          <w:vertAlign w:val="superscript"/>
-          <w:sz w:val="20"/>
-        </w:rPr>
-        <w:footnoteRef/>
-      </w:r>
-      <w:r>
-        <w:rPr>
-          <w:sz w:val="20"/>
-        </w:rPr>
-        <w:t xml:space="preserve"> </w:t>
-      </w:r>
-      <w:r>
-        <w:rPr>
-          <w:rtl/>
-          <w:sz w:val="20"/>
-          <w:szCs w:val="20"/>
-        </w:rPr>
-        <w:t xml:space="preserve">שם, פס' 18.</w:t>
-      </w:r>
-    </w:p>
-  </w:footnote>
-  <w:footnote w:id="11">
-    <w:p>
-      <w:pPr>
-        <w:bidi/>
-        <w:spacing w:before="0" w:after="0" w:line="240" w:lineRule="auto"/>
-        <w:jc w:val="both"/>
-      </w:pPr>
-      <w:r>
-        <w:rPr>
-          <w:vertAlign w:val="superscript"/>
-          <w:sz w:val="20"/>
-        </w:rPr>
-        <w:footnoteRef/>
-      </w:r>
-      <w:r>
-        <w:rPr>
-          <w:sz w:val="20"/>
-        </w:rPr>
-        <w:t xml:space="preserve"> </w:t>
-      </w:r>
-      <w:r>
-        <w:rPr>
-          <w:rtl/>
-          <w:sz w:val="20"/>
-          <w:szCs w:val="20"/>
-        </w:rPr>
-        <w:t xml:space="preserve">עס"ק (ארצי) 25476-09-12 הסתדרות העובדים הכללית החדשה נ' פלאפון תקשורת בע"מ (נבו 2.1.2013) (להלן: עניין פלאפון).</w:t>
-      </w:r>
-    </w:p>
-  </w:footnote>
-  <w:footnote w:id="12">
-    <w:p>
-      <w:pPr>
-        <w:bidi/>
-        <w:spacing w:before="0" w:after="0" w:line="240" w:lineRule="auto"/>
-        <w:jc w:val="both"/>
-      </w:pPr>
-      <w:r>
-        <w:rPr>
-          <w:vertAlign w:val="superscript"/>
-          <w:sz w:val="20"/>
-        </w:rPr>
-        <w:footnoteRef/>
-      </w:r>
-      <w:r>
-        <w:rPr>
-          <w:sz w:val="20"/>
-        </w:rPr>
-        <w:t xml:space="preserve"> </w:t>
-      </w:r>
-      <w:r>
-        <w:rPr>
-          <w:rtl/>
-          <w:sz w:val="20"/>
-          <w:szCs w:val="20"/>
-        </w:rPr>
-        <w:t xml:space="preserve">ס' 1 לחוק למניעת הטרדה מינית, התשנ"ח–1998 (להלן: החוק למניעת הטרדה מינית); גליה הילדסהימר "החוק למניעת הטרדה מינית, חלקים א'-ב'" מצגת הקורס היבטים משפטיים ואתיים בייעוץ ופיתוח ארגוני, המרכז האקדמי פרס (2026).</w:t>
-      </w:r>
-    </w:p>
-  </w:footnote>
-  <w:footnote w:id="13">
-    <w:p>
-      <w:pPr>
-        <w:bidi/>
-        <w:spacing w:before="0" w:after="0" w:line="240" w:lineRule="auto"/>
-        <w:jc w:val="both"/>
-      </w:pPr>
-      <w:r>
-        <w:rPr>
-          <w:vertAlign w:val="superscript"/>
-          <w:sz w:val="20"/>
-        </w:rPr>
-        <w:footnoteRef/>
-      </w:r>
-      <w:r>
-        <w:rPr>
-          <w:sz w:val="20"/>
-        </w:rPr>
-        <w:t xml:space="preserve"> </w:t>
-      </w:r>
-      <w:r>
-        <w:rPr>
-          <w:rtl/>
-          <w:sz w:val="20"/>
-          <w:szCs w:val="20"/>
-        </w:rPr>
-        <w:t xml:space="preserve">ס' 2 לחוק למניעת הטרדה מינית (הגדרות "הראה" ו"מסגרת יחסי עבודה").</w:t>
-      </w:r>
-    </w:p>
-  </w:footnote>
-  <w:footnote w:id="14">
-    <w:p>
-      <w:pPr>
-        <w:bidi/>
-        <w:spacing w:before="0" w:after="0" w:line="240" w:lineRule="auto"/>
-        <w:jc w:val="both"/>
-      </w:pPr>
-      <w:r>
-        <w:rPr>
-          <w:vertAlign w:val="superscript"/>
-          <w:sz w:val="20"/>
-        </w:rPr>
-        <w:footnoteRef/>
-      </w:r>
-      <w:r>
-        <w:rPr>
-          <w:sz w:val="20"/>
-        </w:rPr>
-        <w:t xml:space="preserve"> </w:t>
-      </w:r>
-      <w:r>
-        <w:rPr>
-          <w:rtl/>
-          <w:sz w:val="20"/>
-          <w:szCs w:val="20"/>
-        </w:rPr>
-        <w:t xml:space="preserve">עש"ם 2203/05 מדר נ' נציבות שירות המדינה (נבו 21.7.2005) (להלן: עניין מדר).</w:t>
-      </w:r>
-    </w:p>
-  </w:footnote>
-  <w:footnote w:id="15">
-    <w:p>
-      <w:pPr>
-        <w:bidi/>
-        <w:spacing w:before="0" w:after="0" w:line="240" w:lineRule="auto"/>
-        <w:jc w:val="both"/>
-      </w:pPr>
-      <w:r>
-        <w:rPr>
-          <w:vertAlign w:val="superscript"/>
-          <w:sz w:val="20"/>
-        </w:rPr>
-        <w:footnoteRef/>
-      </w:r>
-      <w:r>
-        <w:rPr>
-          <w:sz w:val="20"/>
-        </w:rPr>
-        <w:t xml:space="preserve"> </w:t>
-      </w:r>
-      <w:r>
-        <w:rPr>
-          <w:rtl/>
-          <w:sz w:val="20"/>
-          <w:szCs w:val="20"/>
-        </w:rPr>
-        <w:t xml:space="preserve">תק' 2(ג), 4, 6(ט) ו-8 לתקנות למניעת הטרדה מינית (חובות מעסיק), התשנ"ח–1998.</w:t>
-      </w:r>
-    </w:p>
-  </w:footnote>
-  <w:footnote w:id="16">
-    <w:p>
-      <w:pPr>
-        <w:bidi/>
-        <w:spacing w:before="0" w:after="0" w:line="240" w:lineRule="auto"/>
-        <w:jc w:val="both"/>
-      </w:pPr>
-      <w:r>
-        <w:rPr>
-          <w:vertAlign w:val="superscript"/>
-          <w:sz w:val="20"/>
-        </w:rPr>
-        <w:footnoteRef/>
-      </w:r>
-      <w:r>
-        <w:rPr>
-          <w:sz w:val="20"/>
-        </w:rPr>
-        <w:t xml:space="preserve"> </w:t>
-      </w:r>
-      <w:r>
-        <w:rPr>
-          <w:rtl/>
-          <w:sz w:val="20"/>
-          <w:szCs w:val="20"/>
-        </w:rPr>
-        <w:t xml:space="preserve">ס' 7(ו) לחוק למניעת הטרדה מינית; ס' 7(א) לחוק שוויון ההזדמנויות בעבודה, התשמ"ח–1988.</w:t>
-      </w:r>
-    </w:p>
-  </w:footnote>
-  <w:footnote w:id="17">
-    <w:p>
-      <w:pPr>
-        <w:bidi/>
-        <w:spacing w:before="0" w:after="0" w:line="240" w:lineRule="auto"/>
-        <w:jc w:val="both"/>
-      </w:pPr>
-      <w:r>
-        <w:rPr>
-          <w:vertAlign w:val="superscript"/>
-          <w:sz w:val="20"/>
-        </w:rPr>
-        <w:footnoteRef/>
-      </w:r>
-      <w:r>
-        <w:rPr>
-          <w:sz w:val="20"/>
-        </w:rPr>
-        <w:t xml:space="preserve"> </w:t>
-      </w:r>
-      <w:r>
-        <w:rPr>
-          <w:rtl/>
-          <w:sz w:val="20"/>
-          <w:szCs w:val="20"/>
-        </w:rPr>
-        <w:t xml:space="preserve">ס' 6א לחוק למניעת הטרדה מינית.</w:t>
-      </w:r>
-    </w:p>
-  </w:footnote>
-  <w:footnote w:id="18">
-    <w:p>
-      <w:pPr>
-        <w:bidi/>
-        <w:spacing w:before="0" w:after="0" w:line="240" w:lineRule="auto"/>
-        <w:jc w:val="both"/>
-      </w:pPr>
-      <w:r>
-        <w:rPr>
-          <w:vertAlign w:val="superscript"/>
-          <w:sz w:val="20"/>
-        </w:rPr>
-        <w:footnoteRef/>
-      </w:r>
-      <w:r>
-        <w:rPr>
-          <w:sz w:val="20"/>
-        </w:rPr>
-        <w:t xml:space="preserve"> </w:t>
-      </w:r>
-      <w:r>
-        <w:rPr>
-          <w:rtl/>
-          <w:sz w:val="20"/>
-          <w:szCs w:val="20"/>
-        </w:rPr>
-        <w:t xml:space="preserve">ס' 6(ב), שם.</w:t>
-      </w:r>
-    </w:p>
-  </w:footnote>
-  <w:footnote w:id="19">
-    <w:p>
-      <w:pPr>
-        <w:bidi/>
-        <w:spacing w:before="0" w:after="0" w:line="240" w:lineRule="auto"/>
-        <w:jc w:val="both"/>
-      </w:pPr>
-      <w:r>
-        <w:rPr>
-          <w:vertAlign w:val="superscript"/>
-          <w:sz w:val="20"/>
-        </w:rPr>
-        <w:footnoteRef/>
-      </w:r>
-      <w:r>
-        <w:rPr>
-          <w:sz w:val="20"/>
-        </w:rPr>
-        <w:t xml:space="preserve"> </w:t>
-      </w:r>
-      <w:r>
-        <w:rPr>
-          <w:rtl/>
-          <w:sz w:val="20"/>
-          <w:szCs w:val="20"/>
-        </w:rPr>
-        <w:t xml:space="preserve">בג"ץ 239/83 מילפלדר נ' בית הדין הארצי לעבודה, פ"ד מא(2) 210 (1987).</w:t>
-      </w:r>
-    </w:p>
-  </w:footnote>
-  <w:footnote w:id="20">
-    <w:p>
-      <w:pPr>
-        <w:bidi/>
-        <w:spacing w:before="0" w:after="0" w:line="240" w:lineRule="auto"/>
-        <w:jc w:val="both"/>
-      </w:pPr>
-      <w:r>
-        <w:rPr>
-          <w:vertAlign w:val="superscript"/>
-          <w:sz w:val="20"/>
-        </w:rPr>
-        <w:footnoteRef/>
-      </w:r>
-      <w:r>
-        <w:rPr>
-          <w:sz w:val="20"/>
-        </w:rPr>
-        <w:t xml:space="preserve"> </w:t>
-      </w:r>
-      <w:r>
-        <w:rPr>
-          <w:rtl/>
-          <w:sz w:val="20"/>
-          <w:szCs w:val="20"/>
-        </w:rPr>
-        <w:t xml:space="preserve">גליה הילדסהימר "חוזה עבודה אישי ומניעת הרעת תנאים, חלקים א'-ב'" מצגת הקורס היבטים משפטיים ואתיים בייעוץ ופיתוח ארגוני, המרכז האקדמי פרס (2026).</w:t>
-      </w:r>
-    </w:p>
-  </w:footnote>
-  <w:footnote w:id="21">
-    <w:p>
-      <w:pPr>
-        <w:bidi/>
-        <w:spacing w:before="0" w:after="0" w:line="240" w:lineRule="auto"/>
-        <w:jc w:val="both"/>
-      </w:pPr>
-      <w:r>
-        <w:rPr>
-          <w:vertAlign w:val="superscript"/>
-          <w:sz w:val="20"/>
-        </w:rPr>
-        <w:footnoteRef/>
-      </w:r>
-      <w:r>
-        <w:rPr>
-          <w:sz w:val="20"/>
-        </w:rPr>
-        <w:t xml:space="preserve"> </w:t>
-      </w:r>
-      <w:r>
-        <w:rPr>
-          <w:rtl/>
-          <w:sz w:val="20"/>
-          <w:szCs w:val="20"/>
-        </w:rPr>
-        <w:t xml:space="preserve">ס' 2(א)(3), 3 ו-5א לחוק הודעה לעובד ולמועמד לעבודה (תנאי עבודה והליכי מיון וקבלה לעבודה), התשס"ב–2002.</w:t>
-      </w:r>
-    </w:p>
-  </w:footnote>
-  <w:footnote w:id="22">
-    <w:p>
-      <w:pPr>
-        <w:bidi/>
-        <w:spacing w:before="0" w:after="0" w:line="240" w:lineRule="auto"/>
-        <w:jc w:val="both"/>
-      </w:pPr>
-      <w:r>
-        <w:rPr>
-          <w:vertAlign w:val="superscript"/>
-          <w:sz w:val="20"/>
-        </w:rPr>
-        <w:footnoteRef/>
-      </w:r>
-      <w:r>
-        <w:rPr>
-          <w:sz w:val="20"/>
-        </w:rPr>
-        <w:t xml:space="preserve"> </w:t>
-      </w:r>
-      <w:r>
-        <w:rPr>
-          <w:rtl/>
-          <w:sz w:val="20"/>
-          <w:szCs w:val="20"/>
-        </w:rPr>
-        <w:t xml:space="preserve">ס' 11(א) לחוק פיצויי פיטורים, התשכ"ג–1963.</w:t>
-      </w:r>
-    </w:p>
-  </w:footnote>
-  <w:footnote w:id="23">
-    <w:p>
-      <w:pPr>
-        <w:bidi/>
-        <w:spacing w:before="0" w:after="0" w:line="240" w:lineRule="auto"/>
-        <w:jc w:val="both"/>
-      </w:pPr>
-      <w:r>
-        <w:rPr>
-          <w:vertAlign w:val="superscript"/>
-          <w:sz w:val="20"/>
-        </w:rPr>
-        <w:footnoteRef/>
-      </w:r>
-      <w:r>
-        <w:rPr>
-          <w:sz w:val="20"/>
-        </w:rPr>
-        <w:t xml:space="preserve"> </w:t>
-      </w:r>
-      <w:r>
-        <w:rPr>
-          <w:rtl/>
-          <w:sz w:val="20"/>
-          <w:szCs w:val="20"/>
-        </w:rPr>
-        <w:t xml:space="preserve">ס' 1(א), שם.</w:t>
-      </w:r>
-    </w:p>
-  </w:footnote>
-  <w:footnote w:id="24">
-    <w:p>
-      <w:pPr>
-        <w:bidi/>
-        <w:spacing w:before="0" w:after="0" w:line="240" w:lineRule="auto"/>
-        <w:jc w:val="both"/>
-      </w:pPr>
-      <w:r>
-        <w:rPr>
-          <w:vertAlign w:val="superscript"/>
-          <w:sz w:val="20"/>
-        </w:rPr>
-        <w:footnoteRef/>
-      </w:r>
-      <w:r>
-        <w:rPr>
-          <w:sz w:val="20"/>
-        </w:rPr>
-        <w:t xml:space="preserve"> </w:t>
-      </w:r>
-      <w:r>
-        <w:rPr>
-          <w:rtl/>
-          <w:sz w:val="20"/>
-          <w:szCs w:val="20"/>
-        </w:rPr>
-        <w:t xml:space="preserve">תב"ע (ארצי) נד/86-3 יוחנן גולן נ' אי.אל.די. בע"מ (להלן: עניין גולן).</w:t>
-      </w:r>
-    </w:p>
-  </w:footnote>
-  <w:footnote w:id="25">
-    <w:p>
-      <w:pPr>
-        <w:bidi/>
-        <w:spacing w:before="0" w:after="0" w:line="240" w:lineRule="auto"/>
-        <w:jc w:val="both"/>
-      </w:pPr>
-      <w:r>
-        <w:rPr>
-          <w:vertAlign w:val="superscript"/>
-          <w:sz w:val="20"/>
-        </w:rPr>
-        <w:footnoteRef/>
-      </w:r>
-      <w:r>
-        <w:rPr>
-          <w:sz w:val="20"/>
-        </w:rPr>
-        <w:t xml:space="preserve"> </w:t>
-      </w:r>
-      <w:r>
-        <w:rPr>
-          <w:rtl/>
-          <w:sz w:val="20"/>
-          <w:szCs w:val="20"/>
-        </w:rPr>
-        <w:t xml:space="preserve">ע"ע (ארצי) 28475-03-20 סלמאן נ' אקובג בע"מ, פס' 4-10 (נבו 7.12.2020).</w:t>
-      </w:r>
-    </w:p>
-  </w:footnote>
 </w:footnotes>
 </file>
 

--- a/output/עבודה_היבטים_משפטיים_סופי.docx
+++ b/output/עבודה_היבטים_משפטיים_סופי.docx
@@ -260,7 +260,7 @@
           <w:rtl/>
           <w:szCs w:val="24"/>
         </w:rPr>
-        <w:t>) (בן-ישראל, דיני עבודה כרך א, עמ' 48-32; מצגת הקורס "התארגנויות עובדים"). הזכות הראשונה מעוגנת בסעיף 33ח לחוק הסכמים קיבוציים (סעיף 33ח לחוק הסכמים קיבוציים, התשי"ז–1957), וסעיף 33י(א) אוסר על מעסיק לפגוע בעובד בשל חברותו בארגון עובדים, בשל פעילותו להקמתו, וגם בשל הימנעותו מלהיות חבר בו.</w:t>
+        <w:t>) (בן-ישראל, דיני עבודה כרך א, עמ' 48-32). הזכות הראשונה מעוגנת בסעיף 33ח לחוק הסכמים קיבוציים (סעיף 33ח לחוק הסכמים קיבוציים, התשי"ז–1957), וסעיף 33י(א) אוסר על מעסיק לפגוע בעובד בשל חברותו בארגון עובדים, בשל פעילותו להקמתו, וגם בשל הימנעותו מלהיות חבר בו.</w:t>
       </w:r>
     </w:p>
     <w:p>
@@ -361,7 +361,7 @@
           <w:rtl/>
           <w:szCs w:val="24"/>
         </w:rPr>
-        <w:t xml:space="preserve"> אף שסעיף הסמכויות מקנה לקבוצה סמכויות של ארגון עובדים, מטרה ד' מוציאה מראש מתחום הפעולה הקיבוצית את השכר, הבונוסים והאופציות. גם מטרה ב', יציבות החברה והמשך פעילותה בישראל, היא אינטרס של המעסיק. הנימוק שבהודעת הקבוצה אינו מחזיק משפטית. הוראות הסכם קיבוצי הן כללים קוגנטיים, ואילו חוזה אישי הוא דיספוזיטיבי (מצגת המבוא לקורס; סעיפים 19-20 לחוק), אך לפי סעיף 22 לחוק הוראה בחוזה האישי שהיא לטובת העובד גוברת על ההסכם הקיבוצי.</w:t>
+        <w:t xml:space="preserve"> אף שסעיף הסמכויות מקנה לקבוצה סמכויות של ארגון עובדים, מטרה ד' מוציאה מראש מתחום הפעולה הקיבוצית את השכר, הבונוסים והאופציות. גם מטרה ב', יציבות החברה והמשך פעילותה בישראל, היא אינטרס של המעסיק. הנימוק שבהודעת הקבוצה אינו מחזיק משפטית. הוראות הסכם קיבוצי הן כללים קוגנטיים, ואילו חוזה אישי הוא דיספוזיטיבי (סעיפים 19-20 לחוק), אך לפי סעיף 22 לחוק הוראה בחוזה האישי שהיא לטובת העובד גוברת על ההסכם הקיבוצי.</w:t>
       </w:r>
     </w:p>
     <w:p>
@@ -591,7 +591,7 @@
           <w:rtl/>
           <w:szCs w:val="24"/>
         </w:rPr>
-        <w:t xml:space="preserve">החוק למניעת הטרדה מינית נועד להגן על כבוד האדם, חירותו ופרטיותו (סעיף 1 לחוק למניעת הטרדה מינית, התשנ"ח–1998; מצגות הקורס בנושא). החלופה הרלוונטית היא סעיף 3(א)(4): התייחסויות חוזרות המופנות לאדם, המתמקדות במיניותו, כאשר אותו אדם </w:t>
+        <w:t xml:space="preserve">החוק למניעת הטרדה מינית נועד להגן על כבוד האדם, חירותו ופרטיותו (סעיף 1 לחוק למניעת הטרדה מינית, התשנ"ח–1998). החלופה הרלוונטית היא סעיף 3(א)(4): התייחסויות חוזרות המופנות לאדם, המתמקדות במיניותו, כאשר אותו אדם </w:t>
       </w:r>
       <w:r>
         <w:rPr>
@@ -815,7 +815,7 @@
           <w:rtl/>
           <w:szCs w:val="24"/>
         </w:rPr>
-        <w:t xml:space="preserve"> (מצגות הקורס בנושא חוזה העבודה והרעת תנאים). הוצאתו של אורי מישיבות הקריאטיב לבדה מצויה בתחום הפררוגטיבה, אך העברתו מהפרויקטים המרכזיים לעריכה טכנית, עם פחות אחריות, פגעה במעמדו אף ששכרו לא השתנה. גם הפררוגטיבה כפופה לתום לב, ותזמון ההעברה מעורר ספק בכך. שינוי ב"תיאור עיקרי התפקיד" מחייב הודעה בכתב בתוך 30 יום, ובהיעדרה הנטל עובר למעסיק (סעיפים 2(א)(3), 3 ו-5א לחוק הודעה לעובד ולמועמד לעבודה, התשס"ב–2002).</w:t>
+        <w:t>. הוצאתו של אורי מישיבות הקריאטיב לבדה מצויה בתחום הפררוגטיבה, אך העברתו מהפרויקטים המרכזיים לעריכה טכנית, עם פחות אחריות, פגעה במעמדו אף ששכרו לא השתנה. גם הפררוגטיבה כפופה לתום לב, ותזמון ההעברה מעורר ספק בכך. שינוי ב"תיאור עיקרי התפקיד" מחייב הודעה בכתב בתוך 30 יום, ובהיעדרה הנטל עובר למעסיק (סעיפים 2(א)(3), 3 ו-5א לחוק הודעה לעובד ולמועמד לעבודה, התשס"ב–2002).</w:t>
       </w:r>
     </w:p>
     <w:p>
@@ -848,7 +848,7 @@
           <w:rtl/>
           <w:szCs w:val="24"/>
         </w:rPr>
-        <w:t xml:space="preserve"> בתנאי העבודה, או מחמת "נסיבות אחרות שביחסי עבודה" שבהן אין לדרוש מהעובד להמשיך בעבודתו, נחשבת כפיטורים "לעניין חוק זה" (סעיף 11(א) לחוק פיצויי פיטורים, התשכ"ג–1963). הזכאות עצמה מותנית בשנת עבודה אחת ברציפות אצל אותו מעסיק (סעיף 1(א) לחוק), ותקופת העסקתו של אורי אינה ידועה.</w:t>
+        <w:t xml:space="preserve"> בתנאי העבודה, או מחמת "נסיבות אחרות שביחסי עבודה" שבהן אין לדרוש מהעובד להמשיך בעבודתו, נחשבת כפיטורים "לעניין חוק זה" (סעיף 11(א) לחוק פיצויי פיטורים, התשכ"ג–1963). הזכאות עצמה מותנית בשנת עבודה אחת ברציפות אצל אותו מעסיק (סעיף 1(א) לחוק), ותקופת העסקתו של אורי אינה ידועה. אילו הוכרה התפטרותו כפיטורים, היה זכאי לשכר חודש אחד לכל שנת עבודה, ולחלק יחסי בעד חלק משנה (סעיף 12(א) לחוק).</w:t>
       </w:r>
     </w:p>
     <w:p>
@@ -1185,7 +1185,7 @@
           <w:szCs w:val="24"/>
           <w:bCs/>
         </w:rPr>
-        <w:t>ספרות וחומרי הקורס</w:t>
+        <w:t>ספרות</w:t>
       </w:r>
     </w:p>
     <w:p>
@@ -1201,66 +1201,6 @@
           <w:szCs w:val="24"/>
         </w:rPr>
         <w:t>רות בן-ישראל דיני עבודה כרך א 48-32 (2002).</w:t>
-      </w:r>
-    </w:p>
-    <w:p>
-      <w:pPr>
-        <w:bidi/>
-        <w:spacing w:before="0" w:after="0"/>
-        <w:jc w:val="both"/>
-      </w:pPr>
-      <w:r>
-        <w:rPr>
-          <w:sz w:val="24"/>
-          <w:rtl/>
-          <w:szCs w:val="24"/>
-        </w:rPr>
-        <w:t>גליה הילדסהימר "היבטים משפטיים ואתיים בייעוץ ופיתוח ארגוני – מבוא" מצגת הקורס היבטים משפטיים ואתיים בייעוץ ופיתוח ארגוני, המרכז האקדמי פרס (2026).</w:t>
-      </w:r>
-    </w:p>
-    <w:p>
-      <w:pPr>
-        <w:bidi/>
-        <w:spacing w:before="0" w:after="0"/>
-        <w:jc w:val="both"/>
-      </w:pPr>
-      <w:r>
-        <w:rPr>
-          <w:sz w:val="24"/>
-          <w:rtl/>
-          <w:szCs w:val="24"/>
-        </w:rPr>
-        <w:t>גליה הילדסהימר "התארגנויות עובדים" מצגת הקורס היבטים משפטיים ואתיים בייעוץ ופיתוח ארגוני, המרכז האקדמי פרס (2026).</w:t>
-      </w:r>
-    </w:p>
-    <w:p>
-      <w:pPr>
-        <w:bidi/>
-        <w:spacing w:before="0" w:after="0"/>
-        <w:jc w:val="both"/>
-      </w:pPr>
-      <w:r>
-        <w:rPr>
-          <w:sz w:val="24"/>
-          <w:rtl/>
-          <w:szCs w:val="24"/>
-        </w:rPr>
-        <w:t>גליה הילדסהימר "החוק למניעת הטרדה מינית, חלקים א'-ב'" מצגת הקורס היבטים משפטיים ואתיים בייעוץ ופיתוח ארגוני, המרכז האקדמי פרס (2026).</w:t>
-      </w:r>
-    </w:p>
-    <w:p>
-      <w:pPr>
-        <w:bidi/>
-        <w:spacing w:before="0" w:after="0"/>
-        <w:jc w:val="both"/>
-      </w:pPr>
-      <w:r>
-        <w:rPr>
-          <w:sz w:val="24"/>
-          <w:rtl/>
-          <w:szCs w:val="24"/>
-        </w:rPr>
-        <w:t>גליה הילדסהימר "חוזה עבודה אישי ומניעת הרעת תנאים, חלקים א'-ב'" מצגת הקורס היבטים משפטיים ואתיים בייעוץ ופיתוח ארגוני, המרכז האקדמי פרס (2026).</w:t>
       </w:r>
     </w:p>
     <w:sectPr>

--- a/output/עבודה_היבטים_משפטיים_סופי.docx
+++ b/output/עבודה_היבטים_משפטיים_סופי.docx
@@ -311,7 +311,7 @@
           <w:rtl/>
           <w:szCs w:val="24"/>
         </w:rPr>
-        <w:t xml:space="preserve"> (בג"ץ 7029/95, פ"ד נא(2) 63 (1997)). מבחן החברות: החברים הם בעיקר עובדים שכירים והחברות רצונית. מבחן התקנון: לארגון תקנון המסדיר את מוסדותיו ומטרותיו. מבחן המטרה: קידום תנאי העבודה בדרך של משא ומתן קיבוצי. מבחן ההתארגנות: ארגון של קבע, עצמאי, המהווה קול נגדי למעסיק.</w:t>
+        <w:t xml:space="preserve"> (בג"ץ 7029/95, פ"ד נא(2) 63 (1997)). מבחן החברות: החברים הם בעיקר עובדים שכירים והחברות רצונית. מבחן התקנון: לגוף יש מסמך יסוד שקובע את מטרותיו ואת אופן פעולת מוסדותיו. מבחן המטרה: קידום תנאי העבודה בדרך של משא ומתן קיבוצי. מבחן ההתארגנות: ארגון של קבע, עצמאי, המהווה קול נגדי למעסיק.</w:t>
       </w:r>
     </w:p>
     <w:p>
@@ -361,7 +361,7 @@
           <w:rtl/>
           <w:szCs w:val="24"/>
         </w:rPr>
-        <w:t xml:space="preserve"> אף שסעיף הסמכויות מקנה לקבוצה סמכויות של ארגון עובדים, מטרה ד' מוציאה מראש מתחום הפעולה הקיבוצית את השכר, הבונוסים והאופציות. גם מטרה ב', יציבות החברה והמשך פעילותה בישראל, היא אינטרס של המעסיק. הנימוק שבהודעת הקבוצה אינו מחזיק משפטית. הוראות הסכם קיבוצי הן כללים קוגנטיים, ואילו חוזה אישי הוא דיספוזיטיבי (סעיפים 19-20 לחוק), אך לפי סעיף 22 לחוק הוראה בחוזה האישי שהיא לטובת העובד גוברת על ההסכם הקיבוצי.</w:t>
+        <w:t xml:space="preserve"> אף שסעיף הסמכויות מקנה לקבוצה סמכויות של ארגון עובדים, מטרה ד' מוציאה מראש מתחום הפעולה הקיבוצית את השכר, הבונוסים והאופציות. גם מטרה ב', יציבות החברה והמשך פעילותה בישראל, היא אינטרס של המעסיק. הנימוק שבהודעת הקבוצה אינו מחזיק משפטית. הוראות הסכם קיבוצי הן כללים קוגנטיים, ואילו חוזה אישי הוא דיספוזיטיבי (סעיפים 19-20 לחוק), אך לפי סעיף 22 לחוק תנאי אישי שמיטיב עם העובד גובר על ההסכם הקיבוצי.</w:t>
       </w:r>
     </w:p>
     <w:p>
@@ -591,7 +591,7 @@
           <w:rtl/>
           <w:szCs w:val="24"/>
         </w:rPr>
-        <w:t xml:space="preserve">החוק למניעת הטרדה מינית נועד להגן על כבוד האדם, חירותו ופרטיותו (סעיף 1 לחוק למניעת הטרדה מינית, התשנ"ח–1998). החלופה הרלוונטית היא סעיף 3(א)(4): התייחסויות חוזרות המופנות לאדם, המתמקדות במיניותו, כאשר אותו אדם </w:t>
+        <w:t>החוק למניעת הטרדה מינית נועד להגן על כבוד האדם, חירותו ופרטיותו (סעיף 1 לחוק למניעת הטרדה מינית, התשנ"ח–1998). החלופה הרלוונטית היא סעיף 3(א)(4): אמירות שחוזרות על עצמן ועוסקות במיניותו של אדם, לאחר ש</w:t>
       </w:r>
       <w:r>
         <w:rPr>
@@ -601,7 +601,7 @@
           <w:szCs w:val="24"/>
           <w:bCs/>
         </w:rPr>
-        <w:t>הראה למטריד שאינו מעוניין</w:t>
+        <w:t>הבהיר שאינו מעוניין</w:t>
       </w:r>
       <w:r>
         <w:rPr>
@@ -722,7 +722,7 @@
           <w:rtl/>
           <w:szCs w:val="24"/>
         </w:rPr>
-        <w:t>מעסיק חייב לנקוט אמצעים סבירים למניעת הטרדה מינית ולטפל בכל מקרה (סעיף 7(א) לחוק). Frame מעסיקה כ-70 עובדים, ולכן עליה גם לפרסם תקנון מותאם ולמנות אחראי לבירור תלונות (סעיף 7(ב)) (תקנות 2(ג), 4, 6(ט) ו-8 לתקנות למניעת הטרדה מינית (חובות מעסיק), התשנ"ח–1998). מעסיק שלא עשה כן אחראי בנזיקין למעשי עובדיו (סעיף 7(ג)).</w:t>
+        <w:t>על המעסיק לפעול באופן סביר כדי למנוע הטרדה מינית, ולטפל בכל מקרה שנודע לו (סעיף 7(א) לחוק). Frame מעסיקה כ-70 עובדים, ולכן עליה גם לפרסם תקנון מותאם ולמנות אחראי לבירור תלונות (סעיף 7(ב)) (תקנות 2(ג), 4, 6(ט) ו-8 לתקנות למניעת הטרדה מינית (חובות מעסיק), התשנ"ח–1998). מעסיק שלא עשה כן אחראי בנזיקין למעשי עובדיו (סעיף 7(ג)).</w:t>
       </w:r>
     </w:p>
     <w:p>
@@ -747,7 +747,7 @@
           <w:rtl/>
           <w:szCs w:val="24"/>
         </w:rPr>
-        <w:t xml:space="preserve"> היא פגיעה מכל סוג שמקורה בהטרדה מינית או בתלונה עליה (סעיף 3(ב)), ואינה מותנית בכך שהמוטרד סירב. החוק מרחיב את המושג לפגיעה לפי סעיף 7 לחוק שוויון ההזדמנויות בעבודה, שלעניינה די בהתייחסות אחת לפי סעיף 3(א)(4) (סעיף 7(ו) לחוק; סעיף 7(א) לחוק שוויון ההזדמנויות בעבודה, התשמ"ח–1988). אם יוכרו יחסי מרות, גם השאלה הבודדת על נטייתו של אורי עשויה להספיק. העברתו חודש אחרי שביקש לסיים את השיחות, והשפעתה של דנה על השיבוץ, מעוררות חשד לקשר כזה. השאלה המכרעת היא מי החליט על ההעברה ומדוע: אם דנה המליצה עליה או השפיעה עליה, מדובר בפגיעה שמקורה בהטרדה; אם ההחלטה התקבלה משיקולים ענייניים של צורכי הפרויקטים, אין התנכלות. אם יוכיח אורי שהייתה הטרדה, יעבור למעסיק הנטל להראות שההעברה לא נבעה ממנה (סעיף 6א לחוק), ובית הדין רשאי לפסוק פיצוי של עד 120,000 ש"ח ללא הוכחת נזק (סעיף 6(ב) לחוק). לצד ההליך האזרחי פתוחים בפני אורי גם הליך משמעתי, תלונה פלילית ותביעה נגד המעסיק.</w:t>
+        <w:t xml:space="preserve"> היא כל פגיעה בעובד שנגרמה בשל הטרדה מינית או בשל תלונה עליה (סעיף 3(ב)), והיא אינה מותנית בכך שהמוטרד סירב. החוק מרחיב את המושג לפגיעה לפי סעיף 7 לחוק שוויון ההזדמנויות בעבודה, שלעניינה די בהתייחסות אחת לפי סעיף 3(א)(4) (סעיף 7(ו) לחוק; סעיף 7(א) לחוק שוויון ההזדמנויות בעבודה, התשמ"ח–1988). אם יוכרו יחסי מרות, גם השאלה הבודדת על נטייתו של אורי עשויה להספיק. העברתו חודש אחרי שביקש לסיים את השיחות, והשפעתה של דנה על השיבוץ, מעוררות חשד לקשר כזה. השאלה המכרעת היא מי החליט על ההעברה ומדוע: אם דנה המליצה עליה או השפיעה עליה, מדובר בפגיעה שמקורה בהטרדה; אם ההחלטה התקבלה משיקולים ענייניים של צורכי הפרויקטים, אין התנכלות. אם יוכיח אורי שהייתה הטרדה, יעבור למעסיק הנטל להראות שההעברה לא נבעה ממנה (סעיף 6א לחוק), ובית הדין רשאי לפסוק פיצוי של עד 120,000 ש"ח ללא הוכחת נזק (סעיף 6(ב) לחוק). לצד ההליך האזרחי פתוחים בפני אורי גם הליך משמעתי, תלונה פלילית ותביעה נגד המעסיק.</w:t>
       </w:r>
     </w:p>
     <w:p>
@@ -830,7 +830,7 @@
           <w:rtl/>
           <w:szCs w:val="24"/>
         </w:rPr>
-        <w:t xml:space="preserve">לפי חוק פיצויי פיטורים, התפטרות מחמת </w:t>
+        <w:t xml:space="preserve">לפי חוק פיצויי פיטורים, עובד שהתפטר בשל </w:t>
       </w:r>
       <w:r>
         <w:rPr>
@@ -848,7 +848,7 @@
           <w:rtl/>
           <w:szCs w:val="24"/>
         </w:rPr>
-        <w:t xml:space="preserve"> בתנאי העבודה, או מחמת "נסיבות אחרות שביחסי עבודה" שבהן אין לדרוש מהעובד להמשיך בעבודתו, נחשבת כפיטורים "לעניין חוק זה" (סעיף 11(א) לחוק פיצויי פיטורים, התשכ"ג–1963). הזכאות עצמה מותנית בשנת עבודה אחת ברציפות אצל אותו מעסיק (סעיף 1(א) לחוק), ותקופת העסקתו של אורי אינה ידועה. אילו הוכרה התפטרותו כפיטורים, היה זכאי לשכר חודש אחד לכל שנת עבודה, ולחלק יחסי בעד חלק משנה (סעיף 12(א) לחוק).</w:t>
+        <w:t xml:space="preserve"> בתנאי עבודתו, או בשל נסיבות שבהן אי אפשר לצפות ממנו להמשיך לעבוד, ייחשב כמי שפוטר, אך רק לעניין פיצויי הפיטורים (סעיף 11(א) לחוק פיצויי פיטורים, התשכ"ג–1963). הזכאות עצמה מותנית בשנת עבודה אחת ברציפות אצל אותו מעסיק (סעיף 1(א) לחוק), ותקופת העסקתו של אורי אינה ידועה. אילו הוכרה התפטרותו כפיטורים, היה זכאי לשכר חודש אחד לכל שנת עבודה, ולחלק יחסי בעד חלק משנה (סעיף 12(א) לחוק).</w:t>
       </w:r>
     </w:p>
     <w:p>
@@ -881,7 +881,7 @@
           <w:rtl/>
           <w:szCs w:val="24"/>
         </w:rPr>
-        <w:t xml:space="preserve"> והזדמנות לתקן, לפעול בתום לב ובלי שיהוי, שכן שיהוי עלול להתפרש כהסכמה בהתנהגות. בעניין גולן (תב"ע (ארצי) נד/86-3) הכיר בית הדין בהרעת תנאים, אך קבע שעובד שהמשיך לעבוד שמונה חודשים בתנאים החדשים הסכים להם בהתנהגותו.</w:t>
+        <w:t xml:space="preserve"> והזדמנות לתקן, לפעול בתום לב ובלי שיהוי, שכן עיכוב ממושך עלול ללמד שהעובד השלים עם השינוי. בעניין גולן (תב"ע (ארצי) נד/86-3) הכיר בית הדין בהרעת תנאים, אך קבע שעובד שהמשיך לעבוד שמונה חודשים בתנאים החדשים הסכים להם בהתנהגותו.</w:t>
       </w:r>
     </w:p>
     <w:p>

--- a/output/עבודה_היבטים_משפטיים_סופי.docx
+++ b/output/עבודה_היבטים_משפטיים_סופי.docx
@@ -242,7 +242,7 @@
           <w:rtl/>
           <w:szCs w:val="24"/>
         </w:rPr>
-        <w:t>לחופש ההתארגנות שני פנים: הזכות של עובד להתארגן ולפעול בארגון עובדים, והזכות שלא להתארגן (</w:t>
+        <w:t xml:space="preserve">לחופש ההתארגנות שני פנים: הזכות של עובד להתארגן ולפעול בארגון עובדים, והזכות שלא להתארגן, המכונה </w:t>
       </w:r>
       <w:r>
         <w:rPr>
@@ -260,7 +260,7 @@
           <w:rtl/>
           <w:szCs w:val="24"/>
         </w:rPr>
-        <w:t>) (בן-ישראל, דיני עבודה כרך א, עמ' 48-32). הזכות הראשונה מעוגנת בסעיף 33ח לחוק הסכמים קיבוציים (סעיף 33ח לחוק הסכמים קיבוציים, התשי"ז–1957), וסעיף 33י(א) אוסר על מעסיק לפגוע בעובד בשל חברותו בארגון עובדים, בשל פעילותו להקמתו, וגם בשל הימנעותו מלהיות חבר בו.</w:t>
+        <w:t xml:space="preserve"> (בן-ישראל, דיני עבודה כרך א, עמ' 48-32). הזכות הראשונה מעוגנת בסעיף 33ח לחוק הסכמים קיבוציים, התשי"ז–1957, וסעיף 33י(א) אוסר על מעסיק לפגוע בעובד בשל חברותו בארגון עובדים, בשל פעילותו להקמתו, וגם בשל הימנעותו מלהיות חבר בו.</w:t>
       </w:r>
     </w:p>
     <w:p>
@@ -343,7 +343,7 @@
           <w:rtl/>
           <w:szCs w:val="24"/>
         </w:rPr>
-        <w:t xml:space="preserve">מבחני החברות והתקנון מתקיימים, והקושי בשני האחרים. </w:t>
+        <w:t xml:space="preserve">מבחני החברות והתקנון מתקיימים, והקושי מתעורר בשניים האחרים. </w:t>
       </w:r>
       <w:r>
         <w:rPr>
@@ -361,7 +361,7 @@
           <w:rtl/>
           <w:szCs w:val="24"/>
         </w:rPr>
-        <w:t xml:space="preserve"> אף שסעיף הסמכויות מקנה לקבוצה סמכויות של ארגון עובדים, מטרה ד' מוציאה מראש מתחום הפעולה הקיבוצית את השכר, הבונוסים והאופציות. גם מטרה ב', יציבות החברה והמשך פעילותה בישראל, היא אינטרס של המעסיק. הנימוק שבהודעת הקבוצה אינו מחזיק משפטית. הוראות הסכם קיבוצי הן כללים קוגנטיים, ואילו חוזה אישי הוא דיספוזיטיבי (סעיפים 19-20 לחוק), אך לפי סעיף 22 לחוק תנאי אישי שמיטיב עם העובד גובר על ההסכם הקיבוצי.</w:t>
+        <w:t xml:space="preserve"> אף שסעיף הסמכויות מקנה לקבוצה סמכויות של ארגון עובדים, מטרה ד' מוציאה מראש מתחום הפעולה הקיבוצית את השכר, הבונוסים והאופציות. גם מטרה ב', יציבות החברה והמשך פעילותה בישראל, היא אינטרס של המעסיק. אף הנימוק שבהודעת הקבוצה אין בו ממש מבחינה משפטית. הוראות הסכם קיבוצי הן כללים קוגנטיים, ואילו חוזה אישי הוא דיספוזיטיבי (סעיפים 19-20 לחוק), אך לפי סעיף 22 לחוק תנאי אישי שמיטיב עם העובד גובר על ההסכם הקיבוצי.</w:t>
       </w:r>
     </w:p>
     <w:p>
@@ -411,7 +411,7 @@
           <w:rtl/>
           <w:szCs w:val="24"/>
         </w:rPr>
-        <w:t xml:space="preserve"> בנוקיה הוקם ארגון פנימי כחלופה להסתדרות, שהדגיש "שמירה על החוזה האישי של כל עובד". בית הדין הארצי קבע כי העמידה במבחני עניין עמית נבחנת במועד הכרזת היציגות, וכי אין להקל בהם גם לארגון חדש, ובוודאי לא במבחן המטרה (עס"ק (ארצי) 6298-03-25, 10.6.2025, פס' 6, 41 ו-44). נפסק שמטרתו העיקרית של ארגון עובדים חייבת להיות משא ומתן קיבוצי לשיפור תנאי העבודה, ושהמודל הקיבוצי שבבסיס החוק אינו נסוג מפני התרחבות החוזים האישיים (שם, פס' 50-51). עוד נקבע כי אותנטיות היא תנאי הכרחי אך לא מספיק, ו"התארגנות אותנטית של שני שלישים מעובדי המפעל בארגון שכל תכליתה התנגדות ליחסי עבודה קיבוציים אינה יכולה להפוך את אותה התארגנות לארגון עובדים" (פס' 47). בית הדין הדגיש גם את הטעם לכך: ארגון יציג מקבל כוח לחייב אף עובדים שאינם חברים בו, ולכן רק גוף הכשיר למלא תפקיד זה יוכר (פס' 43). הדמיון לענייננו בולט. בין מטרות הארגון בנוקיה נמנו "שימור קיום האתר בישראל" ו"פעולה בדרכי הידברות וגישור" עם ההנהלה (פס' 9), ואלה כמעט זהות למטרות ב' ו-ג' של הקבוצה. מאחר שהעמידה במבחנים נבחנת במועד ההכרזה, אין בתיקון מאוחר של התקנון כדי להכשיר את הקבוצה, ואין נפקות לכך שעובדים רבים הצטרפו אליה. יתרה מזו, בנוקיה נקבע שהחברה לא תמכה בארגון הפנימי (פס' 18), ואילו כאן המנכ"ל בירך על הקמת הקבוצה ופעל נגד ההסתדרות, כך שגם מבחן העצמאות מהמעסיק אינו מתקיים.</w:t>
+        <w:t xml:space="preserve"> בנוקיה הוקם ארגון פנימי כחלופה להסתדרות, שהדגיש "שמירה על החוזה האישי של כל עובד". בית הדין הארצי קבע כי העמידה במבחני עניין עמית נבחנת במועד הכרזת היציגות, וכי אין להקל בהם גם לארגון חדש, ובוודאי לא במבחן המטרה (עס"ק (ארצי) 6298-03-25, 10.6.2025, פס' 6, 41 ו-44). נפסק שמטרתו העיקרית של ארגון עובדים חייבת להיות משא ומתן קיבוצי לשיפור תנאי העבודה, ושהמודל הקיבוצי שבבסיס החוק אינו נסוג מפני התרחבות החוזים האישיים (שם, פס' 50-51). עוד נקבע כי אותנטיות היא תנאי הכרחי אך אינה תנאי מספיק, ו"התארגנות אותנטית של שני שלישים מעובדי המפעל בארגון שכל תכליתה התנגדות ליחסי עבודה קיבוציים אינה יכולה להפוך את אותה התארגנות לארגון עובדים" (פס' 47). בית הדין הדגיש גם את הטעם לכך: ארגון יציג מקבל כוח לחייב אף עובדים שאינם חברים בו, ולכן רק גוף הכשיר למלא תפקיד זה יוכר (פס' 43). הדמיון לענייננו בולט. בין מטרות הארגון בנוקיה נמנו "שימור קיום האתר בישראל" ו"פעולה בדרכי הידברות וגישור" עם ההנהלה (פס' 9), ואלה כמעט זהות למטרות ב' ו-ג' של הקבוצה. מאחר שהעמידה במבחנים נבחנת במועד ההכרזה, אין בתיקון מאוחר של התקנון כדי להכשיר את הקבוצה, ואין נפקות לכך שעובדים רבים הצטרפו אליה. יתרה מזו, בנוקיה נקבע שהחברה לא תמכה בארגון הפנימי (פס' 18), ואילו כאן המנכ"ל בירך על הקמת הקבוצה ופעל נגד ההסתדרות, כך שגם מבחן העצמאות מהמעסיק אינו מתקיים.</w:t>
       </w:r>
     </w:p>
     <w:p>
@@ -509,7 +509,7 @@
           <w:rtl/>
           <w:szCs w:val="24"/>
         </w:rPr>
-        <w:t>הודעת הדואר האלקטרוני מציגה את ההסתדרות כגורם "חיצוני" שעלול לשנות את התרבות הארגונית וקוראת לעובדים "לשקול היטב". זו הצגת חסרונות ההתארגנות בתכתובת אלקטרונית, כמו ההודעה שנפסלה בעניין פלאפון, אף שהנוסח מתון יותר. הרמז שההסתדרות תפגע ב"תנאי העבודה האישיים" דומה לאזהרה שם מפני נזק לחברה ולעובדים, ובית הדין קבע כי אזהרה כזו אסורה גם כשיש בה אמת. הנחיית מנהלי הצוותים לשוחח עם עובדיהם על "יתרונות המודל האישי" היא מפגש אישי שנאסר במפורש. חומרתה רבה, שכן המנהלים משפיעים על הבונוסים והקידום, וכל שיחה כזו עלולה להיתפס כאיום. אם יתברר שמנהלים קשרו בין הבונוסים או הקידום לבין ההצטרפות להסתדרות, תהיה זו גם הפרה של סעיף 33י(א), שבגינה רשאי בית הדין לפסוק פיצויים לדוגמה של עד 50,000 ש"ח, ובנסיבות חמורות עד 200,000 ש"ח (סעיף 33יא(ב)). הפגישה עם הקבוצה ודברי השבח כלפיה מעבירים בעקיפין את אותו מסר. בעניין פלאפון ניתנו צווים שאסרו על החברה להציג את עמדתה בכל ערוץ ולעקוב אחר העובדים המתארגנים, וצווים דומים מתבקשים גם כאן.</w:t>
+        <w:t>הודעת הדואר האלקטרוני מציגה את ההסתדרות כגורם "חיצוני" שעלול לשנות את התרבות הארגונית וקוראת לעובדים "לשקול היטב". זו הצגת חסרונות ההתארגנות בתכתובת אלקטרונית, כמו ההודעה שנפסלה בעניין פלאפון, אף שהנוסח מתון יותר. הרמז שההסתדרות תפגע ב"תנאי העבודה האישיים" דומה לאזהרה שם מפני נזק לחברה ולעובדים, ובית הדין קבע כי אזהרה כזו אסורה גם כשיש בה אמת. הנחיית מנהלי הצוותים לשוחח עם עובדיהם על "יתרונות המודל האישי" היא מפגש אישי שנאסר במפורש. חומרתה רבה, שכן המנהלים משפיעים על הבונוסים והקידום, וכל שיחה כזו עלולה להיתפס כאיום. אם יתברר שמנהלים קשרו בין הבונוסים או הקידום לבין ההצטרפות להסתדרות, תהיה זו גם הפרה של סעיף 33י(א), שבשלה רשאי בית הדין לפסוק פיצויים לדוגמה של עד 50,000 ש"ח, ובנסיבות חמורות עד 200,000 ש"ח (סעיף 33יא(ב)). הפגישה עם הקבוצה ודברי השבח כלפיה מעבירים בעקיפין את אותו מסר. בעניין פלאפון ניתנו צווים שאסרו על החברה להציג את עמדתה בכל ערוץ ולעקוב אחר העובדים המתארגנים, וצווים דומים מתבקשים גם כאן.</w:t>
       </w:r>
     </w:p>
     <w:p>
@@ -591,7 +591,7 @@
           <w:rtl/>
           <w:szCs w:val="24"/>
         </w:rPr>
-        <w:t>החוק למניעת הטרדה מינית נועד להגן על כבוד האדם, חירותו ופרטיותו (סעיף 1 לחוק למניעת הטרדה מינית, התשנ"ח–1998). החלופה הרלוונטית היא סעיף 3(א)(4): אמירות שחוזרות על עצמן ועוסקות במיניותו של אדם, לאחר ש</w:t>
+        <w:t>החוק למניעת הטרדה מינית, התשנ"ח–1998, נועד להגן על כבוד האדם, על חירותו ועל פרטיותו (סעיף 1 לחוק). החלופה הרלוונטית היא סעיף 3(א)(4): אמירות שחוזרות על עצמן ועוסקות במיניותו של אדם, לאחר ש</w:t>
       </w:r>
       <w:r>
         <w:rPr>
@@ -690,7 +690,7 @@
           <w:rtl/>
           <w:szCs w:val="24"/>
         </w:rPr>
-        <w:t>עם זאת, גם כשקיימים יחסי מרות נדרשות התייחסויות חוזרות המתמקדות במיניותו של המוטרד, ונדרש שנוצלו יחסי המרות. השאלה על נטייתו של אורי נשאלה פעם אחת. לכן יש לבחון שתי אפשרויות. אם לא יוכרו יחסי מרות, אין הטרדה: אורי הראה שאינו מעוניין רק בשלב מאוחר, ומאז לא נאמרה כל התייחסות נוספת. אם יוכרו יחסי מרות, עדיין נדרשות התייחסויות חוזרות למיניותו שלו, ואילו רוב השיחות עסקו במיניותה של דנה, היו הדדיות ולא נקשרו למעמדו בעבודה. בשתי האפשרויות קשה לבסס הטרדה מינית. תחושתה של דנה כי הם "חברים טובים" אינה מכרעת: אילו הוכח ניצול מרות, לא היה צורך שאורי יראה דבר. אין זו גם הטרדה סביבתית, שכן ההתנהגות לא יצרה אווירה כללית במשרד.</w:t>
+        <w:t>עם זאת, גם כשקיימים יחסי מרות נדרשות התייחסויות חוזרות המתמקדות במיניותו של המוטרד, ונדרש שנוצלו יחסי המרות. דנה שאלה את אורי על נטייתו המינית פעם אחת בלבד. לכן יש לבחון שתי אפשרויות. אם לא יוכרו יחסי מרות, אין הטרדה: אורי הראה שאינו מעוניין רק בשלב מאוחר, ומאז לא נאמרה כל התייחסות נוספת. אם יוכרו יחסי מרות, עדיין נדרשות התייחסויות חוזרות למיניותו שלו, ואילו רוב השיחות עסקו במיניותה של דנה, היו הדדיות ולא נקשרו למעמדו בעבודה. בשתי האפשרויות קשה לבסס הטרדה מינית. תחושתה של דנה כי הם "חברים טובים" אינה מכרעת: אילו הוכח ניצול מרות, לא היה צורך שאורי יראה דבר. אין זו גם הטרדה סביבתית, שכן ההתנהגות לא יצרה אווירה כללית במשרד.</w:t>
       </w:r>
     </w:p>
     <w:p>
@@ -722,7 +722,7 @@
           <w:rtl/>
           <w:szCs w:val="24"/>
         </w:rPr>
-        <w:t>על המעסיק לפעול באופן סביר כדי למנוע הטרדה מינית, ולטפל בכל מקרה שנודע לו (סעיף 7(א) לחוק). Frame מעסיקה כ-70 עובדים, ולכן עליה גם לפרסם תקנון מותאם ולמנות אחראי לבירור תלונות (סעיף 7(ב)) (תקנות 2(ג), 4, 6(ט) ו-8 לתקנות למניעת הטרדה מינית (חובות מעסיק), התשנ"ח–1998). מעסיק שלא עשה כן אחראי בנזיקין למעשי עובדיו (סעיף 7(ג)).</w:t>
+        <w:t>על המעסיק לפעול באופן סביר כדי למנוע הטרדה מינית, ולטפל בכל מקרה שנודע לו (סעיף 7(א) לחוק). חברת Frame מעסיקה כ-70 עובדים, ולכן עליה גם לפרסם תקנון מותאם ולמנות אחראי לבירור תלונות (סעיף 7(ב) לחוק; תקנות 2(ג), 4, 6(ט) ו-8 לתקנות למניעת הטרדה מינית (חובות מעסיק), התשנ"ח–1998). מעסיק שלא עשה כן אחראי בנזיקין למעשי עובדיו (סעיף 7(ג)).</w:t>
       </w:r>
     </w:p>
     <w:p>
@@ -830,7 +830,7 @@
           <w:rtl/>
           <w:szCs w:val="24"/>
         </w:rPr>
-        <w:t xml:space="preserve">לפי חוק פיצויי פיטורים, עובד שהתפטר בשל </w:t>
+        <w:t xml:space="preserve">לפי סעיף 11(א) לחוק פיצויי פיטורים, התשכ"ג–1963, עובד שהתפטר בשל </w:t>
       </w:r>
       <w:r>
         <w:rPr>
@@ -848,7 +848,7 @@
           <w:rtl/>
           <w:szCs w:val="24"/>
         </w:rPr>
-        <w:t xml:space="preserve"> בתנאי עבודתו, או בשל נסיבות שבהן אי אפשר לצפות ממנו להמשיך לעבוד, ייחשב כמי שפוטר, אך רק לעניין פיצויי הפיטורים (סעיף 11(א) לחוק פיצויי פיטורים, התשכ"ג–1963). הזכאות עצמה מותנית בשנת עבודה אחת ברציפות אצל אותו מעסיק (סעיף 1(א) לחוק), ותקופת העסקתו של אורי אינה ידועה. אילו הוכרה התפטרותו כפיטורים, היה זכאי לשכר חודש אחד לכל שנת עבודה, ולחלק יחסי בעד חלק משנה (סעיף 12(א) לחוק).</w:t>
+        <w:t xml:space="preserve"> בתנאי עבודתו, או בשל נסיבות שבהן אי אפשר לצפות ממנו להמשיך לעבוד, ייחשב כמי שפוטר, אך רק לעניין פיצויי הפיטורים. הזכאות עצמה מותנית בשנת עבודה אחת ברציפות אצל אותו מעסיק (סעיף 1(א) לחוק), ותקופת העסקתו של אורי אינה ידועה. אילו הוכרה התפטרותו כפיטורים, היה זכאי לשכר חודש אחד לכל שנת עבודה, ולחלק יחסי בעד חלק משנה (סעיף 12(א) לחוק).</w:t>
       </w:r>
     </w:p>
     <w:p>

--- a/output/עבודה_היבטים_משפטיים_סופי.docx
+++ b/output/עבודה_היבטים_משפטיים_סופי.docx
@@ -51,6 +51,7 @@
         <w:rPr>
           <w:sz w:val="26"/>
           <w:rtl/>
+          <w:lang w:val="he-IL" w:bidi="he-IL"/>
           <w:szCs w:val="26"/>
         </w:rPr>
         <w:t>התכנית לייעוץ ופיתוח ארגוני, תואר שני</w:t>
@@ -67,6 +68,7 @@
           <w:b/>
           <w:sz w:val="32"/>
           <w:rtl/>
+          <w:lang w:val="he-IL" w:bidi="he-IL"/>
           <w:szCs w:val="32"/>
           <w:bCs/>
         </w:rPr>
@@ -84,6 +86,7 @@
           <w:b/>
           <w:sz w:val="32"/>
           <w:rtl/>
+          <w:lang w:val="he-IL" w:bidi="he-IL"/>
           <w:szCs w:val="32"/>
           <w:bCs/>
         </w:rPr>
@@ -100,6 +103,7 @@
         <w:rPr>
           <w:sz w:val="26"/>
           <w:rtl/>
+          <w:lang w:val="he-IL" w:bidi="he-IL"/>
           <w:szCs w:val="26"/>
         </w:rPr>
         <w:t>(קוד הקורס: 3008)</w:t>
@@ -115,6 +119,7 @@
         <w:rPr>
           <w:sz w:val="26"/>
           <w:rtl/>
+          <w:lang w:val="he-IL" w:bidi="he-IL"/>
           <w:szCs w:val="26"/>
         </w:rPr>
         <w:t>מרצה: ד"ר גליה הילדסהימר</w:t>
@@ -130,6 +135,7 @@
         <w:rPr>
           <w:sz w:val="26"/>
           <w:rtl/>
+          <w:lang w:val="he-IL" w:bidi="he-IL"/>
           <w:szCs w:val="26"/>
         </w:rPr>
         <w:t>מתרגל: עו"ד טל מזר</w:t>
@@ -145,6 +151,7 @@
         <w:rPr>
           <w:sz w:val="26"/>
           <w:rtl/>
+          <w:lang w:val="he-IL" w:bidi="he-IL"/>
           <w:szCs w:val="26"/>
         </w:rPr>
         <w:t>מגיש/ה: ____________________</w:t>
@@ -160,6 +167,7 @@
         <w:rPr>
           <w:sz w:val="26"/>
           <w:rtl/>
+          <w:lang w:val="he-IL" w:bidi="he-IL"/>
           <w:szCs w:val="26"/>
         </w:rPr>
         <w:t>ת"ז: ____________________</w:t>
@@ -175,6 +183,7 @@
         <w:rPr>
           <w:sz w:val="26"/>
           <w:rtl/>
+          <w:lang w:val="he-IL" w:bidi="he-IL"/>
           <w:szCs w:val="26"/>
         </w:rPr>
         <w:t>סמסטר קיץ, שנה"ל תשפ"ו</w:t>
@@ -190,6 +199,7 @@
         <w:rPr>
           <w:sz w:val="26"/>
           <w:rtl/>
+          <w:lang w:val="he-IL" w:bidi="he-IL"/>
           <w:szCs w:val="26"/>
         </w:rPr>
         <w:t>אוקטובר 2026</w:t>
@@ -207,6 +217,7 @@
           <w:b/>
           <w:sz w:val="28"/>
           <w:rtl/>
+          <w:lang w:val="he-IL" w:bidi="he-IL"/>
           <w:szCs w:val="28"/>
           <w:bCs/>
         </w:rPr>
@@ -224,6 +235,7 @@
           <w:b/>
           <w:sz w:val="24"/>
           <w:rtl/>
+          <w:lang w:val="he-IL" w:bidi="he-IL"/>
           <w:szCs w:val="24"/>
           <w:bCs/>
         </w:rPr>
@@ -240,6 +252,7 @@
         <w:rPr>
           <w:sz w:val="24"/>
           <w:rtl/>
+          <w:lang w:val="he-IL" w:bidi="he-IL"/>
           <w:szCs w:val="24"/>
         </w:rPr>
         <w:t xml:space="preserve">לחופש ההתארגנות שני פנים: הזכות של עובד להתארגן ולפעול בארגון עובדים, והזכות שלא להתארגן, המכונה </w:t>
@@ -249,6 +262,7 @@
           <w:b/>
           <w:sz w:val="24"/>
           <w:rtl/>
+          <w:lang w:val="he-IL" w:bidi="he-IL"/>
           <w:szCs w:val="24"/>
           <w:bCs/>
         </w:rPr>
@@ -258,6 +272,7 @@
         <w:rPr>
           <w:sz w:val="24"/>
           <w:rtl/>
+          <w:lang w:val="he-IL" w:bidi="he-IL"/>
           <w:szCs w:val="24"/>
         </w:rPr>
         <w:t xml:space="preserve"> (בן-ישראל, דיני עבודה כרך א, עמ' 48-32). הזכות הראשונה מעוגנת בסעיף 33ח לחוק הסכמים קיבוציים, התשי"ז–1957, וסעיף 33י(א) אוסר על מעסיק לפגוע בעובד בשל חברותו בארגון עובדים, בשל פעילותו להקמתו, וגם בשל הימנעותו מלהיות חבר בו.</w:t>
@@ -273,6 +288,7 @@
         <w:rPr>
           <w:sz w:val="24"/>
           <w:rtl/>
+          <w:lang w:val="he-IL" w:bidi="he-IL"/>
           <w:szCs w:val="24"/>
         </w:rPr>
         <w:t xml:space="preserve">ההכרה בגוף כ"ארגון עובדים" היא תנאי סף. רק ארגון עובדים יכול להיות </w:t>
@@ -282,6 +298,7 @@
           <w:b/>
           <w:sz w:val="24"/>
           <w:rtl/>
+          <w:lang w:val="he-IL" w:bidi="he-IL"/>
           <w:szCs w:val="24"/>
           <w:bCs/>
         </w:rPr>
@@ -291,6 +308,7 @@
         <w:rPr>
           <w:sz w:val="24"/>
           <w:rtl/>
+          <w:lang w:val="he-IL" w:bidi="he-IL"/>
           <w:szCs w:val="24"/>
         </w:rPr>
         <w:t>, כלומר הארגון שבו מאורגן המספר הגדול ביותר של העובדים, ובלבד שאינו פחות משליש (סעיף 3 לחוק), ורק הארגון היציג רשאי לחתום על הסכם קיבוצי מיוחד במפעל (סעיף 2(1) לחוק). החוק אינו מגדיר "ארגון עובדים", והמבחנים נקבעו ב</w:t>
@@ -300,6 +318,7 @@
           <w:b/>
           <w:sz w:val="24"/>
           <w:rtl/>
+          <w:lang w:val="he-IL" w:bidi="he-IL"/>
           <w:szCs w:val="24"/>
           <w:bCs/>
         </w:rPr>
@@ -309,6 +328,7 @@
         <w:rPr>
           <w:sz w:val="24"/>
           <w:rtl/>
+          <w:lang w:val="he-IL" w:bidi="he-IL"/>
           <w:szCs w:val="24"/>
         </w:rPr>
         <w:t xml:space="preserve"> (בג"ץ 7029/95, פ"ד נא(2) 63 (1997)). מבחן החברות: החברים הם בעיקר עובדים שכירים והחברות רצונית. מבחן התקנון: לגוף יש מסמך יסוד שקובע את מטרותיו ואת אופן פעולת מוסדותיו. מבחן המטרה: קידום תנאי העבודה בדרך של משא ומתן קיבוצי. מבחן ההתארגנות: ארגון של קבע, עצמאי, המהווה קול נגדי למעסיק.</w:t>
@@ -325,6 +345,7 @@
           <w:b/>
           <w:sz w:val="24"/>
           <w:rtl/>
+          <w:lang w:val="he-IL" w:bidi="he-IL"/>
           <w:szCs w:val="24"/>
           <w:bCs/>
         </w:rPr>
@@ -341,6 +362,7 @@
         <w:rPr>
           <w:sz w:val="24"/>
           <w:rtl/>
+          <w:lang w:val="he-IL" w:bidi="he-IL"/>
           <w:szCs w:val="24"/>
         </w:rPr>
         <w:t xml:space="preserve">מבחני החברות והתקנון מתקיימים, והקושי מתעורר בשניים האחרים. </w:t>
@@ -350,6 +372,7 @@
           <w:b/>
           <w:sz w:val="24"/>
           <w:rtl/>
+          <w:lang w:val="he-IL" w:bidi="he-IL"/>
           <w:szCs w:val="24"/>
           <w:bCs/>
         </w:rPr>
@@ -359,6 +382,7 @@
         <w:rPr>
           <w:sz w:val="24"/>
           <w:rtl/>
+          <w:lang w:val="he-IL" w:bidi="he-IL"/>
           <w:szCs w:val="24"/>
         </w:rPr>
         <w:t xml:space="preserve"> אף שסעיף הסמכויות מקנה לקבוצה סמכויות של ארגון עובדים, מטרה ד' מוציאה מראש מתחום הפעולה הקיבוצית את השכר, הבונוסים והאופציות. גם מטרה ב', יציבות החברה והמשך פעילותה בישראל, היא אינטרס של המעסיק. אף הנימוק שבהודעת הקבוצה אין בו ממש מבחינה משפטית. הוראות הסכם קיבוצי הן כללים קוגנטיים, ואילו חוזה אישי הוא דיספוזיטיבי (סעיפים 19-20 לחוק), אך לפי סעיף 22 לחוק תנאי אישי שמיטיב עם העובד גובר על ההסכם הקיבוצי.</w:t>
@@ -375,6 +399,7 @@
           <w:b/>
           <w:sz w:val="24"/>
           <w:rtl/>
+          <w:lang w:val="he-IL" w:bidi="he-IL"/>
           <w:szCs w:val="24"/>
           <w:bCs/>
         </w:rPr>
@@ -384,6 +409,7 @@
         <w:rPr>
           <w:sz w:val="24"/>
           <w:rtl/>
+          <w:lang w:val="he-IL" w:bidi="he-IL"/>
           <w:szCs w:val="24"/>
         </w:rPr>
         <w:t xml:space="preserve"> הקבוצה הוקמה בתגובה ישירה להצטרפות העובדים להסתדרות ומגדירה את עצמה כמי שפועלת "בשיתוף פעולה ובהידברות" עם ההנהלה. גוף כזה אינו "קול נגדי" למעסיק.</w:t>
@@ -400,6 +426,7 @@
           <w:b/>
           <w:sz w:val="24"/>
           <w:rtl/>
+          <w:lang w:val="he-IL" w:bidi="he-IL"/>
           <w:szCs w:val="24"/>
           <w:bCs/>
         </w:rPr>
@@ -409,6 +436,7 @@
         <w:rPr>
           <w:sz w:val="24"/>
           <w:rtl/>
+          <w:lang w:val="he-IL" w:bidi="he-IL"/>
           <w:szCs w:val="24"/>
         </w:rPr>
         <w:t xml:space="preserve"> בנוקיה הוקם ארגון פנימי כחלופה להסתדרות, שהדגיש "שמירה על החוזה האישי של כל עובד". בית הדין הארצי קבע כי העמידה במבחני עניין עמית נבחנת במועד הכרזת היציגות, וכי אין להקל בהם גם לארגון חדש, ובוודאי לא במבחן המטרה (עס"ק (ארצי) 6298-03-25, 10.6.2025, פס' 6, 41 ו-44). נפסק שמטרתו העיקרית של ארגון עובדים חייבת להיות משא ומתן קיבוצי לשיפור תנאי העבודה, ושהמודל הקיבוצי שבבסיס החוק אינו נסוג מפני התרחבות החוזים האישיים (שם, פס' 50-51). עוד נקבע כי אותנטיות היא תנאי הכרחי אך אינה תנאי מספיק, ו"התארגנות אותנטית של שני שלישים מעובדי המפעל בארגון שכל תכליתה התנגדות ליחסי עבודה קיבוציים אינה יכולה להפוך את אותה התארגנות לארגון עובדים" (פס' 47). בית הדין הדגיש גם את הטעם לכך: ארגון יציג מקבל כוח לחייב אף עובדים שאינם חברים בו, ולכן רק גוף הכשיר למלא תפקיד זה יוכר (פס' 43). הדמיון לענייננו בולט. בין מטרות הארגון בנוקיה נמנו "שימור קיום האתר בישראל" ו"פעולה בדרכי הידברות וגישור" עם ההנהלה (פס' 9), ואלה כמעט זהות למטרות ב' ו-ג' של הקבוצה. מאחר שהעמידה במבחנים נבחנת במועד ההכרזה, אין בתיקון מאוחר של התקנון כדי להכשיר את הקבוצה, ואין נפקות לכך שעובדים רבים הצטרפו אליה. יתרה מזו, בנוקיה נקבע שהחברה לא תמכה בארגון הפנימי (פס' 18), ואילו כאן המנכ"ל בירך על הקמת הקבוצה ופעל נגד ההסתדרות, כך שגם מבחן העצמאות מהמעסיק אינו מתקיים.</w:t>
@@ -424,6 +452,7 @@
         <w:rPr>
           <w:sz w:val="24"/>
           <w:rtl/>
+          <w:lang w:val="he-IL" w:bidi="he-IL"/>
           <w:szCs w:val="24"/>
         </w:rPr>
         <w:t>אין בכך כדי לפגוע בחופש מהתארגנות. עובד רשאי שלא להצטרף להסתדרות, וסעיף 33י(א)(3) מגן עליו מפני פגיעה בשל כך. חברי הקבוצה אינם נספרים לצורך היציגות, והודעתה כי היא הארגון היציג חסרת נפקות. חובת המעסיק לנהל משא ומתן בהתארגנות ראשונית חלה רק כלפי ארגון יציג לפי סעיף 3 (סעיף 33ח1), ואם ההסתדרות תהיה יציגה, עמה יהיה על ההנהלה לנהל משא ומתן. החברה תהפוך אז ל"מפעל מאורגן", וההוראות האישיות שבהסכם הקיבוצי יחולו על כל העובדים מהסוגים הכלולים בו, גם על מי שאינם חברים בהסתדרות (סעיפים 15(3) ו-19 לחוק).</w:t>
@@ -440,6 +469,7 @@
           <w:b/>
           <w:sz w:val="24"/>
           <w:rtl/>
+          <w:lang w:val="he-IL" w:bidi="he-IL"/>
           <w:szCs w:val="24"/>
           <w:bCs/>
         </w:rPr>
@@ -456,6 +486,7 @@
         <w:rPr>
           <w:sz w:val="24"/>
           <w:rtl/>
+          <w:lang w:val="he-IL" w:bidi="he-IL"/>
           <w:szCs w:val="24"/>
         </w:rPr>
         <w:t>ב</w:t>
@@ -465,6 +496,7 @@
           <w:b/>
           <w:sz w:val="24"/>
           <w:rtl/>
+          <w:lang w:val="he-IL" w:bidi="he-IL"/>
           <w:szCs w:val="24"/>
           <w:bCs/>
         </w:rPr>
@@ -474,6 +506,7 @@
         <w:rPr>
           <w:sz w:val="24"/>
           <w:rtl/>
+          <w:lang w:val="he-IL" w:bidi="he-IL"/>
           <w:szCs w:val="24"/>
         </w:rPr>
         <w:t xml:space="preserve"> (עס"ק (ארצי) 25476-09-12, 2.1.2013) איזן בית הדין בין חופש הביטוי של המעסיק לחופש ההתארגנות, והבחין בין </w:t>
@@ -483,6 +516,7 @@
           <w:b/>
           <w:sz w:val="24"/>
           <w:rtl/>
+          <w:lang w:val="he-IL" w:bidi="he-IL"/>
           <w:szCs w:val="24"/>
           <w:bCs/>
         </w:rPr>
@@ -492,6 +526,7 @@
         <w:rPr>
           <w:sz w:val="24"/>
           <w:rtl/>
+          <w:lang w:val="he-IL" w:bidi="he-IL"/>
           <w:szCs w:val="24"/>
         </w:rPr>
         <w:t xml:space="preserve"> לבין שלב שבו כבר קיים ארגון יציג. בשלב הראשון גובר חופש ההתארגנות: המעסיק אינו רשאי להביע עמדה על ההתארגנות בשום ערוץ, לרבות בשיחות אישיות ובדואר אלקטרוני, וגם הצבעה על חסרונותיה לעובדים או לחברה, נכונה ככל שתהיה, אסורה. ההתארגנות ב-NeuroTech נמצאת בשלב הפורץ, ולכן שלוש פעולות ההנהלה אסורות.</w:t>
@@ -507,6 +542,7 @@
         <w:rPr>
           <w:sz w:val="24"/>
           <w:rtl/>
+          <w:lang w:val="he-IL" w:bidi="he-IL"/>
           <w:szCs w:val="24"/>
         </w:rPr>
         <w:t>הודעת הדואר האלקטרוני מציגה את ההסתדרות כגורם "חיצוני" שעלול לשנות את התרבות הארגונית וקוראת לעובדים "לשקול היטב". זו הצגת חסרונות ההתארגנות בתכתובת אלקטרונית, כמו ההודעה שנפסלה בעניין פלאפון, אף שהנוסח מתון יותר. הרמז שההסתדרות תפגע ב"תנאי העבודה האישיים" דומה לאזהרה שם מפני נזק לחברה ולעובדים, ובית הדין קבע כי אזהרה כזו אסורה גם כשיש בה אמת. הנחיית מנהלי הצוותים לשוחח עם עובדיהם על "יתרונות המודל האישי" היא מפגש אישי שנאסר במפורש. חומרתה רבה, שכן המנהלים משפיעים על הבונוסים והקידום, וכל שיחה כזו עלולה להיתפס כאיום. אם יתברר שמנהלים קשרו בין הבונוסים או הקידום לבין ההצטרפות להסתדרות, תהיה זו גם הפרה של סעיף 33י(א), שבשלה רשאי בית הדין לפסוק פיצויים לדוגמה של עד 50,000 ש"ח, ובנסיבות חמורות עד 200,000 ש"ח (סעיף 33יא(ב)). הפגישה עם הקבוצה ודברי השבח כלפיה מעבירים בעקיפין את אותו מסר. בעניין פלאפון ניתנו צווים שאסרו על החברה להציג את עמדתה בכל ערוץ ולעקוב אחר העובדים המתארגנים, וצווים דומים מתבקשים גם כאן.</w:t>
@@ -523,6 +559,7 @@
           <w:b/>
           <w:sz w:val="24"/>
           <w:rtl/>
+          <w:lang w:val="he-IL" w:bidi="he-IL"/>
           <w:szCs w:val="24"/>
           <w:bCs/>
         </w:rPr>
@@ -539,6 +576,7 @@
         <w:rPr>
           <w:sz w:val="24"/>
           <w:rtl/>
+          <w:lang w:val="he-IL" w:bidi="he-IL"/>
           <w:szCs w:val="24"/>
         </w:rPr>
         <w:t>טענות ההסתדרות מוצדקות: הקבוצה אינה ארגון עובדים, כפי שנפסק בעניין נוקיה, ופעולות ההנהלה הפרו את הלכת פלאפון.</w:t>
@@ -556,6 +594,7 @@
           <w:b/>
           <w:sz w:val="28"/>
           <w:rtl/>
+          <w:lang w:val="he-IL" w:bidi="he-IL"/>
           <w:szCs w:val="28"/>
           <w:bCs/>
         </w:rPr>
@@ -573,6 +612,7 @@
           <w:b/>
           <w:sz w:val="24"/>
           <w:rtl/>
+          <w:lang w:val="he-IL" w:bidi="he-IL"/>
           <w:szCs w:val="24"/>
           <w:bCs/>
         </w:rPr>
@@ -589,6 +629,7 @@
         <w:rPr>
           <w:sz w:val="24"/>
           <w:rtl/>
+          <w:lang w:val="he-IL" w:bidi="he-IL"/>
           <w:szCs w:val="24"/>
         </w:rPr>
         <w:t>החוק למניעת הטרדה מינית, התשנ"ח–1998, נועד להגן על כבוד האדם, על חירותו ועל פרטיותו (סעיף 1 לחוק). החלופה הרלוונטית היא סעיף 3(א)(4): אמירות שחוזרות על עצמן ועוסקות במיניותו של אדם, לאחר ש</w:t>
@@ -598,6 +639,7 @@
           <w:b/>
           <w:sz w:val="24"/>
           <w:rtl/>
+          <w:lang w:val="he-IL" w:bidi="he-IL"/>
           <w:szCs w:val="24"/>
           <w:bCs/>
         </w:rPr>
@@ -607,6 +649,7 @@
         <w:rPr>
           <w:sz w:val="24"/>
           <w:rtl/>
+          <w:lang w:val="he-IL" w:bidi="he-IL"/>
           <w:szCs w:val="24"/>
         </w:rPr>
         <w:t xml:space="preserve"> בהן. השיחות התקיימו במשרד, ולכן ב"מסגרת יחסי עבודה". השאלה על נטייתו המינית של אורי אינה "התייחסות מבזה או משפילה" לפי סעיף 3(א)(5), האסורה גם בלי שהמוטרד הביע התנגדות, שכן נשאלה בשיחה הדדית ולא בדרך משפילה. גם סיפוריה של דנה על חייה שלה אינם מופנים כלפי מיניותו של אורי.</w:t>
@@ -622,6 +665,7 @@
         <w:rPr>
           <w:sz w:val="24"/>
           <w:rtl/>
+          <w:lang w:val="he-IL" w:bidi="he-IL"/>
           <w:szCs w:val="24"/>
         </w:rPr>
         <w:t>"הראה" פירושו במילים או בהתנהגות שאין ספק סביר לגבי משמעותה (סעיף 2 לחוק). אורי לא הראה זאת בתחילה: הוא שאל שאלות ושיתף פרטים מחייו, וכשביקש להשאיר את הנושא מחוץ לעבודה, דנה הפסיקה מיד.</w:t>
@@ -637,6 +681,7 @@
         <w:rPr>
           <w:sz w:val="24"/>
           <w:rtl/>
+          <w:lang w:val="he-IL" w:bidi="he-IL"/>
           <w:szCs w:val="24"/>
         </w:rPr>
         <w:t xml:space="preserve">השאלה העיקרית היא </w:t>
@@ -646,6 +691,7 @@
           <w:b/>
           <w:sz w:val="24"/>
           <w:rtl/>
+          <w:lang w:val="he-IL" w:bidi="he-IL"/>
           <w:szCs w:val="24"/>
           <w:bCs/>
         </w:rPr>
@@ -655,6 +701,7 @@
         <w:rPr>
           <w:sz w:val="24"/>
           <w:rtl/>
+          <w:lang w:val="he-IL" w:bidi="he-IL"/>
           <w:szCs w:val="24"/>
         </w:rPr>
         <w:t>. לפי סעיף 3(א)(6)(ג), כאשר ההתייחסויות נעשות תוך ניצול מרות ביחסי עבודה, אין צורך שהמוטרד יראה שאינו מעוניין. ב</w:t>
@@ -664,6 +711,7 @@
           <w:b/>
           <w:sz w:val="24"/>
           <w:rtl/>
+          <w:lang w:val="he-IL" w:bidi="he-IL"/>
           <w:szCs w:val="24"/>
           <w:bCs/>
         </w:rPr>
@@ -673,6 +721,7 @@
         <w:rPr>
           <w:sz w:val="24"/>
           <w:rtl/>
+          <w:lang w:val="he-IL" w:bidi="he-IL"/>
           <w:szCs w:val="24"/>
         </w:rPr>
         <w:t xml:space="preserve"> (עש"ם 2203/05, 21.7.2005) נקבע שיחסי מרות התקיימו אף שהמטריד לא היה הממונה הישיר, ושבקשה עמומה להפסיק, שנבעה מחשש למקום העבודה, אינה שוללת את ההטרדה. לדנה אין סמכות לקבל או לפטר, אך היא משפיעה על שיבוץ וקידום עובדים צעירים כמו אורי. לפי הלכת מדר אלה יחסי מרות, ולכן השתתפותו של אורי בשיחות אינה מעידה בהכרח על הסכמה.</w:t>
@@ -688,6 +737,7 @@
         <w:rPr>
           <w:sz w:val="24"/>
           <w:rtl/>
+          <w:lang w:val="he-IL" w:bidi="he-IL"/>
           <w:szCs w:val="24"/>
         </w:rPr>
         <w:t>עם זאת, גם כשקיימים יחסי מרות נדרשות התייחסויות חוזרות המתמקדות במיניותו של המוטרד, ונדרש שנוצלו יחסי המרות. דנה שאלה את אורי על נטייתו המינית פעם אחת בלבד. לכן יש לבחון שתי אפשרויות. אם לא יוכרו יחסי מרות, אין הטרדה: אורי הראה שאינו מעוניין רק בשלב מאוחר, ומאז לא נאמרה כל התייחסות נוספת. אם יוכרו יחסי מרות, עדיין נדרשות התייחסויות חוזרות למיניותו שלו, ואילו רוב השיחות עסקו במיניותה של דנה, היו הדדיות ולא נקשרו למעמדו בעבודה. בשתי האפשרויות קשה לבסס הטרדה מינית. תחושתה של דנה כי הם "חברים טובים" אינה מכרעת: אילו הוכח ניצול מרות, לא היה צורך שאורי יראה דבר. אין זו גם הטרדה סביבתית, שכן ההתנהגות לא יצרה אווירה כללית במשרד.</w:t>
@@ -704,6 +754,7 @@
           <w:b/>
           <w:sz w:val="24"/>
           <w:rtl/>
+          <w:lang w:val="he-IL" w:bidi="he-IL"/>
           <w:szCs w:val="24"/>
           <w:bCs/>
         </w:rPr>
@@ -720,6 +771,7 @@
         <w:rPr>
           <w:sz w:val="24"/>
           <w:rtl/>
+          <w:lang w:val="he-IL" w:bidi="he-IL"/>
           <w:szCs w:val="24"/>
         </w:rPr>
         <w:t>על המעסיק לפעול באופן סביר כדי למנוע הטרדה מינית, ולטפל בכל מקרה שנודע לו (סעיף 7(א) לחוק). חברת Frame מעסיקה כ-70 עובדים, ולכן עליה גם לפרסם תקנון מותאם ולמנות אחראי לבירור תלונות (סעיף 7(ב) לחוק; תקנות 2(ג), 4, 6(ט) ו-8 לתקנות למניעת הטרדה מינית (חובות מעסיק), התשנ"ח–1998). מעסיק שלא עשה כן אחראי בנזיקין למעשי עובדיו (סעיף 7(ג)).</w:t>
@@ -736,6 +788,7 @@
           <w:b/>
           <w:sz w:val="24"/>
           <w:rtl/>
+          <w:lang w:val="he-IL" w:bidi="he-IL"/>
           <w:szCs w:val="24"/>
           <w:bCs/>
         </w:rPr>
@@ -745,6 +798,7 @@
         <w:rPr>
           <w:sz w:val="24"/>
           <w:rtl/>
+          <w:lang w:val="he-IL" w:bidi="he-IL"/>
           <w:szCs w:val="24"/>
         </w:rPr>
         <w:t xml:space="preserve"> היא כל פגיעה בעובד שנגרמה בשל הטרדה מינית או בשל תלונה עליה (סעיף 3(ב)), והיא אינה מותנית בכך שהמוטרד סירב. החוק מרחיב את המושג לפגיעה לפי סעיף 7 לחוק שוויון ההזדמנויות בעבודה, שלעניינה די בהתייחסות אחת לפי סעיף 3(א)(4) (סעיף 7(ו) לחוק; סעיף 7(א) לחוק שוויון ההזדמנויות בעבודה, התשמ"ח–1988). אם יוכרו יחסי מרות, גם השאלה הבודדת על נטייתו של אורי עשויה להספיק. העברתו חודש אחרי שביקש לסיים את השיחות, והשפעתה של דנה על השיבוץ, מעוררות חשד לקשר כזה. השאלה המכרעת היא מי החליט על ההעברה ומדוע: אם דנה המליצה עליה או השפיעה עליה, מדובר בפגיעה שמקורה בהטרדה; אם ההחלטה התקבלה משיקולים ענייניים של צורכי הפרויקטים, אין התנכלות. אם יוכיח אורי שהייתה הטרדה, יעבור למעסיק הנטל להראות שההעברה לא נבעה ממנה (סעיף 6א לחוק), ובית הדין רשאי לפסוק פיצוי של עד 120,000 ש"ח ללא הוכחת נזק (סעיף 6(ב) לחוק). לצד ההליך האזרחי פתוחים בפני אורי גם הליך משמעתי, תלונה פלילית ותביעה נגד המעסיק.</w:t>
@@ -761,6 +815,7 @@
           <w:b/>
           <w:sz w:val="24"/>
           <w:rtl/>
+          <w:lang w:val="he-IL" w:bidi="he-IL"/>
           <w:szCs w:val="24"/>
           <w:bCs/>
         </w:rPr>
@@ -777,6 +832,7 @@
         <w:rPr>
           <w:sz w:val="24"/>
           <w:rtl/>
+          <w:lang w:val="he-IL" w:bidi="he-IL"/>
           <w:szCs w:val="24"/>
         </w:rPr>
         <w:t xml:space="preserve">לפי </w:t>
@@ -786,6 +842,7 @@
           <w:b/>
           <w:sz w:val="24"/>
           <w:rtl/>
+          <w:lang w:val="he-IL" w:bidi="he-IL"/>
           <w:szCs w:val="24"/>
           <w:bCs/>
         </w:rPr>
@@ -795,6 +852,7 @@
         <w:rPr>
           <w:sz w:val="24"/>
           <w:rtl/>
+          <w:lang w:val="he-IL" w:bidi="he-IL"/>
           <w:szCs w:val="24"/>
         </w:rPr>
         <w:t xml:space="preserve"> מעסיק אינו רשאי לשנות את חוזה העבודה באופן חד-צדדי (בג"ץ 239/83, פ"ד מא(2) 210 (1987)). הפררוגטיבה הניהולית מתירה לו לשנות נהלי עבודה, כמו חובת השתתפות בישיבות, אך שינוי הפוגע במעמד העובד הוא </w:t>
@@ -804,6 +862,7 @@
           <w:b/>
           <w:sz w:val="24"/>
           <w:rtl/>
+          <w:lang w:val="he-IL" w:bidi="he-IL"/>
           <w:szCs w:val="24"/>
           <w:bCs/>
         </w:rPr>
@@ -813,6 +872,7 @@
         <w:rPr>
           <w:sz w:val="24"/>
           <w:rtl/>
+          <w:lang w:val="he-IL" w:bidi="he-IL"/>
           <w:szCs w:val="24"/>
         </w:rPr>
         <w:t>. הוצאתו של אורי מישיבות הקריאטיב לבדה מצויה בתחום הפררוגטיבה, אך העברתו מהפרויקטים המרכזיים לעריכה טכנית, עם פחות אחריות, פגעה במעמדו אף ששכרו לא השתנה. גם הפררוגטיבה כפופה לתום לב, ותזמון ההעברה מעורר ספק בכך. שינוי ב"תיאור עיקרי התפקיד" מחייב הודעה בכתב בתוך 30 יום, ובהיעדרה הנטל עובר למעסיק (סעיפים 2(א)(3), 3 ו-5א לחוק הודעה לעובד ולמועמד לעבודה, התשס"ב–2002).</w:t>
@@ -828,6 +888,7 @@
         <w:rPr>
           <w:sz w:val="24"/>
           <w:rtl/>
+          <w:lang w:val="he-IL" w:bidi="he-IL"/>
           <w:szCs w:val="24"/>
         </w:rPr>
         <w:t xml:space="preserve">לפי סעיף 11(א) לחוק פיצויי פיטורים, התשכ"ג–1963, עובד שהתפטר בשל </w:t>
@@ -837,6 +898,7 @@
           <w:b/>
           <w:sz w:val="24"/>
           <w:rtl/>
+          <w:lang w:val="he-IL" w:bidi="he-IL"/>
           <w:szCs w:val="24"/>
           <w:bCs/>
         </w:rPr>
@@ -846,6 +908,7 @@
         <w:rPr>
           <w:sz w:val="24"/>
           <w:rtl/>
+          <w:lang w:val="he-IL" w:bidi="he-IL"/>
           <w:szCs w:val="24"/>
         </w:rPr>
         <w:t xml:space="preserve"> בתנאי עבודתו, או בשל נסיבות שבהן אי אפשר לצפות ממנו להמשיך לעבוד, ייחשב כמי שפוטר, אך רק לעניין פיצויי הפיטורים. הזכאות עצמה מותנית בשנת עבודה אחת ברציפות אצל אותו מעסיק (סעיף 1(א) לחוק), ותקופת העסקתו של אורי אינה ידועה. אילו הוכרה התפטרותו כפיטורים, היה זכאי לשכר חודש אחד לכל שנת עבודה, ולחלק יחסי בעד חלק משנה (סעיף 12(א) לחוק).</w:t>
@@ -861,6 +924,7 @@
         <w:rPr>
           <w:sz w:val="24"/>
           <w:rtl/>
+          <w:lang w:val="he-IL" w:bidi="he-IL"/>
           <w:szCs w:val="24"/>
         </w:rPr>
         <w:t xml:space="preserve">כדי לממש זכות זו, על העובד לתת למעסיק </w:t>
@@ -870,6 +934,7 @@
           <w:b/>
           <w:sz w:val="24"/>
           <w:rtl/>
+          <w:lang w:val="he-IL" w:bidi="he-IL"/>
           <w:szCs w:val="24"/>
           <w:bCs/>
         </w:rPr>
@@ -879,6 +944,7 @@
         <w:rPr>
           <w:sz w:val="24"/>
           <w:rtl/>
+          <w:lang w:val="he-IL" w:bidi="he-IL"/>
           <w:szCs w:val="24"/>
         </w:rPr>
         <w:t xml:space="preserve"> והזדמנות לתקן, לפעול בתום לב ובלי שיהוי, שכן עיכוב ממושך עלול ללמד שהעובד השלים עם השינוי. בעניין גולן (תב"ע (ארצי) נד/86-3) הכיר בית הדין בהרעת תנאים, אך קבע שעובד שהמשיך לעבוד שמונה חודשים בתנאים החדשים הסכים להם בהתנהגותו.</w:t>
@@ -894,6 +960,7 @@
         <w:rPr>
           <w:sz w:val="24"/>
           <w:rtl/>
+          <w:lang w:val="he-IL" w:bidi="he-IL"/>
           <w:szCs w:val="24"/>
         </w:rPr>
         <w:t>אורי לא מחה ולא התריע, ועבד ארבעה חודשים במתכונת החדשה, בשונה מהעובד בעניין סלמאן, שהועבר לתפקיד אחר ומחה בכתב על הפחתת שכרו לפני שהתפטר (ע"ע (ארצי) 28475-03-20, 7.12.2020, פס' 4-10). שתיקתו מלמדת על השלמה. גם חלופת "הנסיבות האחרות" אינה מסייעת לו: נדרשות נסיבות שלפי אמות מידה אובייקטיביות אין לדרוש מהעובד להישאר בהן, כמו השפלה או פגיעה, ולא די באי־שביעות רצון. השיחות הסתיימו חודשים לפני ההתפטרות.</w:t>
@@ -910,6 +977,7 @@
           <w:b/>
           <w:sz w:val="24"/>
           <w:rtl/>
+          <w:lang w:val="he-IL" w:bidi="he-IL"/>
           <w:szCs w:val="24"/>
           <w:bCs/>
         </w:rPr>
@@ -919,6 +987,7 @@
         <w:rPr>
           <w:sz w:val="24"/>
           <w:rtl/>
+          <w:lang w:val="he-IL" w:bidi="he-IL"/>
           <w:szCs w:val="24"/>
         </w:rPr>
         <w:t>, טענת ההטרדה המינית חלשה, טענת ההתנכלות חזקה יותר, וטענת ההתפטרות בדין מפוטר נכשלת בשל היעדר התראה ושיהוי.</w:t>
@@ -936,6 +1005,7 @@
           <w:b/>
           <w:sz w:val="28"/>
           <w:rtl/>
+          <w:lang w:val="he-IL" w:bidi="he-IL"/>
           <w:szCs w:val="28"/>
           <w:bCs/>
         </w:rPr>
@@ -953,6 +1023,7 @@
           <w:b/>
           <w:sz w:val="24"/>
           <w:rtl/>
+          <w:lang w:val="he-IL" w:bidi="he-IL"/>
           <w:szCs w:val="24"/>
           <w:bCs/>
         </w:rPr>
@@ -969,6 +1040,7 @@
         <w:rPr>
           <w:sz w:val="24"/>
           <w:rtl/>
+          <w:lang w:val="he-IL" w:bidi="he-IL"/>
           <w:szCs w:val="24"/>
         </w:rPr>
         <w:t>חוק הודעה לעובד ולמועמד לעבודה (תנאי עבודה והליכי מיון וקבלה לעבודה), התשס"ב–2002.</w:t>
@@ -984,6 +1056,7 @@
         <w:rPr>
           <w:sz w:val="24"/>
           <w:rtl/>
+          <w:lang w:val="he-IL" w:bidi="he-IL"/>
           <w:szCs w:val="24"/>
         </w:rPr>
         <w:t>חוק הסכמים קיבוציים, התשי"ז–1957.</w:t>
@@ -999,6 +1072,7 @@
         <w:rPr>
           <w:sz w:val="24"/>
           <w:rtl/>
+          <w:lang w:val="he-IL" w:bidi="he-IL"/>
           <w:szCs w:val="24"/>
         </w:rPr>
         <w:t>חוק למניעת הטרדה מינית, התשנ"ח–1998.</w:t>
@@ -1014,6 +1088,7 @@
         <w:rPr>
           <w:sz w:val="24"/>
           <w:rtl/>
+          <w:lang w:val="he-IL" w:bidi="he-IL"/>
           <w:szCs w:val="24"/>
         </w:rPr>
         <w:t>חוק פיצויי פיטורים, התשכ"ג–1963.</w:t>
@@ -1029,6 +1104,7 @@
         <w:rPr>
           <w:sz w:val="24"/>
           <w:rtl/>
+          <w:lang w:val="he-IL" w:bidi="he-IL"/>
           <w:szCs w:val="24"/>
         </w:rPr>
         <w:t>חוק שוויון ההזדמנויות בעבודה, התשמ"ח–1988.</w:t>
@@ -1044,6 +1120,7 @@
         <w:rPr>
           <w:sz w:val="24"/>
           <w:rtl/>
+          <w:lang w:val="he-IL" w:bidi="he-IL"/>
           <w:szCs w:val="24"/>
         </w:rPr>
         <w:t>תקנות למניעת הטרדה מינית (חובות מעסיק), התשנ"ח–1998.</w:t>
@@ -1060,6 +1137,7 @@
           <w:b/>
           <w:sz w:val="24"/>
           <w:rtl/>
+          <w:lang w:val="he-IL" w:bidi="he-IL"/>
           <w:szCs w:val="24"/>
           <w:bCs/>
         </w:rPr>
@@ -1076,6 +1154,7 @@
         <w:rPr>
           <w:sz w:val="24"/>
           <w:rtl/>
+          <w:lang w:val="he-IL" w:bidi="he-IL"/>
           <w:szCs w:val="24"/>
         </w:rPr>
         <w:t>בג"ץ 239/83 מילפלדר נ' בית הדין הארצי לעבודה, פ"ד מא(2) 210 (1987).</w:t>
@@ -1091,6 +1170,7 @@
         <w:rPr>
           <w:sz w:val="24"/>
           <w:rtl/>
+          <w:lang w:val="he-IL" w:bidi="he-IL"/>
           <w:szCs w:val="24"/>
         </w:rPr>
         <w:t>בג"ץ 7029/95 הסתדרות העובדים הכללית החדשה נ' בית הדין הארצי לעבודה, פ"ד נא(2) 63 (1997).</w:t>
@@ -1106,6 +1186,7 @@
         <w:rPr>
           <w:sz w:val="24"/>
           <w:rtl/>
+          <w:lang w:val="he-IL" w:bidi="he-IL"/>
           <w:szCs w:val="24"/>
         </w:rPr>
         <w:t>עס"ק (ארצי) 6298-03-25 הסתדרות העובדים הכללית החדשה – האגף להתאגדות עובדים נ' ארגון עובדי הפיתוח והשיווק בנוקיה ישראל (נבו 10.6.2025).</w:t>
@@ -1121,6 +1202,7 @@
         <w:rPr>
           <w:sz w:val="24"/>
           <w:rtl/>
+          <w:lang w:val="he-IL" w:bidi="he-IL"/>
           <w:szCs w:val="24"/>
         </w:rPr>
         <w:t>עס"ק (ארצי) 25476-09-12 הסתדרות העובדים הכללית החדשה נ' פלאפון תקשורת בע"מ (נבו 2.1.2013).</w:t>
@@ -1136,6 +1218,7 @@
         <w:rPr>
           <w:sz w:val="24"/>
           <w:rtl/>
+          <w:lang w:val="he-IL" w:bidi="he-IL"/>
           <w:szCs w:val="24"/>
         </w:rPr>
         <w:t>עש"ם 2203/05 מדר נ' נציבות שירות המדינה (נבו 21.7.2005).</w:t>
@@ -1151,6 +1234,7 @@
         <w:rPr>
           <w:sz w:val="24"/>
           <w:rtl/>
+          <w:lang w:val="he-IL" w:bidi="he-IL"/>
           <w:szCs w:val="24"/>
         </w:rPr>
         <w:t>תב"ע (ארצי) נד/86-3 יוחנן גולן נ' אי.אל.די. בע"מ.</w:t>
@@ -1166,6 +1250,7 @@
         <w:rPr>
           <w:sz w:val="24"/>
           <w:rtl/>
+          <w:lang w:val="he-IL" w:bidi="he-IL"/>
           <w:szCs w:val="24"/>
         </w:rPr>
         <w:t>ע"ע (ארצי) 28475-03-20 סלמאן נ' אקובג בע"מ (נבו 7.12.2020).</w:t>
@@ -1182,6 +1267,7 @@
           <w:b/>
           <w:sz w:val="24"/>
           <w:rtl/>
+          <w:lang w:val="he-IL" w:bidi="he-IL"/>
           <w:szCs w:val="24"/>
           <w:bCs/>
         </w:rPr>
@@ -1198,6 +1284,7 @@
         <w:rPr>
           <w:sz w:val="24"/>
           <w:rtl/>
+          <w:lang w:val="he-IL" w:bidi="he-IL"/>
           <w:szCs w:val="24"/>
         </w:rPr>
         <w:t>רות בן-ישראל דיני עבודה כרך א 48-32 (2002).</w:t>

--- a/output/עבודה_היבטים_משפטיים_סופי.docx
+++ b/output/עבודה_היבטים_משפטיים_סופי.docx
@@ -154,7 +154,7 @@
           <w:lang w:val="he-IL" w:bidi="he-IL"/>
           <w:szCs w:val="26"/>
         </w:rPr>
-        <w:t>מגיש/ה: ____________________</w:t>
+        <w:t>מגישה: רוני לוי</w:t>
       </w:r>
     </w:p>
     <w:p>

--- a/output/עבודה_היבטים_משפטיים_סופי.docx
+++ b/output/עבודה_היבטים_משפטיים_סופי.docx
@@ -439,7 +439,7 @@
           <w:lang w:val="he-IL" w:bidi="he-IL"/>
           <w:szCs w:val="24"/>
         </w:rPr>
-        <w:t xml:space="preserve"> בנוקיה הוקם ארגון פנימי כחלופה להסתדרות, שהדגיש "שמירה על החוזה האישי של כל עובד". בית הדין הארצי קבע כי העמידה במבחני עניין עמית נבחנת במועד הכרזת היציגות, וכי אין להקל בהם גם לארגון חדש, ובוודאי לא במבחן המטרה (עס"ק (ארצי) 6298-03-25, 10.6.2025, פס' 6, 41 ו-44). נפסק שמטרתו העיקרית של ארגון עובדים חייבת להיות משא ומתן קיבוצי לשיפור תנאי העבודה, ושהמודל הקיבוצי שבבסיס החוק אינו נסוג מפני התרחבות החוזים האישיים (שם, פס' 50-51). עוד נקבע כי אותנטיות היא תנאי הכרחי אך אינה תנאי מספיק, ו"התארגנות אותנטית של שני שלישים מעובדי המפעל בארגון שכל תכליתה התנגדות ליחסי עבודה קיבוציים אינה יכולה להפוך את אותה התארגנות לארגון עובדים" (פס' 47). בית הדין הדגיש גם את הטעם לכך: ארגון יציג מקבל כוח לחייב אף עובדים שאינם חברים בו, ולכן רק גוף הכשיר למלא תפקיד זה יוכר (פס' 43). הדמיון לענייננו בולט. בין מטרות הארגון בנוקיה נמנו "שימור קיום האתר בישראל" ו"פעולה בדרכי הידברות וגישור" עם ההנהלה (פס' 9), ואלה כמעט זהות למטרות ב' ו-ג' של הקבוצה. מאחר שהעמידה במבחנים נבחנת במועד ההכרזה, אין בתיקון מאוחר של התקנון כדי להכשיר את הקבוצה, ואין נפקות לכך שעובדים רבים הצטרפו אליה. יתרה מזו, בנוקיה נקבע שהחברה לא תמכה בארגון הפנימי (פס' 18), ואילו כאן המנכ"ל בירך על הקמת הקבוצה ופעל נגד ההסתדרות, כך שגם מבחן העצמאות מהמעסיק אינו מתקיים.</w:t>
+        <w:t xml:space="preserve"> בנוקיה הוקם ארגון פנימי כחלופה להסתדרות, שהדגיש "שמירה על החוזה האישי של כל עובד". בית הדין הארצי קבע כי העמידה במבחני עניין עמית נבחנת במועד הכרזת היציגות, וכי אין להקל בהם גם לארגון חדש, ובוודאי לא במבחן המטרה (עס"ק (ארצי) 6298-03-25, 10.6.2025, פס' 6, 41 ו-44). נפסק שמטרתו העיקרית של ארגון עובדים חייבת להיות משא ומתן קיבוצי לשיפור תנאי העבודה, ושהמודל הקיבוצי שבבסיס החוק אינו נסוג מפני התרחבות החוזים האישיים (שם, פס' 50-51). עוד נקבע כי אותנטיות היא תנאי הכרחי אך אינה תנאי מספיק, ו"התארגנות אותנטית של שני שלישים מעובדי המפעל בארגון שכל תכליתה התנגדות ליחסי עבודה קיבוציים אינה יכולה להפוך את אותה התארגנות לארגון עובדים" (פס' 47). בית הדין הדגיש גם את הטעם לכך: ארגון יציג מקבל כוח לחייב אף עובדים שאינם חברים בו, ולכן רק גוף הכשיר למלא תפקיד זה יוכר (פס' 43). הדמיון לענייננו בולט. בין מטרות הארגון בנוקיה נמנו "קידום רווחת כלל עובדי החברה", "שימור קיום האתר בישראל" ו"פעולה בדרכי הידברות וגישור" עם ההנהלה (פס' 9). שלוש המטרות הראשונות של הקבוצה, קידום רווחת העובדים, יציבות החברה והמשך פעילותה בישראל, ויצירת ערוץ הידברות עם ההנהלה, הן כמעט העתק שלהן. בנוקיה, כמו כאן, הוקנו לוועד בתקנון סמכויות לאשר הסכמים קיבוציים ולהכריז על סכסוך עבודה, ובכל זאת נקבע שהגוף אינו ארגון עובדים. מכאן שסמכויות פורמליות אינן מרפאות מטרה שאינה קיבוצית, ובית הדין הדגיש כי המבחנים נבחנים באופן ענייני ולפי המהות (פס' 48-49). מאחר שהעמידה במבחנים נבחנת במועד ההכרזה, אין בתיקון מאוחר של התקנון כדי להכשיר את הקבוצה, ואין נפקות לכך שעובדים רבים הצטרפו אליה. יתרה מזו, בנוקיה נקבע שהחברה לא תמכה בארגון הפנימי (פס' 18), ואילו כאן המנכ"ל בירך על הקמת הקבוצה ופעל נגד ההסתדרות, כך שגם מבחן העצמאות מהמעסיק אינו מתקיים.</w:t>
       </w:r>
     </w:p>
     <w:p>
@@ -455,7 +455,7 @@
           <w:lang w:val="he-IL" w:bidi="he-IL"/>
           <w:szCs w:val="24"/>
         </w:rPr>
-        <w:t>אין בכך כדי לפגוע בחופש מהתארגנות. עובד רשאי שלא להצטרף להסתדרות, וסעיף 33י(א)(3) מגן עליו מפני פגיעה בשל כך. חברי הקבוצה אינם נספרים לצורך היציגות, והודעתה כי היא הארגון היציג חסרת נפקות. חובת המעסיק לנהל משא ומתן בהתארגנות ראשונית חלה רק כלפי ארגון יציג לפי סעיף 3 (סעיף 33ח1), ואם ההסתדרות תהיה יציגה, עמה יהיה על ההנהלה לנהל משא ומתן. החברה תהפוך אז ל"מפעל מאורגן", וההוראות האישיות שבהסכם הקיבוצי יחולו על כל העובדים מהסוגים הכלולים בו, גם על מי שאינם חברים בהסתדרות (סעיפים 15(3) ו-19 לחוק).</w:t>
+        <w:t>אין בכך כדי לפגוע בחופש מהתארגנות. עובד רשאי שלא להצטרף להסתדרות, וסעיף 33י(א)(3) מגן עליו מפני פגיעה בשל כך. חברי הקבוצה אינם נספרים לצורך היציגות, והודעתה כי היא הארגון היציג חסרת נפקות. ההסתדרות תהיה יציגה אם חבריה יהיו לפחות שליש מכלל העובדים שההסכם יחול עליהם, ובלבד שזו הקבוצה המאורגנת הגדולה ביותר (סעיף 3 לחוק). כך היה בנוקיה, שבה ההסתדרות הוכרה כיציגה אף שהחברה כבר הכירה בארגון הפנימי, ולכן על ההנהלה להפסיק לנהל משא ומתן עם הקבוצה. חובת המעסיק לנהל משא ומתן בהתארגנות ראשונית חלה רק כלפי ארגון יציג לפי סעיף 3 (סעיף 33ח1), ואם ההסתדרות תהיה יציגה, עמה יהיה על ההנהלה לנהל משא ומתן. מכאן גם שאם תחתום ההנהלה על הסכם עם הקבוצה, לא יהיה זה הסכם קיבוצי, שכן לפי סעיף 1 לחוק צד להסכם קיבוצי חייב להיות ארגון עובדים, ולפי סעיף 2(1) הסכם מיוחד נחתם רק עם הארגון היציג. החברה תהפוך אז ל"מפעל מאורגן", וההוראות האישיות שבהסכם הקיבוצי יחולו על כל העובדים מהסוגים הכלולים בו, גם על מי שאינם חברים בהסתדרות (סעיפים 15(3) ו-19 לחוק).</w:t>
       </w:r>
     </w:p>
     <w:p>
@@ -529,7 +529,7 @@
           <w:lang w:val="he-IL" w:bidi="he-IL"/>
           <w:szCs w:val="24"/>
         </w:rPr>
-        <w:t xml:space="preserve"> לבין שלב שבו כבר קיים ארגון יציג. בשלב הראשון גובר חופש ההתארגנות: המעסיק אינו רשאי להביע עמדה על ההתארגנות בשום ערוץ, לרבות בשיחות אישיות ובדואר אלקטרוני, וגם הצבעה על חסרונותיה לעובדים או לחברה, נכונה ככל שתהיה, אסורה. ההתארגנות ב-NeuroTech נמצאת בשלב הפורץ, ולכן שלוש פעולות ההנהלה אסורות.</w:t>
+        <w:t xml:space="preserve"> לבין שלב שבו כבר קיים ארגון יציג. רק לאחר שקם ארגון יציג מתרחב חופש הביטוי של המעסיק, ואף אז במגבלות. בשלב הראשון גובר חופש ההתארגנות: המעסיק אינו רשאי להביע עמדה על ההתארגנות בשום ערוץ, לרבות בשיחות אישיות ובדואר אלקטרוני, וגם הצבעה על חסרונותיה לעובדים או לחברה, נכונה ככל שתהיה, אסורה. ההתארגנות ב-NeuroTech נמצאת בשלב הפורץ: ההסתדרות טרם הוכרה כיציגה, והעובדים עדיין מחליטים אם להצטרף אליה. לכן שלוש פעולות ההנהלה אסורות. בנוסף, אסור להנהלה למנוע מנציגי ההסתדרות להיכנס למקום העבודה לשם קידום ההתארגנות, בכפוף לצורכי העבודה (סעיף 33ט לחוק).</w:t>
       </w:r>
     </w:p>
     <w:p>
@@ -545,7 +545,7 @@
           <w:lang w:val="he-IL" w:bidi="he-IL"/>
           <w:szCs w:val="24"/>
         </w:rPr>
-        <w:t>הודעת הדואר האלקטרוני מציגה את ההסתדרות כגורם "חיצוני" שעלול לשנות את התרבות הארגונית וקוראת לעובדים "לשקול היטב". זו הצגת חסרונות ההתארגנות בתכתובת אלקטרונית, כמו ההודעה שנפסלה בעניין פלאפון, אף שהנוסח מתון יותר. הרמז שההסתדרות תפגע ב"תנאי העבודה האישיים" דומה לאזהרה שם מפני נזק לחברה ולעובדים, ובית הדין קבע כי אזהרה כזו אסורה גם כשיש בה אמת. הנחיית מנהלי הצוותים לשוחח עם עובדיהם על "יתרונות המודל האישי" היא מפגש אישי שנאסר במפורש. חומרתה רבה, שכן המנהלים משפיעים על הבונוסים והקידום, וכל שיחה כזו עלולה להיתפס כאיום. אם יתברר שמנהלים קשרו בין הבונוסים או הקידום לבין ההצטרפות להסתדרות, תהיה זו גם הפרה של סעיף 33י(א), שבשלה רשאי בית הדין לפסוק פיצויים לדוגמה של עד 50,000 ש"ח, ובנסיבות חמורות עד 200,000 ש"ח (סעיף 33יא(ב)). הפגישה עם הקבוצה ודברי השבח כלפיה מעבירים בעקיפין את אותו מסר. בעניין פלאפון ניתנו צווים שאסרו על החברה להציג את עמדתה בכל ערוץ ולעקוב אחר העובדים המתארגנים, וצווים דומים מתבקשים גם כאן.</w:t>
+        <w:t>הודעת הדואר האלקטרוני מציגה את ההסתדרות כגורם "חיצוני" שעלול לשנות את התרבות הארגונית וקוראת לעובדים "לשקול היטב". ההודעה אף מטעה: היא רומזת שהצטרפות להסתדרות תשלול מהעובדים את המשא ומתן האישי על שכרם, בעוד שלפי סעיף 22 לחוק תנאי אישי שמיטיב עם העובד ממשיך לחול גם לצד הסכם קיבוצי. זו הצגת חסרונות ההתארגנות בתכתובת אלקטרונית, כמו ההודעה שנפסלה בעניין פלאפון, אף שהנוסח מתון יותר. הרמז שההסתדרות תפגע ב"תנאי העבודה האישיים" דומה לאזהרה שם מפני נזק לחברה ולעובדים, ובית הדין קבע כי אזהרה כזו אסורה גם כשיש בה אמת. הנחיית מנהלי הצוותים לשוחח עם עובדיהם על "יתרונות המודל האישי" היא מפגש אישי שנאסר במפורש. שיחות כאלה נערכות ביחידות, בלי נוכחות נציג ההסתדרות, ובדיוק בהן פער הכוחות בין המעסיק לעובד הוא הגדול ביותר. חומרתה רבה, שכן המנהלים משפיעים על הבונוסים והקידום, וכל שיחה כזו עלולה להיתפס כאיום. אם יתברר שמנהלים קשרו בין הבונוסים או הקידום לבין ההצטרפות להסתדרות, תהיה זו גם הפרה של סעיף 33י(א), שבשלה רשאי בית הדין לפסוק פיצויים לדוגמה של עד 50,000 ש"ח, ובנסיבות חמורות עד 200,000 ש"ח (סעיף 33יא(ב)). הפגישה עם הקבוצה ודברי השבח כלפיה מעבירים בעקיפין את אותו מסר. בעניין פלאפון ניתנו צווים שאסרו על החברה להציג את עמדתה בכל ערוץ ולעקוב אחר העובדים המתארגנים, וצווים דומים מתבקשים גם כאן.</w:t>
       </w:r>
     </w:p>
     <w:p>
@@ -579,7 +579,7 @@
           <w:lang w:val="he-IL" w:bidi="he-IL"/>
           <w:szCs w:val="24"/>
         </w:rPr>
-        <w:t>טענות ההסתדרות מוצדקות: הקבוצה אינה ארגון עובדים, כפי שנפסק בעניין נוקיה, ופעולות ההנהלה הפרו את הלכת פלאפון.</w:t>
+        <w:t>טענות ההסתדרות מוצדקות. הקבוצה אינה ארגון עובדים, משום שמטרותיה אינן קיבוציות ומשום שאינה עצמאית מהמעסיק, כפי שנפסק בנסיבות כמעט זהות בעניין נוקיה. פעולות ההנהלה הפרו את הלכת פלאפון, ובית הדין מוסמך להורות לה לחדול מהן ולנהל משא ומתן עם ההסתדרות אם תוכח יציגותה.</w:t>
       </w:r>
     </w:p>
     <w:p>
@@ -668,7 +668,7 @@
           <w:lang w:val="he-IL" w:bidi="he-IL"/>
           <w:szCs w:val="24"/>
         </w:rPr>
-        <w:t>"הראה" פירושו במילים או בהתנהגות שאין ספק סביר לגבי משמעותה (סעיף 2 לחוק). אורי לא הראה זאת בתחילה: הוא שאל שאלות ושיתף פרטים מחייו, וכשביקש להשאיר את הנושא מחוץ לעבודה, דנה הפסיקה מיד.</w:t>
+        <w:t>"הראה" פירושו במילים או בהתנהגות שאין ספק סביר לגבי משמעותה (סעיף 2 לחוק). אורי לא הראה זאת בתחילה: הוא שאל שאלות ושיתף פרטים מחייו. רק כשאמר שהוא מעדיף "להשאיר את הדברים האלה מחוץ לעבודה" הבהיר לראשונה, באופן שאינו מותיר ספק, שאינו מעוניין, ודנה הפסיקה מיד. מכאן שלא היו התייחסויות חוזרות לאחר שהביע את עמדתו.</w:t>
       </w:r>
     </w:p>
     <w:p>
@@ -724,7 +724,7 @@
           <w:lang w:val="he-IL" w:bidi="he-IL"/>
           <w:szCs w:val="24"/>
         </w:rPr>
-        <w:t xml:space="preserve"> (עש"ם 2203/05, 21.7.2005) נקבע שיחסי מרות התקיימו אף שהמטריד לא היה הממונה הישיר, ושבקשה עמומה להפסיק, שנבעה מחשש למקום העבודה, אינה שוללת את ההטרדה. לדנה אין סמכות לקבל או לפטר, אך היא משפיעה על שיבוץ וקידום עובדים צעירים כמו אורי. לפי הלכת מדר אלה יחסי מרות, ולכן השתתפותו של אורי בשיחות אינה מעידה בהכרח על הסכמה.</w:t>
+        <w:t xml:space="preserve"> (עש"ם 2203/05, 21.7.2005) נקבע שיחסי מרות התקיימו אף שהמטריד לא היה הממונה הישיר, ושבקשה עמומה להפסיק, שנבעה מחשש למקום העבודה, אינה שוללת את ההטרדה. עם זאת, שם העיר המטריד שוב ושוב על מראה המוטרדת, על לבושה ועל הבושם שלה, כלומר על מיניותה שלה, ואילו דנה סיפרה בעיקר על חייה שלה. לדנה אין סמכות לקבל או לפטר, אך היא משפיעה על שיבוץ וקידום עובדים צעירים כמו אורי. לפי הלכת מדר אלה יחסי מרות, ולכן השתתפותו של אורי בשיחות אינה מעידה בהכרח על הסכמה.</w:t>
       </w:r>
     </w:p>
     <w:p>
@@ -774,7 +774,7 @@
           <w:lang w:val="he-IL" w:bidi="he-IL"/>
           <w:szCs w:val="24"/>
         </w:rPr>
-        <w:t>על המעסיק לפעול באופן סביר כדי למנוע הטרדה מינית, ולטפל בכל מקרה שנודע לו (סעיף 7(א) לחוק). חברת Frame מעסיקה כ-70 עובדים, ולכן עליה גם לפרסם תקנון מותאם ולמנות אחראי לבירור תלונות (סעיף 7(ב) לחוק; תקנות 2(ג), 4, 6(ט) ו-8 לתקנות למניעת הטרדה מינית (חובות מעסיק), התשנ"ח–1998). מעסיק שלא עשה כן אחראי בנזיקין למעשי עובדיו (סעיף 7(ג)).</w:t>
+        <w:t>על המעסיק לפעול באופן סביר כדי למנוע הטרדה מינית, ולטפל בכל מקרה שנודע לו (סעיף 7(א) לחוק). חברת Frame מעסיקה כ-70 עובדים, ולכן עליה גם לפרסם תקנון מותאם ולמנות אחראי לבירור תלונות (סעיף 7(ב) לחוק; תקנות 2(ג), 4, 6(ט) ו-8 לתקנות למניעת הטרדה מינית (חובות מעסיק), התשנ"ח–1998). מעסיק שלא עשה כן אחראי בנזיקין למעשי עובדיו (סעיף 7(ג)). אורי לא התלונן, אך אם נודע לממונים על השיחות, היה על החברה להעביר את המקרה לבירור האחראי גם בלי תלונה (תקנה 6(ט)). אם לא היה בחברה תקנון או אחראי, תוכל אחריותה להתבסס על כך בלבד, בלי קשר לשאלה אם דנה עצמה הטרידה.</w:t>
       </w:r>
     </w:p>
     <w:p>
@@ -801,7 +801,7 @@
           <w:lang w:val="he-IL" w:bidi="he-IL"/>
           <w:szCs w:val="24"/>
         </w:rPr>
-        <w:t xml:space="preserve"> היא כל פגיעה בעובד שנגרמה בשל הטרדה מינית או בשל תלונה עליה (סעיף 3(ב)), והיא אינה מותנית בכך שהמוטרד סירב. החוק מרחיב את המושג לפגיעה לפי סעיף 7 לחוק שוויון ההזדמנויות בעבודה, שלעניינה די בהתייחסות אחת לפי סעיף 3(א)(4) (סעיף 7(ו) לחוק; סעיף 7(א) לחוק שוויון ההזדמנויות בעבודה, התשמ"ח–1988). אם יוכרו יחסי מרות, גם השאלה הבודדת על נטייתו של אורי עשויה להספיק. העברתו חודש אחרי שביקש לסיים את השיחות, והשפעתה של דנה על השיבוץ, מעוררות חשד לקשר כזה. השאלה המכרעת היא מי החליט על ההעברה ומדוע: אם דנה המליצה עליה או השפיעה עליה, מדובר בפגיעה שמקורה בהטרדה; אם ההחלטה התקבלה משיקולים ענייניים של צורכי הפרויקטים, אין התנכלות. אם יוכיח אורי שהייתה הטרדה, יעבור למעסיק הנטל להראות שההעברה לא נבעה ממנה (סעיף 6א לחוק), ובית הדין רשאי לפסוק פיצוי של עד 120,000 ש"ח ללא הוכחת נזק (סעיף 6(ב) לחוק). לצד ההליך האזרחי פתוחים בפני אורי גם הליך משמעתי, תלונה פלילית ותביעה נגד המעסיק.</w:t>
+        <w:t xml:space="preserve"> היא כל פגיעה בעובד שנגרמה בשל הטרדה מינית או בשל תלונה עליה (סעיף 3(ב)), והיא אינה מותנית בכך שהמוטרד סירב. החוק מרחיב את המושג לפגיעה לפי סעיף 7 לחוק שוויון ההזדמנויות בעבודה, שלעניינה די בהתייחסות אחת לפי סעיף 3(א)(4) (סעיף 7(ו) לחוק; סעיף 7(א) לחוק שוויון ההזדמנויות בעבודה, התשמ"ח–1988). אם יוכרו יחסי מרות, גם השאלה הבודדת על נטייתו של אורי עשויה להספיק. העברתו חודש אחרי שביקש לסיים את השיחות, והשפעתה של דנה על השיבוץ, מעוררות חשד לקשר כזה. השאלה המכרעת היא מי החליט על ההעברה ומדוע: אם דנה המליצה עליה או השפיעה עליה, מדובר בפגיעה שמקורה בהטרדה; אם ההחלטה התקבלה משיקולים ענייניים של צורכי הפרויקטים, אין התנכלות. אם יוכיח אורי שהייתה הטרדה, יעבור למעסיק הנטל להראות שההעברה לא נבעה ממנה (סעיף 6א לחוק), ובית הדין רשאי לפסוק פיצוי של עד 120,000 ש"ח ללא הוכחת נזק (סעיף 6(ב) לחוק). לצד ההליך האזרחי פתוחים בפני אורי גם הליך משמעתי, תלונה פלילית ותביעה נגד המעסיק. אם תוכח הטרדה, תישא דנה עצמה באחריות אישית, הן בנזיקין והן בפלילים (סעיפים 5 ו-6 לחוק). ואם יימצא שאין בהתנהגותה הטרדה, עדיין רשאית החברה להורות לה על כללי התנהגות ראויים במקום העבודה (תקנה 7(א)(1)).</w:t>
       </w:r>
     </w:p>
     <w:p>
@@ -875,7 +875,7 @@
           <w:lang w:val="he-IL" w:bidi="he-IL"/>
           <w:szCs w:val="24"/>
         </w:rPr>
-        <w:t>. הוצאתו של אורי מישיבות הקריאטיב לבדה מצויה בתחום הפררוגטיבה, אך העברתו מהפרויקטים המרכזיים לעריכה טכנית, עם פחות אחריות, פגעה במעמדו אף ששכרו לא השתנה. גם הפררוגטיבה כפופה לתום לב, ותזמון ההעברה מעורר ספק בכך. שינוי ב"תיאור עיקרי התפקיד" מחייב הודעה בכתב בתוך 30 יום, ובהיעדרה הנטל עובר למעסיק (סעיפים 2(א)(3), 3 ו-5א לחוק הודעה לעובד ולמועמד לעבודה, התשס"ב–2002).</w:t>
+        <w:t>. הוצאתו של אורי מישיבות הקריאטיב לבדה מצויה בתחום הפררוגטיבה, אך העברתו מהפרויקטים המרכזיים לעריכה טכנית, עם פחות אחריות, פגעה במעמדו אף ששכרו לא השתנה. גם הפררוגטיבה כפופה לתום לב, ותזמון ההעברה מעורר ספק בכך. אם ההעברה נעשתה בשל סיום השיחות או בהשפעת דנה, היא חורגת מהפררוגטיבה ומהווה גם התנכלות; אם נעשתה מטעמים מקצועיים של צורכי הפרויקטים, היא מצויה בתחומה. שינוי ב"תיאור עיקרי התפקיד" מחייב הודעה בכתב בתוך 30 יום, ובהיעדרה הנטל עובר למעסיק (סעיפים 2(א)(3), 3 ו-5א לחוק הודעה לעובד ולמועמד לעבודה, התשס"ב–2002).</w:t>
       </w:r>
     </w:p>
     <w:p>
@@ -963,7 +963,7 @@
           <w:lang w:val="he-IL" w:bidi="he-IL"/>
           <w:szCs w:val="24"/>
         </w:rPr>
-        <w:t>אורי לא מחה ולא התריע, ועבד ארבעה חודשים במתכונת החדשה, בשונה מהעובד בעניין סלמאן, שהועבר לתפקיד אחר ומחה בכתב על הפחתת שכרו לפני שהתפטר (ע"ע (ארצי) 28475-03-20, 7.12.2020, פס' 4-10). שתיקתו מלמדת על השלמה. גם חלופת "הנסיבות האחרות" אינה מסייעת לו: נדרשות נסיבות שלפי אמות מידה אובייקטיביות אין לדרוש מהעובד להישאר בהן, כמו השפלה או פגיעה, ולא די באי־שביעות רצון. השיחות הסתיימו חודשים לפני ההתפטרות.</w:t>
+        <w:t>אורי לא מחה ולא התריע, ועבד ארבעה חודשים במתכונת החדשה, בשונה מהעובד בעניין סלמאן, שהועבר לתפקיד אחר ומחה בכתב על הפחתת שכרו לפני שהתפטר (ע"ע (ארצי) 28475-03-20, 7.12.2020, פס' 4-10). שתיקתו מלמדת על השלמה. יתרה מכך, בעניין סלמאן נפגע שכרו של העובד, ואילו שכרו והיקף משרתו של אורי לא השתנו, כך שהפגיעה בו מצומצמת יותר ומתמקדת במעמדו בלבד. גם חלופת "הנסיבות האחרות" אינה מסייעת לו: נדרשות נסיבות שלפי אמות מידה אובייקטיביות אין לדרוש מהעובד להישאר בהן, כמו השפלה או פגיעה, ולא די באי־שביעות רצון. השיחות הסתיימו חודשים לפני ההתפטרות. זאת ועוד, נדרש קשר סיבתי בין ההרעה לבין ההתפטרות, ואורי התפטר ארבעה חודשים אחרי ההעברה, בלי שהוכח מה הביא אותו להחליט דווקא אז. גם הזכות להתפטר בדין מפוטר כפופה לחובת תום הלב, ולכן טענה שמועלית לראשונה אחרי ההתפטרות, כשהמעסיק לא קיבל הזדמנות לתקן, תתקבל בקושי.</w:t>
       </w:r>
     </w:p>
     <w:p>
@@ -990,7 +990,7 @@
           <w:lang w:val="he-IL" w:bidi="he-IL"/>
           <w:szCs w:val="24"/>
         </w:rPr>
-        <w:t>, טענת ההטרדה המינית חלשה, טענת ההתנכלות חזקה יותר, וטענת ההתפטרות בדין מפוטר נכשלת בשל היעדר התראה ושיהוי.</w:t>
+        <w:t>, טענת ההטרדה המינית חלשה, שכן גם אם יוכרו יחסי מרות לא הוכחו התייחסויות חוזרות למיניותו של אורי. טענת ההתנכלות חזקה יותר, והיא תלויה בשאלה מי החליט על ההעברה ומדוע. טענת ההתפטרות בדין מפוטר נכשלת בשל היעדר התראה, השיהוי והקושי להוכיח קשר סיבתי. מנגד, החברה עצמה חשופה לטענות אם לא מילאה את חובותיה לפי סעיף 7 לחוק.</w:t>
       </w:r>
     </w:p>
     <w:p>
